--- a/Đề cương ôn thi lớp 7/Lịch Sử Địa Lý.docx
+++ b/Đề cương ôn thi lớp 7/Lịch Sử Địa Lý.docx
@@ -1,89 +1,7 @@
 
 <file path=word/document.xml><?xml version="1.0" encoding="utf-8"?>
-<w:document xmlns:wpc="http://schemas.microsoft.com/office/word/2010/wordprocessingCanvas" xmlns:cx="http://schemas.microsoft.com/office/drawing/2014/chartex" xmlns:cx1="http://schemas.microsoft.com/office/drawing/2015/9/8/chartex" xmlns:cx2="http://schemas.microsoft.com/office/drawing/2015/10/21/chartex" xmlns:cx3="http://schemas.microsoft.com/office/drawing/2016/5/9/chartex" xmlns:cx4="http://schemas.microsoft.com/office/drawing/2016/5/10/chartex" xmlns:cx5="http://schemas.microsoft.com/office/drawing/2016/5/11/chartex" xmlns:cx6="http://schemas.microsoft.com/office/drawing/2016/5/12/chartex" xmlns:cx7="http://schemas.microsoft.com/office/drawing/2016/5/13/chartex" xmlns:cx8="http://schemas.microsoft.com/office/drawing/2016/5/14/chartex" xmlns:mc="http://schemas.openxmlformats.org/markup-compatibility/2006" xmlns:aink="http://schemas.microsoft.com/office/drawing/2016/ink" xmlns:am3d="http://schemas.microsoft.com/office/drawing/2017/model3d" xmlns:o="urn:schemas-microsoft-com:office:office" xmlns:r="http://schemas.openxmlformats.org/officeDocument/2006/relationships" xmlns:m="http://schemas.openxmlformats.org/officeDocument/2006/math" xmlns:v="urn:schemas-microsoft-com:vml" xmlns:wp14="http://schemas.microsoft.com/office/word/2010/wordprocessingDrawing" xmlns:wp="http://schemas.openxmlformats.org/drawingml/2006/wordprocessingDrawing" xmlns:w10="urn:schemas-microsoft-com:office:word" xmlns:w="http://schemas.openxmlformats.org/wordprocessingml/2006/main" xmlns:w14="http://schemas.microsoft.com/office/word/2010/wordml" xmlns:w15="http://schemas.microsoft.com/office/word/2012/wordml" xmlns:w16cex="http://schemas.microsoft.com/office/word/2018/wordml/cex" xmlns:w16cid="http://schemas.microsoft.com/office/word/2016/wordml/cid" xmlns:w16="http://schemas.microsoft.com/office/word/2018/wordml" xmlns:w16sdtdh="http://schemas.microsoft.com/office/word/2020/wordml/sdtdatahash" xmlns:w16se="http://schemas.microsoft.com/office/word/2015/wordml/symex" xmlns:wpg="http://schemas.microsoft.com/office/word/2010/wordprocessingGroup" xmlns:wpi="http://schemas.microsoft.com/office/word/2010/wordprocessingInk" xmlns:wne="http://schemas.microsoft.com/office/word/2006/wordml" xmlns:wps="http://schemas.microsoft.com/office/word/2010/wordprocessingShape" mc:Ignorable="w14 w15 w16se w16cid w16 w16cex w16sdtdh wp14">
+<w:document xmlns:wpc="http://schemas.microsoft.com/office/word/2010/wordprocessingCanvas" xmlns:cx="http://schemas.microsoft.com/office/drawing/2014/chartex" xmlns:mc="http://schemas.openxmlformats.org/markup-compatibility/2006" xmlns:o="urn:schemas-microsoft-com:office:office" xmlns:r="http://schemas.openxmlformats.org/officeDocument/2006/relationships" xmlns:m="http://schemas.openxmlformats.org/officeDocument/2006/math" xmlns:v="urn:schemas-microsoft-com:vml" xmlns:wp14="http://schemas.microsoft.com/office/word/2010/wordprocessingDrawing" xmlns:wp="http://schemas.openxmlformats.org/drawingml/2006/wordprocessingDrawing" xmlns:w10="urn:schemas-microsoft-com:office:word" xmlns:w="http://schemas.openxmlformats.org/wordprocessingml/2006/main" xmlns:w14="http://schemas.microsoft.com/office/word/2010/wordml" xmlns:w15="http://schemas.microsoft.com/office/word/2012/wordml" xmlns:w16se="http://schemas.microsoft.com/office/word/2015/wordml/symex" xmlns:wpg="http://schemas.microsoft.com/office/word/2010/wordprocessingGroup" xmlns:wpi="http://schemas.microsoft.com/office/word/2010/wordprocessingInk" xmlns:wne="http://schemas.microsoft.com/office/word/2006/wordml" xmlns:wps="http://schemas.microsoft.com/office/word/2010/wordprocessingShape" mc:Ignorable="w14 w15 w16se wp14">
   <w:body>
-    <w:p>
-      <w:pPr>
-        <w:pStyle w:val="Heading1"/>
-        <w:spacing w:before="68"/>
-        <w:ind w:left="1598" w:right="1509"/>
-        <w:rPr>
-          <w:lang w:val="en-US"/>
-        </w:rPr>
-      </w:pPr>
-      <w:r>
-        <w:rPr>
-          <w:lang w:val="en-US"/>
-        </w:rPr>
-        <w:t xml:space="preserve"> TRƯỜNG THCS LÊ QUÝ ĐÔN</w:t>
-      </w:r>
-    </w:p>
-    <w:p>
-      <w:pPr>
-        <w:pStyle w:val="Heading1"/>
-        <w:spacing w:before="68"/>
-        <w:ind w:left="1598" w:right="1509"/>
-        <w:jc w:val="center"/>
-      </w:pPr>
-      <w:r>
-        <w:t xml:space="preserve">ĐỀ CƯƠNG ÔN TẬP KIỂM TRA CUỐI KỲ </w:t>
-      </w:r>
-      <w:r>
-        <w:rPr>
-          <w:lang w:val="en-US"/>
-        </w:rPr>
-        <w:t>II</w:t>
-      </w:r>
-      <w:r>
-        <w:t xml:space="preserve"> MÔN LỊCH SỬ - ĐỊA LÍ 7</w:t>
-      </w:r>
-    </w:p>
-    <w:p>
-      <w:pPr>
-        <w:ind w:left="1598" w:right="1509"/>
-        <w:jc w:val="center"/>
-        <w:rPr>
-          <w:i/>
-          <w:sz w:val="26"/>
-          <w:szCs w:val="26"/>
-          <w:lang w:val="en-US"/>
-        </w:rPr>
-      </w:pPr>
-      <w:r>
-        <w:rPr>
-          <w:i/>
-          <w:sz w:val="26"/>
-          <w:szCs w:val="26"/>
-        </w:rPr>
-        <w:t>Năm học: 202</w:t>
-      </w:r>
-      <w:r>
-        <w:rPr>
-          <w:i/>
-          <w:sz w:val="26"/>
-          <w:szCs w:val="26"/>
-          <w:lang w:val="en-US"/>
-        </w:rPr>
-        <w:t>5</w:t>
-      </w:r>
-      <w:r>
-        <w:rPr>
-          <w:i/>
-          <w:sz w:val="26"/>
-          <w:szCs w:val="26"/>
-        </w:rPr>
-        <w:t xml:space="preserve"> – 202</w:t>
-      </w:r>
-      <w:r>
-        <w:rPr>
-          <w:i/>
-          <w:sz w:val="26"/>
-          <w:szCs w:val="26"/>
-          <w:lang w:val="en-US"/>
-        </w:rPr>
-        <w:t>6</w:t>
-      </w:r>
-    </w:p>
     <w:p>
       <w:pPr>
         <w:pStyle w:val="BodyText"/>
@@ -93,1607 +11,6 @@
           <w:i/>
         </w:rPr>
       </w:pPr>
-    </w:p>
-    <w:p>
-      <w:pPr>
-        <w:pStyle w:val="Heading1"/>
-        <w:numPr>
-          <w:ilvl w:val="0"/>
-          <w:numId w:val="23"/>
-        </w:numPr>
-        <w:tabs>
-          <w:tab w:val="left" w:pos="524"/>
-        </w:tabs>
-        <w:ind w:hanging="318"/>
-      </w:pPr>
-      <w:r>
-        <w:t>LÝ</w:t>
-      </w:r>
-      <w:r>
-        <w:rPr>
-          <w:spacing w:val="-1"/>
-        </w:rPr>
-        <w:t xml:space="preserve"> </w:t>
-      </w:r>
-      <w:r>
-        <w:t>THUYẾT</w:t>
-      </w:r>
-    </w:p>
-    <w:p>
-      <w:pPr>
-        <w:pStyle w:val="ListParagraph"/>
-        <w:numPr>
-          <w:ilvl w:val="0"/>
-          <w:numId w:val="22"/>
-        </w:numPr>
-        <w:tabs>
-          <w:tab w:val="left" w:pos="358"/>
-        </w:tabs>
-        <w:spacing w:before="1" w:line="240" w:lineRule="auto"/>
-        <w:rPr>
-          <w:b/>
-          <w:sz w:val="26"/>
-          <w:szCs w:val="26"/>
-        </w:rPr>
-      </w:pPr>
-      <w:r>
-        <w:rPr>
-          <w:b/>
-          <w:sz w:val="26"/>
-          <w:szCs w:val="26"/>
-        </w:rPr>
-        <w:t>PHÂN MÔN ĐỊA</w:t>
-      </w:r>
-      <w:r>
-        <w:rPr>
-          <w:b/>
-          <w:spacing w:val="-18"/>
-          <w:sz w:val="26"/>
-          <w:szCs w:val="26"/>
-        </w:rPr>
-        <w:t xml:space="preserve"> </w:t>
-      </w:r>
-      <w:r>
-        <w:rPr>
-          <w:b/>
-          <w:sz w:val="26"/>
-          <w:szCs w:val="26"/>
-        </w:rPr>
-        <w:t>LÍ</w:t>
-      </w:r>
-    </w:p>
-    <w:tbl>
-      <w:tblPr>
-        <w:tblW w:w="0" w:type="auto"/>
-        <w:tblInd w:w="216" w:type="dxa"/>
-        <w:tblBorders>
-          <w:top w:val="single" w:sz="4" w:space="0" w:color="000000"/>
-          <w:left w:val="single" w:sz="4" w:space="0" w:color="000000"/>
-          <w:bottom w:val="single" w:sz="4" w:space="0" w:color="000000"/>
-          <w:right w:val="single" w:sz="4" w:space="0" w:color="000000"/>
-          <w:insideH w:val="single" w:sz="4" w:space="0" w:color="000000"/>
-          <w:insideV w:val="single" w:sz="4" w:space="0" w:color="000000"/>
-        </w:tblBorders>
-        <w:tblLayout w:type="fixed"/>
-        <w:tblCellMar>
-          <w:left w:w="0" w:type="dxa"/>
-          <w:right w:w="0" w:type="dxa"/>
-        </w:tblCellMar>
-        <w:tblLook w:val="01E0" w:firstRow="1" w:lastRow="1" w:firstColumn="1" w:lastColumn="1" w:noHBand="0" w:noVBand="0"/>
-      </w:tblPr>
-      <w:tblGrid>
-        <w:gridCol w:w="1697"/>
-        <w:gridCol w:w="9074"/>
-      </w:tblGrid>
-      <w:tr>
-        <w:trPr>
-          <w:trHeight w:val="599"/>
-        </w:trPr>
-        <w:tc>
-          <w:tcPr>
-            <w:tcW w:w="1697" w:type="dxa"/>
-          </w:tcPr>
-          <w:p>
-            <w:pPr>
-              <w:pStyle w:val="TableParagraph"/>
-              <w:spacing w:before="150"/>
-              <w:ind w:left="181" w:right="172"/>
-              <w:jc w:val="center"/>
-              <w:rPr>
-                <w:b/>
-                <w:sz w:val="26"/>
-                <w:szCs w:val="26"/>
-                <w:lang w:val="en-US"/>
-              </w:rPr>
-            </w:pPr>
-            <w:r>
-              <w:rPr>
-                <w:b/>
-                <w:sz w:val="26"/>
-                <w:szCs w:val="26"/>
-                <w:lang w:val="en-US"/>
-              </w:rPr>
-              <w:t>Bài 16</w:t>
-            </w:r>
-          </w:p>
-        </w:tc>
-        <w:tc>
-          <w:tcPr>
-            <w:tcW w:w="9074" w:type="dxa"/>
-          </w:tcPr>
-          <w:p>
-            <w:pPr>
-              <w:pStyle w:val="TableParagraph"/>
-              <w:numPr>
-                <w:ilvl w:val="0"/>
-                <w:numId w:val="21"/>
-              </w:numPr>
-              <w:tabs>
-                <w:tab w:val="left" w:pos="260"/>
-              </w:tabs>
-              <w:rPr>
-                <w:sz w:val="26"/>
-                <w:szCs w:val="26"/>
-              </w:rPr>
-            </w:pPr>
-            <w:r>
-              <w:rPr>
-                <w:sz w:val="26"/>
-                <w:szCs w:val="26"/>
-                <w:lang w:val="en-US"/>
-              </w:rPr>
-              <w:t>Sự phân hóa thiên nhiên theo chiều Bắc- Nam</w:t>
-            </w:r>
-          </w:p>
-          <w:p>
-            <w:pPr>
-              <w:pStyle w:val="TableParagraph"/>
-              <w:numPr>
-                <w:ilvl w:val="0"/>
-                <w:numId w:val="21"/>
-              </w:numPr>
-              <w:tabs>
-                <w:tab w:val="left" w:pos="260"/>
-              </w:tabs>
-              <w:rPr>
-                <w:sz w:val="26"/>
-                <w:szCs w:val="26"/>
-              </w:rPr>
-            </w:pPr>
-            <w:r>
-              <w:rPr>
-                <w:sz w:val="26"/>
-                <w:szCs w:val="26"/>
-                <w:lang w:val="en-US"/>
-              </w:rPr>
-              <w:t>Sự phân hóa thiên nhiên theo chiều Đông – Tây</w:t>
-            </w:r>
-          </w:p>
-          <w:p>
-            <w:pPr>
-              <w:pStyle w:val="TableParagraph"/>
-              <w:numPr>
-                <w:ilvl w:val="0"/>
-                <w:numId w:val="21"/>
-              </w:numPr>
-              <w:tabs>
-                <w:tab w:val="left" w:pos="260"/>
-              </w:tabs>
-              <w:rPr>
-                <w:sz w:val="26"/>
-                <w:szCs w:val="26"/>
-              </w:rPr>
-            </w:pPr>
-            <w:r>
-              <w:rPr>
-                <w:sz w:val="26"/>
-                <w:szCs w:val="26"/>
-                <w:lang w:val="en-US"/>
-              </w:rPr>
-              <w:t>Sự phân hóa thiên nhiên theo độ cao</w:t>
-            </w:r>
-          </w:p>
-          <w:p>
-            <w:pPr>
-              <w:pStyle w:val="TableParagraph"/>
-              <w:numPr>
-                <w:ilvl w:val="0"/>
-                <w:numId w:val="21"/>
-              </w:numPr>
-              <w:tabs>
-                <w:tab w:val="left" w:pos="260"/>
-              </w:tabs>
-              <w:rPr>
-                <w:sz w:val="26"/>
-                <w:szCs w:val="26"/>
-              </w:rPr>
-            </w:pPr>
-            <w:r>
-              <w:rPr>
-                <w:sz w:val="26"/>
-                <w:szCs w:val="26"/>
-                <w:lang w:val="en-US"/>
-              </w:rPr>
-              <w:t xml:space="preserve"> Kĩ năng đọc, phân tích bản đồ , sơ đồ hình 2 trang 150, hình 4 trang 151</w:t>
-            </w:r>
-          </w:p>
-        </w:tc>
-      </w:tr>
-      <w:tr>
-        <w:trPr>
-          <w:trHeight w:val="1494"/>
-        </w:trPr>
-        <w:tc>
-          <w:tcPr>
-            <w:tcW w:w="1697" w:type="dxa"/>
-          </w:tcPr>
-          <w:p>
-            <w:pPr>
-              <w:pStyle w:val="TableParagraph"/>
-              <w:spacing w:before="9"/>
-              <w:ind w:left="0"/>
-              <w:rPr>
-                <w:b/>
-                <w:sz w:val="26"/>
-                <w:szCs w:val="26"/>
-              </w:rPr>
-            </w:pPr>
-          </w:p>
-          <w:p>
-            <w:pPr>
-              <w:pStyle w:val="TableParagraph"/>
-              <w:ind w:left="181" w:right="162"/>
-              <w:jc w:val="center"/>
-              <w:rPr>
-                <w:b/>
-                <w:sz w:val="26"/>
-                <w:szCs w:val="26"/>
-                <w:lang w:val="en-US"/>
-              </w:rPr>
-            </w:pPr>
-            <w:r>
-              <w:rPr>
-                <w:b/>
-                <w:sz w:val="26"/>
-                <w:szCs w:val="26"/>
-                <w:lang w:val="en-US"/>
-              </w:rPr>
-              <w:t>Bài 17</w:t>
-            </w:r>
-          </w:p>
-        </w:tc>
-        <w:tc>
-          <w:tcPr>
-            <w:tcW w:w="9074" w:type="dxa"/>
-          </w:tcPr>
-          <w:p>
-            <w:pPr>
-              <w:pStyle w:val="TableParagraph"/>
-              <w:tabs>
-                <w:tab w:val="left" w:pos="260"/>
-              </w:tabs>
-              <w:spacing w:before="1"/>
-              <w:ind w:left="0"/>
-              <w:rPr>
-                <w:sz w:val="26"/>
-                <w:szCs w:val="26"/>
-              </w:rPr>
-            </w:pPr>
-            <w:r>
-              <w:rPr>
-                <w:sz w:val="26"/>
-                <w:szCs w:val="26"/>
-                <w:lang w:val="en-US"/>
-              </w:rPr>
-              <w:t xml:space="preserve">- </w:t>
-            </w:r>
-            <w:r>
-              <w:rPr>
-                <w:sz w:val="26"/>
-                <w:szCs w:val="26"/>
-              </w:rPr>
-              <w:t xml:space="preserve">Đặc điểm </w:t>
-            </w:r>
-            <w:r>
-              <w:rPr>
-                <w:sz w:val="26"/>
-                <w:szCs w:val="26"/>
-                <w:lang w:val="en-US"/>
-              </w:rPr>
-              <w:t>dân cư – xã hội</w:t>
-            </w:r>
-            <w:r>
-              <w:rPr>
-                <w:sz w:val="26"/>
-                <w:szCs w:val="26"/>
-              </w:rPr>
-              <w:t xml:space="preserve"> Trung và Nam</w:t>
-            </w:r>
-            <w:r>
-              <w:rPr>
-                <w:spacing w:val="-4"/>
-                <w:sz w:val="26"/>
-                <w:szCs w:val="26"/>
-              </w:rPr>
-              <w:t xml:space="preserve"> </w:t>
-            </w:r>
-            <w:r>
-              <w:rPr>
-                <w:sz w:val="26"/>
-                <w:szCs w:val="26"/>
-              </w:rPr>
-              <w:t>Mỹ.</w:t>
-            </w:r>
-          </w:p>
-          <w:p>
-            <w:pPr>
-              <w:pStyle w:val="TableParagraph"/>
-              <w:tabs>
-                <w:tab w:val="left" w:pos="260"/>
-              </w:tabs>
-              <w:spacing w:before="1"/>
-              <w:rPr>
-                <w:sz w:val="26"/>
-                <w:szCs w:val="26"/>
-                <w:lang w:val="en-US"/>
-              </w:rPr>
-            </w:pPr>
-            <w:r>
-              <w:rPr>
-                <w:sz w:val="26"/>
-                <w:szCs w:val="26"/>
-                <w:lang w:val="en-US"/>
-              </w:rPr>
-              <w:t>( các đặc điểm về dân cư, chủng tộc, đô thị hóa, văn hóa)</w:t>
-            </w:r>
-          </w:p>
-          <w:p>
-            <w:pPr>
-              <w:pStyle w:val="TableParagraph"/>
-              <w:tabs>
-                <w:tab w:val="left" w:pos="260"/>
-              </w:tabs>
-              <w:ind w:left="0"/>
-              <w:rPr>
-                <w:sz w:val="26"/>
-                <w:szCs w:val="26"/>
-              </w:rPr>
-            </w:pPr>
-            <w:r>
-              <w:rPr>
-                <w:sz w:val="26"/>
-                <w:szCs w:val="26"/>
-                <w:lang w:val="en-US"/>
-              </w:rPr>
-              <w:t xml:space="preserve">- </w:t>
-            </w:r>
-            <w:r>
-              <w:rPr>
-                <w:sz w:val="26"/>
-                <w:szCs w:val="26"/>
-              </w:rPr>
-              <w:t>Phương thức con người khai thác, sử dụng và bảo vệ thiên</w:t>
-            </w:r>
-            <w:r>
-              <w:rPr>
-                <w:spacing w:val="-13"/>
-                <w:sz w:val="26"/>
-                <w:szCs w:val="26"/>
-              </w:rPr>
-              <w:t xml:space="preserve"> </w:t>
-            </w:r>
-            <w:r>
-              <w:rPr>
-                <w:sz w:val="26"/>
-                <w:szCs w:val="26"/>
-              </w:rPr>
-              <w:t>nhiên.</w:t>
-            </w:r>
-          </w:p>
-          <w:p>
-            <w:pPr>
-              <w:pStyle w:val="TableParagraph"/>
-              <w:tabs>
-                <w:tab w:val="left" w:pos="260"/>
-              </w:tabs>
-              <w:ind w:left="0"/>
-              <w:rPr>
-                <w:sz w:val="26"/>
-                <w:szCs w:val="26"/>
-              </w:rPr>
-            </w:pPr>
-            <w:r>
-              <w:rPr>
-                <w:sz w:val="26"/>
-                <w:szCs w:val="26"/>
-                <w:lang w:val="en-US"/>
-              </w:rPr>
-              <w:t>- Khai thác sử dụng và bảo vệ rừng A- ma-dôn</w:t>
-            </w:r>
-          </w:p>
-          <w:p>
-            <w:pPr>
-              <w:pStyle w:val="TableParagraph"/>
-              <w:tabs>
-                <w:tab w:val="left" w:pos="260"/>
-              </w:tabs>
-              <w:rPr>
-                <w:sz w:val="26"/>
-                <w:szCs w:val="26"/>
-                <w:lang w:val="en-US"/>
-              </w:rPr>
-            </w:pPr>
-            <w:r>
-              <w:rPr>
-                <w:sz w:val="26"/>
-                <w:szCs w:val="26"/>
-                <w:lang w:val="en-US"/>
-              </w:rPr>
-              <w:t>( Vai trò, đặc điểm, vấn đề khai thác và sử dụng rừng A- Ma-dôn)</w:t>
-            </w:r>
-          </w:p>
-          <w:p>
-            <w:pPr>
-              <w:pStyle w:val="TableParagraph"/>
-              <w:tabs>
-                <w:tab w:val="left" w:pos="260"/>
-              </w:tabs>
-              <w:ind w:left="0"/>
-              <w:rPr>
-                <w:sz w:val="26"/>
-                <w:szCs w:val="26"/>
-                <w:lang w:val="en-US"/>
-              </w:rPr>
-            </w:pPr>
-            <w:r>
-              <w:rPr>
-                <w:sz w:val="26"/>
-                <w:szCs w:val="26"/>
-                <w:lang w:val="en-US"/>
-              </w:rPr>
-              <w:t xml:space="preserve">- Kĩ năng đọc, hiểu lược đồ dân </w:t>
-            </w:r>
-            <w:r>
-              <w:rPr>
-                <w:sz w:val="26"/>
-                <w:szCs w:val="26"/>
-                <w:lang w:val="en-US"/>
-              </w:rPr>
-              <w:t>đô thị và một số đô thị ( hình 1 trang 153</w:t>
-            </w:r>
-            <w:r>
-              <w:rPr>
-                <w:sz w:val="26"/>
-                <w:szCs w:val="26"/>
-                <w:lang w:val="en-US"/>
-              </w:rPr>
-              <w:t xml:space="preserve"> </w:t>
-            </w:r>
-            <w:r>
-              <w:rPr>
-                <w:sz w:val="26"/>
-                <w:szCs w:val="26"/>
-                <w:lang w:val="en-US"/>
-              </w:rPr>
-              <w:t>)</w:t>
-            </w:r>
-          </w:p>
-          <w:p>
-            <w:pPr>
-              <w:pStyle w:val="TableParagraph"/>
-              <w:tabs>
-                <w:tab w:val="left" w:pos="260"/>
-              </w:tabs>
-              <w:ind w:left="0"/>
-              <w:rPr>
-                <w:sz w:val="26"/>
-                <w:szCs w:val="26"/>
-                <w:lang w:val="en-US"/>
-              </w:rPr>
-            </w:pPr>
-            <w:r>
-              <w:rPr>
-                <w:sz w:val="26"/>
-                <w:szCs w:val="26"/>
-                <w:lang w:val="en-US"/>
-              </w:rPr>
-              <w:t>- Kĩ năng phân tích bảng số liệu, rút ra nhận xét</w:t>
-            </w:r>
-          </w:p>
-        </w:tc>
-      </w:tr>
-      <w:tr>
-        <w:trPr>
-          <w:trHeight w:val="1195"/>
-        </w:trPr>
-        <w:tc>
-          <w:tcPr>
-            <w:tcW w:w="1697" w:type="dxa"/>
-          </w:tcPr>
-          <w:p>
-            <w:pPr>
-              <w:pStyle w:val="TableParagraph"/>
-              <w:spacing w:before="9"/>
-              <w:ind w:left="0"/>
-              <w:rPr>
-                <w:b/>
-                <w:sz w:val="26"/>
-                <w:szCs w:val="26"/>
-              </w:rPr>
-            </w:pPr>
-          </w:p>
-          <w:p>
-            <w:pPr>
-              <w:pStyle w:val="TableParagraph"/>
-              <w:ind w:left="374" w:right="134" w:hanging="149"/>
-              <w:rPr>
-                <w:b/>
-                <w:sz w:val="26"/>
-                <w:szCs w:val="26"/>
-                <w:lang w:val="en-US"/>
-              </w:rPr>
-            </w:pPr>
-            <w:r>
-              <w:rPr>
-                <w:b/>
-                <w:sz w:val="26"/>
-                <w:szCs w:val="26"/>
-                <w:lang w:val="en-US"/>
-              </w:rPr>
-              <w:t>Bài 18</w:t>
-            </w:r>
-          </w:p>
-        </w:tc>
-        <w:tc>
-          <w:tcPr>
-            <w:tcW w:w="9074" w:type="dxa"/>
-          </w:tcPr>
-          <w:p>
-            <w:pPr>
-              <w:pStyle w:val="TableParagraph"/>
-              <w:numPr>
-                <w:ilvl w:val="0"/>
-                <w:numId w:val="19"/>
-              </w:numPr>
-              <w:tabs>
-                <w:tab w:val="left" w:pos="260"/>
-              </w:tabs>
-              <w:ind w:left="259"/>
-              <w:rPr>
-                <w:sz w:val="26"/>
-                <w:szCs w:val="26"/>
-              </w:rPr>
-            </w:pPr>
-            <w:r>
-              <w:rPr>
-                <w:sz w:val="26"/>
-                <w:szCs w:val="26"/>
-              </w:rPr>
-              <w:t>Vị trí địa lí, phạm vi châu Đại</w:t>
-            </w:r>
-            <w:r>
-              <w:rPr>
-                <w:spacing w:val="-6"/>
-                <w:sz w:val="26"/>
-                <w:szCs w:val="26"/>
-              </w:rPr>
-              <w:t xml:space="preserve"> </w:t>
-            </w:r>
-            <w:r>
-              <w:rPr>
-                <w:sz w:val="26"/>
-                <w:szCs w:val="26"/>
-              </w:rPr>
-              <w:t>Dương.</w:t>
-            </w:r>
-          </w:p>
-          <w:p>
-            <w:pPr>
-              <w:pStyle w:val="TableParagraph"/>
-              <w:numPr>
-                <w:ilvl w:val="0"/>
-                <w:numId w:val="19"/>
-              </w:numPr>
-              <w:tabs>
-                <w:tab w:val="left" w:pos="260"/>
-              </w:tabs>
-              <w:ind w:left="259"/>
-              <w:rPr>
-                <w:sz w:val="26"/>
-                <w:szCs w:val="26"/>
-              </w:rPr>
-            </w:pPr>
-            <w:r>
-              <w:rPr>
-                <w:sz w:val="26"/>
-                <w:szCs w:val="26"/>
-              </w:rPr>
-              <w:t>Đặc điểm thiên nhiên của các đảo, quần đảo và lục địa</w:t>
-            </w:r>
-            <w:r>
-              <w:rPr>
-                <w:spacing w:val="-6"/>
-                <w:sz w:val="26"/>
-                <w:szCs w:val="26"/>
-              </w:rPr>
-              <w:t xml:space="preserve"> </w:t>
-            </w:r>
-            <w:r>
-              <w:rPr>
-                <w:sz w:val="26"/>
-                <w:szCs w:val="26"/>
-              </w:rPr>
-              <w:t>Australia.</w:t>
-            </w:r>
-          </w:p>
-          <w:p>
-            <w:pPr>
-              <w:pStyle w:val="TableParagraph"/>
-              <w:numPr>
-                <w:ilvl w:val="0"/>
-                <w:numId w:val="19"/>
-              </w:numPr>
-              <w:tabs>
-                <w:tab w:val="left" w:pos="255"/>
-              </w:tabs>
-              <w:spacing w:before="3"/>
-              <w:ind w:right="98" w:firstLine="0"/>
-              <w:rPr>
-                <w:sz w:val="26"/>
-                <w:szCs w:val="26"/>
-              </w:rPr>
-            </w:pPr>
-            <w:r>
-              <w:rPr>
-                <w:sz w:val="26"/>
-                <w:szCs w:val="26"/>
-              </w:rPr>
-              <w:t>Một</w:t>
-            </w:r>
-            <w:r>
-              <w:rPr>
-                <w:spacing w:val="-7"/>
-                <w:sz w:val="26"/>
-                <w:szCs w:val="26"/>
-              </w:rPr>
-              <w:t xml:space="preserve"> </w:t>
-            </w:r>
-            <w:r>
-              <w:rPr>
-                <w:sz w:val="26"/>
-                <w:szCs w:val="26"/>
-              </w:rPr>
-              <w:t>số</w:t>
-            </w:r>
-            <w:r>
-              <w:rPr>
-                <w:spacing w:val="-6"/>
-                <w:sz w:val="26"/>
-                <w:szCs w:val="26"/>
-              </w:rPr>
-              <w:t xml:space="preserve"> </w:t>
-            </w:r>
-            <w:r>
-              <w:rPr>
-                <w:sz w:val="26"/>
-                <w:szCs w:val="26"/>
-              </w:rPr>
-              <w:t>đặc</w:t>
-            </w:r>
-            <w:r>
-              <w:rPr>
-                <w:spacing w:val="-6"/>
-                <w:sz w:val="26"/>
-                <w:szCs w:val="26"/>
-              </w:rPr>
-              <w:t xml:space="preserve"> </w:t>
-            </w:r>
-            <w:r>
-              <w:rPr>
-                <w:sz w:val="26"/>
-                <w:szCs w:val="26"/>
-              </w:rPr>
-              <w:t>điểm</w:t>
-            </w:r>
-            <w:r>
-              <w:rPr>
-                <w:spacing w:val="-9"/>
-                <w:sz w:val="26"/>
-                <w:szCs w:val="26"/>
-              </w:rPr>
-              <w:t xml:space="preserve"> </w:t>
-            </w:r>
-            <w:r>
-              <w:rPr>
-                <w:sz w:val="26"/>
-                <w:szCs w:val="26"/>
-              </w:rPr>
-              <w:t>dân</w:t>
-            </w:r>
-            <w:r>
-              <w:rPr>
-                <w:spacing w:val="-7"/>
-                <w:sz w:val="26"/>
-                <w:szCs w:val="26"/>
-              </w:rPr>
-              <w:t xml:space="preserve"> </w:t>
-            </w:r>
-            <w:r>
-              <w:rPr>
-                <w:sz w:val="26"/>
-                <w:szCs w:val="26"/>
-              </w:rPr>
-              <w:t>cư,</w:t>
-            </w:r>
-            <w:r>
-              <w:rPr>
-                <w:spacing w:val="-7"/>
-                <w:sz w:val="26"/>
-                <w:szCs w:val="26"/>
-              </w:rPr>
-              <w:t xml:space="preserve"> </w:t>
-            </w:r>
-            <w:r>
-              <w:rPr>
-                <w:sz w:val="26"/>
-                <w:szCs w:val="26"/>
-              </w:rPr>
-              <w:t>xã</w:t>
-            </w:r>
-            <w:r>
-              <w:rPr>
-                <w:spacing w:val="-6"/>
-                <w:sz w:val="26"/>
-                <w:szCs w:val="26"/>
-              </w:rPr>
-              <w:t xml:space="preserve"> </w:t>
-            </w:r>
-            <w:r>
-              <w:rPr>
-                <w:sz w:val="26"/>
-                <w:szCs w:val="26"/>
-              </w:rPr>
-              <w:t>hội</w:t>
-            </w:r>
-            <w:r>
-              <w:rPr>
-                <w:spacing w:val="-7"/>
-                <w:sz w:val="26"/>
-                <w:szCs w:val="26"/>
-              </w:rPr>
-              <w:t xml:space="preserve"> </w:t>
-            </w:r>
-            <w:r>
-              <w:rPr>
-                <w:sz w:val="26"/>
-                <w:szCs w:val="26"/>
-              </w:rPr>
-              <w:t>và</w:t>
-            </w:r>
-            <w:r>
-              <w:rPr>
-                <w:spacing w:val="-6"/>
-                <w:sz w:val="26"/>
-                <w:szCs w:val="26"/>
-              </w:rPr>
-              <w:t xml:space="preserve"> </w:t>
-            </w:r>
-            <w:r>
-              <w:rPr>
-                <w:sz w:val="26"/>
-                <w:szCs w:val="26"/>
-              </w:rPr>
-              <w:t>phương</w:t>
-            </w:r>
-            <w:r>
-              <w:rPr>
-                <w:spacing w:val="-7"/>
-                <w:sz w:val="26"/>
-                <w:szCs w:val="26"/>
-              </w:rPr>
-              <w:t xml:space="preserve"> </w:t>
-            </w:r>
-            <w:r>
-              <w:rPr>
-                <w:sz w:val="26"/>
-                <w:szCs w:val="26"/>
-              </w:rPr>
-              <w:t>thức</w:t>
-            </w:r>
-            <w:r>
-              <w:rPr>
-                <w:spacing w:val="-6"/>
-                <w:sz w:val="26"/>
-                <w:szCs w:val="26"/>
-              </w:rPr>
-              <w:t xml:space="preserve"> </w:t>
-            </w:r>
-            <w:r>
-              <w:rPr>
-                <w:sz w:val="26"/>
-                <w:szCs w:val="26"/>
-              </w:rPr>
-              <w:t>con</w:t>
-            </w:r>
-            <w:r>
-              <w:rPr>
-                <w:spacing w:val="-6"/>
-                <w:sz w:val="26"/>
-                <w:szCs w:val="26"/>
-              </w:rPr>
-              <w:t xml:space="preserve"> </w:t>
-            </w:r>
-            <w:r>
-              <w:rPr>
-                <w:sz w:val="26"/>
-                <w:szCs w:val="26"/>
-              </w:rPr>
-              <w:t>người</w:t>
-            </w:r>
-            <w:r>
-              <w:rPr>
-                <w:spacing w:val="-7"/>
-                <w:sz w:val="26"/>
-                <w:szCs w:val="26"/>
-              </w:rPr>
-              <w:t xml:space="preserve"> </w:t>
-            </w:r>
-            <w:r>
-              <w:rPr>
-                <w:sz w:val="26"/>
-                <w:szCs w:val="26"/>
-              </w:rPr>
-              <w:t>khai</w:t>
-            </w:r>
-            <w:r>
-              <w:rPr>
-                <w:spacing w:val="-6"/>
-                <w:sz w:val="26"/>
-                <w:szCs w:val="26"/>
-              </w:rPr>
-              <w:t xml:space="preserve"> </w:t>
-            </w:r>
-            <w:r>
-              <w:rPr>
-                <w:sz w:val="26"/>
-                <w:szCs w:val="26"/>
-              </w:rPr>
-              <w:t>thác,</w:t>
-            </w:r>
-            <w:r>
-              <w:rPr>
-                <w:spacing w:val="-4"/>
-                <w:sz w:val="26"/>
-                <w:szCs w:val="26"/>
-              </w:rPr>
-              <w:t xml:space="preserve"> </w:t>
-            </w:r>
-            <w:r>
-              <w:rPr>
-                <w:sz w:val="26"/>
-                <w:szCs w:val="26"/>
-              </w:rPr>
-              <w:t>sử</w:t>
-            </w:r>
-            <w:r>
-              <w:rPr>
-                <w:spacing w:val="-5"/>
-                <w:sz w:val="26"/>
-                <w:szCs w:val="26"/>
-              </w:rPr>
-              <w:t xml:space="preserve"> </w:t>
-            </w:r>
-            <w:r>
-              <w:rPr>
-                <w:sz w:val="26"/>
-                <w:szCs w:val="26"/>
-              </w:rPr>
-              <w:t>dụng</w:t>
-            </w:r>
-            <w:r>
-              <w:rPr>
-                <w:spacing w:val="-7"/>
-                <w:sz w:val="26"/>
-                <w:szCs w:val="26"/>
-              </w:rPr>
-              <w:t xml:space="preserve"> </w:t>
-            </w:r>
-            <w:r>
-              <w:rPr>
-                <w:sz w:val="26"/>
-                <w:szCs w:val="26"/>
-              </w:rPr>
-              <w:t>và</w:t>
-            </w:r>
-            <w:r>
-              <w:rPr>
-                <w:spacing w:val="-6"/>
-                <w:sz w:val="26"/>
-                <w:szCs w:val="26"/>
-              </w:rPr>
-              <w:t xml:space="preserve"> </w:t>
-            </w:r>
-            <w:r>
-              <w:rPr>
-                <w:sz w:val="26"/>
-                <w:szCs w:val="26"/>
-              </w:rPr>
-              <w:t>bảo vệ thiên</w:t>
-            </w:r>
-            <w:r>
-              <w:rPr>
-                <w:spacing w:val="-3"/>
-                <w:sz w:val="26"/>
-                <w:szCs w:val="26"/>
-              </w:rPr>
-              <w:t xml:space="preserve"> </w:t>
-            </w:r>
-            <w:r>
-              <w:rPr>
-                <w:sz w:val="26"/>
-                <w:szCs w:val="26"/>
-              </w:rPr>
-              <w:t>nhiên.</w:t>
-            </w:r>
-          </w:p>
-        </w:tc>
-      </w:tr>
-    </w:tbl>
-    <w:p>
-      <w:pPr>
-        <w:pStyle w:val="BodyText"/>
-        <w:spacing w:line="240" w:lineRule="auto"/>
-        <w:ind w:left="0"/>
-        <w:rPr>
-          <w:b/>
-        </w:rPr>
-      </w:pPr>
-    </w:p>
-    <w:p>
-      <w:pPr>
-        <w:tabs>
-          <w:tab w:val="left" w:pos="358"/>
-        </w:tabs>
-        <w:rPr>
-          <w:b/>
-          <w:sz w:val="26"/>
-          <w:szCs w:val="26"/>
-        </w:rPr>
-      </w:pPr>
-      <w:r>
-        <w:rPr>
-          <w:b/>
-          <w:sz w:val="26"/>
-          <w:szCs w:val="26"/>
-          <w:lang w:val="en-US"/>
-        </w:rPr>
-        <w:t xml:space="preserve">  </w:t>
-      </w:r>
-      <w:r>
-        <w:rPr>
-          <w:b/>
-          <w:sz w:val="26"/>
-          <w:szCs w:val="26"/>
-        </w:rPr>
-        <w:t>PHÂN MÔN LỊCH</w:t>
-      </w:r>
-      <w:r>
-        <w:rPr>
-          <w:b/>
-          <w:spacing w:val="-2"/>
-          <w:sz w:val="26"/>
-          <w:szCs w:val="26"/>
-        </w:rPr>
-        <w:t xml:space="preserve"> </w:t>
-      </w:r>
-      <w:r>
-        <w:rPr>
-          <w:b/>
-          <w:sz w:val="26"/>
-          <w:szCs w:val="26"/>
-        </w:rPr>
-        <w:t>SỬ</w:t>
-      </w:r>
-    </w:p>
-    <w:p>
-      <w:pPr>
-        <w:ind w:left="206" w:right="3359"/>
-        <w:rPr>
-          <w:b/>
-          <w:sz w:val="26"/>
-          <w:szCs w:val="26"/>
-        </w:rPr>
-      </w:pPr>
-      <w:r>
-        <w:rPr>
-          <w:b/>
-          <w:sz w:val="26"/>
-          <w:szCs w:val="26"/>
-        </w:rPr>
-        <w:t>Bài 9, Bài 10, Bài 11, Bài 12, Bài 13: xem lại đề cương giữa học kì II. Bài 14: Ba lần kháng chiến chống quân xâm lược Mông – Nguyên</w:t>
-      </w:r>
-    </w:p>
-    <w:p>
-      <w:pPr>
-        <w:pStyle w:val="ListParagraph"/>
-        <w:numPr>
-          <w:ilvl w:val="0"/>
-          <w:numId w:val="18"/>
-        </w:numPr>
-        <w:tabs>
-          <w:tab w:val="left" w:pos="358"/>
-        </w:tabs>
-        <w:spacing w:line="240" w:lineRule="auto"/>
-        <w:ind w:left="357"/>
-        <w:rPr>
-          <w:sz w:val="26"/>
-          <w:szCs w:val="26"/>
-        </w:rPr>
-      </w:pPr>
-      <w:r>
-        <w:rPr>
-          <w:sz w:val="26"/>
-          <w:szCs w:val="26"/>
-        </w:rPr>
-        <w:t>Nguyên nhân thắng lợi, ý nghĩa lịch sử của ba lần kháng chiến chống quân xâm lược Mông</w:t>
-      </w:r>
-      <w:r>
-        <w:rPr>
-          <w:spacing w:val="-24"/>
-          <w:sz w:val="26"/>
-          <w:szCs w:val="26"/>
-        </w:rPr>
-        <w:t xml:space="preserve"> </w:t>
-      </w:r>
-      <w:r>
-        <w:rPr>
-          <w:sz w:val="26"/>
-          <w:szCs w:val="26"/>
-        </w:rPr>
-        <w:t>Nguyên</w:t>
-      </w:r>
-    </w:p>
-    <w:p>
-      <w:pPr>
-        <w:pStyle w:val="ListParagraph"/>
-        <w:numPr>
-          <w:ilvl w:val="0"/>
-          <w:numId w:val="18"/>
-        </w:numPr>
-        <w:tabs>
-          <w:tab w:val="left" w:pos="358"/>
-        </w:tabs>
-        <w:spacing w:line="240" w:lineRule="auto"/>
-        <w:ind w:right="175" w:firstLine="0"/>
-        <w:rPr>
-          <w:sz w:val="26"/>
-          <w:szCs w:val="26"/>
-        </w:rPr>
-      </w:pPr>
-      <w:r>
-        <w:rPr>
-          <w:sz w:val="26"/>
-          <w:szCs w:val="26"/>
-        </w:rPr>
-        <w:t>Đánh</w:t>
-      </w:r>
-      <w:r>
-        <w:rPr>
-          <w:spacing w:val="-3"/>
-          <w:sz w:val="26"/>
-          <w:szCs w:val="26"/>
-        </w:rPr>
-        <w:t xml:space="preserve"> </w:t>
-      </w:r>
-      <w:r>
-        <w:rPr>
-          <w:sz w:val="26"/>
-          <w:szCs w:val="26"/>
-        </w:rPr>
-        <w:t>giá</w:t>
-      </w:r>
-      <w:r>
-        <w:rPr>
-          <w:spacing w:val="-1"/>
-          <w:sz w:val="26"/>
-          <w:szCs w:val="26"/>
-        </w:rPr>
-        <w:t xml:space="preserve"> </w:t>
-      </w:r>
-      <w:r>
-        <w:rPr>
-          <w:sz w:val="26"/>
-          <w:szCs w:val="26"/>
-        </w:rPr>
-        <w:t>được</w:t>
-      </w:r>
-      <w:r>
-        <w:rPr>
-          <w:spacing w:val="-2"/>
-          <w:sz w:val="26"/>
-          <w:szCs w:val="26"/>
-        </w:rPr>
-        <w:t xml:space="preserve"> </w:t>
-      </w:r>
-      <w:r>
-        <w:rPr>
-          <w:sz w:val="26"/>
-          <w:szCs w:val="26"/>
-        </w:rPr>
-        <w:t>vai</w:t>
-      </w:r>
-      <w:r>
-        <w:rPr>
-          <w:spacing w:val="-2"/>
-          <w:sz w:val="26"/>
-          <w:szCs w:val="26"/>
-        </w:rPr>
-        <w:t xml:space="preserve"> </w:t>
-      </w:r>
-      <w:r>
-        <w:rPr>
-          <w:sz w:val="26"/>
-          <w:szCs w:val="26"/>
-        </w:rPr>
-        <w:t>trò của</w:t>
-      </w:r>
-      <w:r>
-        <w:rPr>
-          <w:spacing w:val="-2"/>
-          <w:sz w:val="26"/>
-          <w:szCs w:val="26"/>
-        </w:rPr>
-        <w:t xml:space="preserve"> </w:t>
-      </w:r>
-      <w:r>
-        <w:rPr>
-          <w:sz w:val="26"/>
-          <w:szCs w:val="26"/>
-        </w:rPr>
-        <w:t>nhân</w:t>
-      </w:r>
-      <w:r>
-        <w:rPr>
-          <w:spacing w:val="-2"/>
-          <w:sz w:val="26"/>
-          <w:szCs w:val="26"/>
-        </w:rPr>
-        <w:t xml:space="preserve"> </w:t>
-      </w:r>
-      <w:r>
-        <w:rPr>
-          <w:sz w:val="26"/>
-          <w:szCs w:val="26"/>
-        </w:rPr>
-        <w:t>vật</w:t>
-      </w:r>
-      <w:r>
-        <w:rPr>
-          <w:spacing w:val="-3"/>
-          <w:sz w:val="26"/>
-          <w:szCs w:val="26"/>
-        </w:rPr>
-        <w:t xml:space="preserve"> </w:t>
-      </w:r>
-      <w:r>
-        <w:rPr>
-          <w:sz w:val="26"/>
-          <w:szCs w:val="26"/>
-        </w:rPr>
-        <w:t>lịch</w:t>
-      </w:r>
-      <w:r>
-        <w:rPr>
-          <w:spacing w:val="-2"/>
-          <w:sz w:val="26"/>
-          <w:szCs w:val="26"/>
-        </w:rPr>
-        <w:t xml:space="preserve"> </w:t>
-      </w:r>
-      <w:r>
-        <w:rPr>
-          <w:sz w:val="26"/>
-          <w:szCs w:val="26"/>
-        </w:rPr>
-        <w:t>sử</w:t>
-      </w:r>
-      <w:r>
-        <w:rPr>
-          <w:spacing w:val="-2"/>
-          <w:sz w:val="26"/>
-          <w:szCs w:val="26"/>
-        </w:rPr>
-        <w:t xml:space="preserve"> </w:t>
-      </w:r>
-      <w:r>
-        <w:rPr>
-          <w:sz w:val="26"/>
-          <w:szCs w:val="26"/>
-        </w:rPr>
-        <w:t>tiêu</w:t>
-      </w:r>
-      <w:r>
-        <w:rPr>
-          <w:spacing w:val="-3"/>
-          <w:sz w:val="26"/>
-          <w:szCs w:val="26"/>
-        </w:rPr>
-        <w:t xml:space="preserve"> </w:t>
-      </w:r>
-      <w:r>
-        <w:rPr>
-          <w:sz w:val="26"/>
-          <w:szCs w:val="26"/>
-        </w:rPr>
-        <w:t>biểu</w:t>
-      </w:r>
-      <w:r>
-        <w:rPr>
-          <w:spacing w:val="-3"/>
-          <w:sz w:val="26"/>
-          <w:szCs w:val="26"/>
-        </w:rPr>
-        <w:t xml:space="preserve"> </w:t>
-      </w:r>
-      <w:r>
-        <w:rPr>
-          <w:sz w:val="26"/>
-          <w:szCs w:val="26"/>
-        </w:rPr>
-        <w:t>thời</w:t>
-      </w:r>
-      <w:r>
-        <w:rPr>
-          <w:spacing w:val="-8"/>
-          <w:sz w:val="26"/>
-          <w:szCs w:val="26"/>
-        </w:rPr>
-        <w:t xml:space="preserve"> </w:t>
-      </w:r>
-      <w:r>
-        <w:rPr>
-          <w:sz w:val="26"/>
-          <w:szCs w:val="26"/>
-        </w:rPr>
-        <w:t>Trần:</w:t>
-      </w:r>
-      <w:r>
-        <w:rPr>
-          <w:spacing w:val="-8"/>
-          <w:sz w:val="26"/>
-          <w:szCs w:val="26"/>
-        </w:rPr>
-        <w:t xml:space="preserve"> </w:t>
-      </w:r>
-      <w:r>
-        <w:rPr>
-          <w:spacing w:val="-3"/>
-          <w:sz w:val="26"/>
-          <w:szCs w:val="26"/>
-        </w:rPr>
-        <w:t xml:space="preserve">Trần </w:t>
-      </w:r>
-      <w:r>
-        <w:rPr>
-          <w:sz w:val="26"/>
-          <w:szCs w:val="26"/>
-        </w:rPr>
-        <w:t>Thủ</w:t>
-      </w:r>
-      <w:r>
-        <w:rPr>
-          <w:spacing w:val="-3"/>
-          <w:sz w:val="26"/>
-          <w:szCs w:val="26"/>
-        </w:rPr>
-        <w:t xml:space="preserve"> </w:t>
-      </w:r>
-      <w:r>
-        <w:rPr>
-          <w:sz w:val="26"/>
-          <w:szCs w:val="26"/>
-        </w:rPr>
-        <w:t>Độ,</w:t>
-      </w:r>
-      <w:r>
-        <w:rPr>
-          <w:spacing w:val="-4"/>
-          <w:sz w:val="26"/>
-          <w:szCs w:val="26"/>
-        </w:rPr>
-        <w:t xml:space="preserve"> </w:t>
-      </w:r>
-      <w:r>
-        <w:rPr>
-          <w:spacing w:val="-3"/>
-          <w:sz w:val="26"/>
-          <w:szCs w:val="26"/>
-        </w:rPr>
-        <w:t xml:space="preserve">Trần </w:t>
-      </w:r>
-      <w:r>
-        <w:rPr>
-          <w:sz w:val="26"/>
-          <w:szCs w:val="26"/>
-        </w:rPr>
-        <w:t>Quốc</w:t>
-      </w:r>
-      <w:r>
-        <w:rPr>
-          <w:spacing w:val="-7"/>
-          <w:sz w:val="26"/>
-          <w:szCs w:val="26"/>
-        </w:rPr>
-        <w:t xml:space="preserve"> </w:t>
-      </w:r>
-      <w:r>
-        <w:rPr>
-          <w:sz w:val="26"/>
-          <w:szCs w:val="26"/>
-        </w:rPr>
-        <w:t>Tuấn,</w:t>
-      </w:r>
-      <w:r>
-        <w:rPr>
-          <w:spacing w:val="-8"/>
-          <w:sz w:val="26"/>
-          <w:szCs w:val="26"/>
-        </w:rPr>
-        <w:t xml:space="preserve"> </w:t>
-      </w:r>
-      <w:r>
-        <w:rPr>
-          <w:spacing w:val="-3"/>
-          <w:sz w:val="26"/>
-          <w:szCs w:val="26"/>
-        </w:rPr>
-        <w:t>Trần</w:t>
-      </w:r>
-      <w:r>
-        <w:rPr>
-          <w:spacing w:val="-1"/>
-          <w:sz w:val="26"/>
-          <w:szCs w:val="26"/>
-        </w:rPr>
-        <w:t xml:space="preserve"> </w:t>
-      </w:r>
-      <w:r>
-        <w:rPr>
-          <w:sz w:val="26"/>
-          <w:szCs w:val="26"/>
-        </w:rPr>
-        <w:t>Nhân Tông,…</w:t>
-      </w:r>
-    </w:p>
-    <w:p>
-      <w:pPr>
-        <w:pStyle w:val="ListParagraph"/>
-        <w:numPr>
-          <w:ilvl w:val="0"/>
-          <w:numId w:val="18"/>
-        </w:numPr>
-        <w:tabs>
-          <w:tab w:val="left" w:pos="358"/>
-        </w:tabs>
-        <w:spacing w:line="240" w:lineRule="auto"/>
-        <w:ind w:right="175" w:firstLine="0"/>
-        <w:rPr>
-          <w:sz w:val="26"/>
-          <w:szCs w:val="26"/>
-        </w:rPr>
-      </w:pPr>
-      <w:r>
-        <w:rPr>
-          <w:sz w:val="26"/>
-          <w:szCs w:val="26"/>
-          <w:lang w:val="en-US"/>
-        </w:rPr>
-        <w:t>Diễn biến các trận đánh tiêu biểu trong ba lần kháng chiến chống quân Mông-Nguyên.</w:t>
-      </w:r>
-    </w:p>
-    <w:p>
-      <w:pPr>
-        <w:pStyle w:val="Heading1"/>
-        <w:spacing w:before="6"/>
-        <w:ind w:left="0"/>
-      </w:pPr>
-      <w:r>
-        <w:rPr>
-          <w:lang w:val="en-US"/>
-        </w:rPr>
-        <w:t xml:space="preserve">    </w:t>
-      </w:r>
-      <w:r>
-        <w:t>Bài 15: Nước Đại Ngu thời Hồ (1400 - 1407)</w:t>
-      </w:r>
-    </w:p>
-    <w:p>
-      <w:pPr>
-        <w:pStyle w:val="ListParagraph"/>
-        <w:numPr>
-          <w:ilvl w:val="0"/>
-          <w:numId w:val="18"/>
-        </w:numPr>
-        <w:tabs>
-          <w:tab w:val="left" w:pos="358"/>
-        </w:tabs>
-        <w:spacing w:line="240" w:lineRule="auto"/>
-        <w:ind w:right="358" w:firstLine="0"/>
-        <w:rPr>
-          <w:sz w:val="26"/>
-          <w:szCs w:val="26"/>
-        </w:rPr>
-      </w:pPr>
-      <w:r>
-        <w:rPr>
-          <w:sz w:val="26"/>
-          <w:szCs w:val="26"/>
-        </w:rPr>
-        <w:t xml:space="preserve">Sự ra đời của nhà Hồ. Một số nội dung chủ yếu và tác động của cải cách Hồ Quý </w:t>
-      </w:r>
-      <w:r>
-        <w:rPr>
-          <w:spacing w:val="-5"/>
-          <w:sz w:val="26"/>
-          <w:szCs w:val="26"/>
-        </w:rPr>
-        <w:t xml:space="preserve">Ly </w:t>
-      </w:r>
-      <w:r>
-        <w:rPr>
-          <w:sz w:val="26"/>
-          <w:szCs w:val="26"/>
-        </w:rPr>
-        <w:t>đối với xã hội thời nhà</w:t>
-      </w:r>
-      <w:r>
-        <w:rPr>
-          <w:spacing w:val="-2"/>
-          <w:sz w:val="26"/>
-          <w:szCs w:val="26"/>
-        </w:rPr>
-        <w:t xml:space="preserve"> </w:t>
-      </w:r>
-      <w:r>
-        <w:rPr>
-          <w:sz w:val="26"/>
-          <w:szCs w:val="26"/>
-        </w:rPr>
-        <w:t>Hồ.</w:t>
-      </w:r>
-    </w:p>
-    <w:p>
-      <w:pPr>
-        <w:pStyle w:val="ListParagraph"/>
-        <w:numPr>
-          <w:ilvl w:val="0"/>
-          <w:numId w:val="18"/>
-        </w:numPr>
-        <w:tabs>
-          <w:tab w:val="left" w:pos="358"/>
-        </w:tabs>
-        <w:spacing w:line="240" w:lineRule="auto"/>
-        <w:ind w:right="227" w:firstLine="0"/>
-        <w:rPr>
-          <w:sz w:val="26"/>
-          <w:szCs w:val="26"/>
-        </w:rPr>
-      </w:pPr>
-      <w:r>
-        <w:rPr>
-          <w:sz w:val="26"/>
-          <w:szCs w:val="26"/>
-        </w:rPr>
-        <w:t>Những nét chính về cuộc kháng chiến chống quân Minh của nhà Hồ và giải thích được nguyên nhân thất bại.</w:t>
-      </w:r>
-    </w:p>
-    <w:p>
-      <w:pPr>
-        <w:pStyle w:val="Heading1"/>
-        <w:spacing w:before="3"/>
-      </w:pPr>
-      <w:r>
-        <w:t>Bài 16: Khởi nghĩa Lam Sơn (1418 – 1427)</w:t>
-      </w:r>
-    </w:p>
-    <w:p>
-      <w:pPr>
-        <w:pStyle w:val="ListParagraph"/>
-        <w:numPr>
-          <w:ilvl w:val="0"/>
-          <w:numId w:val="18"/>
-        </w:numPr>
-        <w:tabs>
-          <w:tab w:val="left" w:pos="358"/>
-        </w:tabs>
-        <w:spacing w:line="240" w:lineRule="auto"/>
-        <w:ind w:right="206" w:firstLine="0"/>
-        <w:rPr>
-          <w:sz w:val="26"/>
-          <w:szCs w:val="26"/>
-        </w:rPr>
-      </w:pPr>
-      <w:r>
-        <w:rPr>
-          <w:sz w:val="26"/>
-          <w:szCs w:val="26"/>
-        </w:rPr>
-        <w:t xml:space="preserve">Một số sự kiện tiêu biểu của cuộc khởi nghĩa Lam Sơn trong những năm đầu cuộc khởi nghĩa, </w:t>
-      </w:r>
-      <w:r>
-        <w:rPr>
-          <w:i/>
-          <w:sz w:val="26"/>
-          <w:szCs w:val="26"/>
-        </w:rPr>
-        <w:t>Giai đoạn mở rộng hoạt động và giành những thắng lợi đầu tiên (1424 –</w:t>
-      </w:r>
-      <w:r>
-        <w:rPr>
-          <w:i/>
-          <w:spacing w:val="-9"/>
-          <w:sz w:val="26"/>
-          <w:szCs w:val="26"/>
-        </w:rPr>
-        <w:t xml:space="preserve"> </w:t>
-      </w:r>
-      <w:r>
-        <w:rPr>
-          <w:i/>
-          <w:sz w:val="26"/>
-          <w:szCs w:val="26"/>
-        </w:rPr>
-        <w:t>1425</w:t>
-      </w:r>
-      <w:r>
-        <w:rPr>
-          <w:sz w:val="26"/>
-          <w:szCs w:val="26"/>
-        </w:rPr>
-        <w:t>).</w:t>
-      </w:r>
-    </w:p>
-    <w:p>
-      <w:pPr>
-        <w:pStyle w:val="ListParagraph"/>
-        <w:numPr>
-          <w:ilvl w:val="0"/>
-          <w:numId w:val="18"/>
-        </w:numPr>
-        <w:tabs>
-          <w:tab w:val="left" w:pos="358"/>
-        </w:tabs>
-        <w:spacing w:line="240" w:lineRule="auto"/>
-        <w:ind w:right="423" w:firstLine="0"/>
-        <w:rPr>
-          <w:sz w:val="26"/>
-          <w:szCs w:val="26"/>
-        </w:rPr>
-      </w:pPr>
-      <w:r>
-        <w:rPr>
-          <w:sz w:val="26"/>
-          <w:szCs w:val="26"/>
-        </w:rPr>
-        <w:t>Nguyên nhân chính dẫn đến thắng lợi của cuộc khởi nghĩa Lam Sơn, ý nghĩa của cuộc khởi nghĩa Lam Sơn.</w:t>
-      </w:r>
-    </w:p>
-    <w:p>
-      <w:pPr>
-        <w:pStyle w:val="Heading1"/>
-        <w:numPr>
-          <w:ilvl w:val="0"/>
-          <w:numId w:val="23"/>
-        </w:numPr>
-        <w:tabs>
-          <w:tab w:val="left" w:pos="509"/>
-        </w:tabs>
-        <w:spacing w:before="3"/>
-        <w:ind w:left="508" w:hanging="303"/>
-      </w:pPr>
-      <w:r>
-        <w:t>TRẮC NGHIỆM</w:t>
-      </w:r>
     </w:p>
     <w:p>
       <w:pPr>
@@ -1712,7 +29,6 @@
           <w:b/>
           <w:sz w:val="26"/>
           <w:szCs w:val="26"/>
-          <w:lang w:val="en-US"/>
         </w:rPr>
         <w:t xml:space="preserve">Câu 1. </w:t>
       </w:r>
@@ -1729,7 +45,6 @@
           <w:b/>
           <w:sz w:val="26"/>
           <w:szCs w:val="26"/>
-          <w:lang w:val="en-US"/>
         </w:rPr>
         <w:t xml:space="preserve"> tự nhiên</w:t>
       </w:r>
@@ -1746,7 +61,6 @@
           <w:b/>
           <w:sz w:val="26"/>
           <w:szCs w:val="26"/>
-          <w:lang w:val="en-US"/>
         </w:rPr>
         <w:t xml:space="preserve"> ở Trung và Nam Mỹ</w:t>
       </w:r>
@@ -1796,11 +110,20 @@
       </w:pPr>
       <w:r>
         <w:rPr>
-          <w:bCs/>
-          <w:sz w:val="26"/>
-          <w:szCs w:val="26"/>
-        </w:rPr>
-        <w:t xml:space="preserve">C. Dãy núi An-đét.                                   </w:t>
+          <w:b/>
+          <w:bCs/>
+          <w:sz w:val="26"/>
+          <w:szCs w:val="26"/>
+        </w:rPr>
+        <w:t>C. Dãy núi An-đét.</w:t>
+      </w:r>
+      <w:r>
+        <w:rPr>
+          <w:bCs/>
+          <w:sz w:val="26"/>
+          <w:szCs w:val="26"/>
+        </w:rPr>
+        <w:t xml:space="preserve">                                   </w:t>
       </w:r>
       <w:r>
         <w:rPr>
@@ -1819,6 +142,20 @@
         </w:rPr>
         <w:t xml:space="preserve">  D. Phía Nam Nam Mĩ.</w:t>
       </w:r>
+    </w:p>
+    <w:p>
+      <w:pPr>
+        <w:tabs>
+          <w:tab w:val="left" w:pos="401"/>
+        </w:tabs>
+        <w:spacing w:before="1"/>
+        <w:ind w:left="205"/>
+        <w:rPr>
+          <w:bCs/>
+          <w:sz w:val="26"/>
+          <w:szCs w:val="26"/>
+        </w:rPr>
+      </w:pPr>
     </w:p>
     <w:p>
       <w:pPr>
@@ -1838,7 +175,6 @@
       <w:r>
         <w:rPr>
           <w:b/>
-          <w:lang w:val="en-US"/>
         </w:rPr>
         <w:t>2</w:t>
       </w:r>
@@ -1852,7 +188,6 @@
       <w:r>
         <w:rPr>
           <w:b/>
-          <w:lang w:val="en-US"/>
         </w:rPr>
         <w:t>C</w:t>
       </w:r>
@@ -1870,9 +205,6 @@
         <w:ind w:left="0"/>
       </w:pPr>
       <w:r>
-        <w:rPr>
-          <w:lang w:val="en-US"/>
-        </w:rPr>
         <w:t xml:space="preserve">   </w:t>
       </w:r>
       <w:r>
@@ -1884,18 +216,23 @@
         <w:pStyle w:val="BodyText"/>
         <w:spacing w:line="240" w:lineRule="auto"/>
         <w:ind w:left="0"/>
-      </w:pPr>
-      <w:r>
-        <w:rPr>
-          <w:lang w:val="en-US"/>
-        </w:rPr>
+        <w:rPr>
+          <w:b/>
+        </w:rPr>
+      </w:pPr>
+      <w:r>
         <w:t xml:space="preserve">    </w:t>
       </w:r>
       <w:r>
-        <w:t>C. Nhiệt độ.                                                D. Nhiệt độ và độ ẩm.</w:t>
-      </w:r>
-    </w:p>
-    <w:bookmarkEnd w:id="0"/>
+        <w:t xml:space="preserve">C. Nhiệt độ.                                                </w:t>
+      </w:r>
+      <w:r>
+        <w:rPr>
+          <w:b/>
+        </w:rPr>
+        <w:t>D. Nhiệt độ và độ ẩm.</w:t>
+      </w:r>
+    </w:p>
     <w:p>
       <w:pPr>
         <w:pStyle w:val="BodyText"/>
@@ -1903,79 +240,10 @@
         <w:ind w:left="0"/>
         <w:rPr>
           <w:b/>
-          <w:bCs/>
-        </w:rPr>
-      </w:pPr>
-      <w:r>
-        <w:rPr>
-          <w:b/>
-          <w:bCs/>
-          <w:lang w:val="en-US"/>
-        </w:rPr>
-        <w:t xml:space="preserve">Câu </w:t>
-      </w:r>
-      <w:r>
-        <w:rPr>
-          <w:b/>
-          <w:bCs/>
-          <w:lang w:val="en-US"/>
-        </w:rPr>
-        <w:t>3</w:t>
-      </w:r>
-      <w:r>
-        <w:rPr>
-          <w:b/>
-          <w:bCs/>
-          <w:lang w:val="en-US"/>
-        </w:rPr>
-        <w:t xml:space="preserve">. </w:t>
-      </w:r>
-      <w:bookmarkStart w:id="1" w:name="_Hlk195968960"/>
-      <w:r>
-        <w:rPr>
-          <w:b/>
-          <w:bCs/>
-        </w:rPr>
-        <w:t>Người Anh-điêng ở Trung và Nam Mỹ thuộc chủng tộc nào?</w:t>
-      </w:r>
-    </w:p>
-    <w:p>
-      <w:pPr>
-        <w:pStyle w:val="BodyText"/>
-        <w:spacing w:line="240" w:lineRule="auto"/>
-      </w:pPr>
-      <w:r>
-        <w:t>A. Nê-grô-it.</w:t>
-      </w:r>
-      <w:r>
-        <w:rPr>
-          <w:lang w:val="en-US"/>
-        </w:rPr>
-        <w:t xml:space="preserve">                   </w:t>
-      </w:r>
-      <w:r>
-        <w:t>B. Môn-gô -lô- it.</w:t>
-      </w:r>
-      <w:r>
-        <w:rPr>
-          <w:lang w:val="en-US"/>
-        </w:rPr>
-        <w:t xml:space="preserve">           </w:t>
-      </w:r>
-      <w:r>
-        <w:t>C. Ơ-rô-pê-ô-it.</w:t>
-      </w:r>
-      <w:r>
-        <w:rPr>
-          <w:lang w:val="en-US"/>
-        </w:rPr>
-        <w:t xml:space="preserve">             </w:t>
-      </w:r>
-      <w:r>
-        <w:t>D. Người lai.</w:t>
-      </w:r>
-    </w:p>
-    <w:bookmarkEnd w:id="1"/>
+        </w:rPr>
+      </w:pPr>
+    </w:p>
+    <w:bookmarkEnd w:id="0"/>
     <w:p>
       <w:pPr>
         <w:pStyle w:val="BodyText"/>
@@ -1984,14 +252,12 @@
         <w:rPr>
           <w:b/>
           <w:bCs/>
-          <w:lang w:val="en-US"/>
-        </w:rPr>
-      </w:pPr>
-      <w:r>
-        <w:rPr>
-          <w:b/>
-          <w:bCs/>
-          <w:lang w:val="en-US"/>
+        </w:rPr>
+      </w:pPr>
+      <w:r>
+        <w:rPr>
+          <w:b/>
+          <w:bCs/>
         </w:rPr>
         <w:t xml:space="preserve">Câu </w:t>
       </w:r>
@@ -1999,61 +265,81 @@
         <w:rPr>
           <w:b/>
           <w:bCs/>
-          <w:lang w:val="en-US"/>
-        </w:rPr>
-        <w:t>4</w:t>
-      </w:r>
-      <w:r>
-        <w:rPr>
-          <w:b/>
-          <w:bCs/>
-          <w:lang w:val="en-US"/>
+        </w:rPr>
+        <w:t>3</w:t>
+      </w:r>
+      <w:r>
+        <w:rPr>
+          <w:b/>
+          <w:bCs/>
         </w:rPr>
         <w:t xml:space="preserve">. </w:t>
       </w:r>
-      <w:bookmarkStart w:id="2" w:name="_Hlk195968873"/>
-      <w:r>
-        <w:rPr>
-          <w:b/>
-          <w:bCs/>
-          <w:lang w:val="en-US"/>
-        </w:rPr>
-        <w:t>Người châu Âu đến Trung và Nam Mỹ chủ yếu đến từ những nước nào?</w:t>
+      <w:bookmarkStart w:id="1" w:name="_Hlk195968960"/>
+      <w:r>
+        <w:rPr>
+          <w:b/>
+          <w:bCs/>
+        </w:rPr>
+        <w:t>Người Anh-điêng ở Trung và Nam Mỹ thuộc chủng tộc nào?</w:t>
       </w:r>
     </w:p>
     <w:p>
       <w:pPr>
         <w:pStyle w:val="BodyText"/>
         <w:spacing w:line="240" w:lineRule="auto"/>
-        <w:rPr>
-          <w:lang w:val="en-US"/>
-        </w:rPr>
-      </w:pPr>
-      <w:r>
-        <w:rPr>
-          <w:lang w:val="en-US"/>
-        </w:rPr>
-        <w:t>A. Tây Ban Nha và Bồ Đào Nha.                  B. Đức và I-ta-li-a.</w:t>
+      </w:pPr>
+      <w:r>
+        <w:t>A. Nê-grô-it</w:t>
+      </w:r>
+      <w:r>
+        <w:rPr>
+          <w:b/>
+        </w:rPr>
+        <w:t>.</w:t>
+      </w:r>
+      <w:r>
+        <w:rPr>
+          <w:b/>
+          <w:lang w:val="en-US"/>
+        </w:rPr>
+        <w:t xml:space="preserve">                   </w:t>
+      </w:r>
+      <w:r>
+        <w:rPr>
+          <w:b/>
+        </w:rPr>
+        <w:t>B. Môn-gô -lô- it</w:t>
+      </w:r>
+      <w:r>
+        <w:t>.</w:t>
+      </w:r>
+      <w:r>
+        <w:rPr>
+          <w:lang w:val="en-US"/>
+        </w:rPr>
+        <w:t xml:space="preserve">           </w:t>
+      </w:r>
+      <w:r>
+        <w:t>C. Ơ-rô-pê-ô-it.</w:t>
+      </w:r>
+      <w:r>
+        <w:rPr>
+          <w:lang w:val="en-US"/>
+        </w:rPr>
+        <w:t xml:space="preserve">             </w:t>
+      </w:r>
+      <w:r>
+        <w:t>D. Người lai.</w:t>
       </w:r>
     </w:p>
     <w:p>
       <w:pPr>
         <w:pStyle w:val="BodyText"/>
         <w:spacing w:line="240" w:lineRule="auto"/>
-        <w:rPr>
-          <w:lang w:val="en-US"/>
-        </w:rPr>
-      </w:pPr>
-      <w:bookmarkStart w:id="3" w:name="_Hlk195968900"/>
-      <w:bookmarkEnd w:id="2"/>
-      <w:r>
-        <w:rPr>
-          <w:lang w:val="en-US"/>
-        </w:rPr>
-        <w:t>C. Thụy điển và Bỉ.                                         D. Anh và Pháp.</w:t>
-      </w:r>
-    </w:p>
-    <w:bookmarkEnd w:id="3"/>
+      </w:pPr>
+    </w:p>
+    <w:bookmarkEnd w:id="1"/>
     <w:p>
       <w:pPr>
         <w:pStyle w:val="BodyText"/>
@@ -2062,84 +348,144 @@
         <w:rPr>
           <w:b/>
           <w:bCs/>
-          <w:lang w:val="en-US"/>
-        </w:rPr>
-      </w:pPr>
-      <w:r>
-        <w:rPr>
-          <w:b/>
-          <w:bCs/>
-          <w:lang w:val="en-US"/>
-        </w:rPr>
-        <w:lastRenderedPageBreak/>
+        </w:rPr>
+      </w:pPr>
+      <w:r>
+        <w:rPr>
+          <w:b/>
+          <w:bCs/>
+        </w:rPr>
         <w:t xml:space="preserve">Câu </w:t>
       </w:r>
       <w:r>
         <w:rPr>
           <w:b/>
           <w:bCs/>
-          <w:lang w:val="en-US"/>
-        </w:rPr>
-        <w:t>5</w:t>
-      </w:r>
-      <w:r>
-        <w:rPr>
-          <w:b/>
-          <w:bCs/>
-          <w:lang w:val="en-US"/>
-        </w:rPr>
-        <w:t>.</w:t>
-      </w:r>
-      <w:r>
-        <w:t xml:space="preserve"> </w:t>
-      </w:r>
-      <w:r>
-        <w:rPr>
-          <w:b/>
-          <w:bCs/>
-          <w:lang w:val="en-US"/>
-        </w:rPr>
-        <w:t xml:space="preserve">Tốc độ đô thị hóa </w:t>
-      </w:r>
-      <w:r>
-        <w:rPr>
-          <w:b/>
-          <w:bCs/>
-          <w:lang w:val="en-US"/>
-        </w:rPr>
-        <w:t xml:space="preserve">nhanh </w:t>
-      </w:r>
-      <w:r>
-        <w:rPr>
-          <w:b/>
-          <w:bCs/>
-          <w:lang w:val="en-US"/>
-        </w:rPr>
-        <w:t>ở Trung và Nam Mĩ không để lại hậu quả nào?</w:t>
-      </w:r>
-    </w:p>
+        </w:rPr>
+        <w:t>4</w:t>
+      </w:r>
+      <w:r>
+        <w:rPr>
+          <w:b/>
+          <w:bCs/>
+        </w:rPr>
+        <w:t xml:space="preserve">. </w:t>
+      </w:r>
+      <w:bookmarkStart w:id="2" w:name="_Hlk195968873"/>
+      <w:r>
+        <w:rPr>
+          <w:b/>
+          <w:bCs/>
+        </w:rPr>
+        <w:t>Người châu Âu đến Trung và Nam Mỹ chủ yếu đến từ những nước nào?</w:t>
+      </w:r>
+    </w:p>
+    <w:p>
+      <w:pPr>
+        <w:pStyle w:val="BodyText"/>
+        <w:spacing w:line="240" w:lineRule="auto"/>
+        <w:rPr>
+          <w:lang w:val="en-US"/>
+        </w:rPr>
+      </w:pPr>
+      <w:r>
+        <w:rPr>
+          <w:b/>
+          <w:lang w:val="en-US"/>
+        </w:rPr>
+        <w:t>A. Tây Ban Nha và Bồ Đào Nha</w:t>
+      </w:r>
+      <w:r>
+        <w:rPr>
+          <w:lang w:val="en-US"/>
+        </w:rPr>
+        <w:t>.                  B. Đức và I-ta-li-a.</w:t>
+      </w:r>
+    </w:p>
+    <w:p>
+      <w:pPr>
+        <w:pStyle w:val="BodyText"/>
+        <w:spacing w:line="240" w:lineRule="auto"/>
+        <w:rPr>
+          <w:lang w:val="en-US"/>
+        </w:rPr>
+      </w:pPr>
+      <w:bookmarkStart w:id="3" w:name="_Hlk195968900"/>
+      <w:bookmarkEnd w:id="2"/>
+      <w:r>
+        <w:rPr>
+          <w:lang w:val="en-US"/>
+        </w:rPr>
+        <w:t>C. Thụy điển và Bỉ.                                         D. Anh và Pháp.</w:t>
+      </w:r>
+    </w:p>
+    <w:p>
+      <w:pPr>
+        <w:pStyle w:val="BodyText"/>
+        <w:spacing w:line="240" w:lineRule="auto"/>
+        <w:rPr>
+          <w:lang w:val="en-US"/>
+        </w:rPr>
+      </w:pPr>
+    </w:p>
+    <w:bookmarkEnd w:id="3"/>
     <w:p>
       <w:pPr>
         <w:pStyle w:val="BodyText"/>
         <w:spacing w:line="240" w:lineRule="auto"/>
         <w:ind w:left="0"/>
         <w:rPr>
-          <w:lang w:val="en-US"/>
-        </w:rPr>
-      </w:pPr>
-      <w:r>
-        <w:rPr>
-          <w:b/>
-          <w:bCs/>
-          <w:lang w:val="en-US"/>
-        </w:rPr>
-        <w:t xml:space="preserve">      </w:t>
-      </w:r>
-      <w:r>
-        <w:rPr>
-          <w:lang w:val="en-US"/>
-        </w:rPr>
-        <w:t>A. Thất nghiệp.                            B. Ô nhiễm môi trường.</w:t>
+          <w:b/>
+          <w:bCs/>
+        </w:rPr>
+      </w:pPr>
+      <w:r>
+        <w:rPr>
+          <w:b/>
+          <w:bCs/>
+          <w:lang w:val="en-US"/>
+        </w:rPr>
+        <w:t xml:space="preserve">Câu </w:t>
+      </w:r>
+      <w:r>
+        <w:rPr>
+          <w:b/>
+          <w:bCs/>
+          <w:lang w:val="en-US"/>
+        </w:rPr>
+        <w:t>5</w:t>
+      </w:r>
+      <w:r>
+        <w:rPr>
+          <w:b/>
+          <w:bCs/>
+          <w:lang w:val="en-US"/>
+        </w:rPr>
+        <w:t>.</w:t>
+      </w:r>
+      <w:r>
+        <w:t xml:space="preserve"> </w:t>
+      </w:r>
+      <w:r>
+        <w:rPr>
+          <w:b/>
+          <w:bCs/>
+        </w:rPr>
+        <w:t xml:space="preserve">Tốc độ đô thị hóa </w:t>
+      </w:r>
+      <w:r>
+        <w:rPr>
+          <w:b/>
+          <w:bCs/>
+        </w:rPr>
+        <w:t xml:space="preserve">nhanh </w:t>
+      </w:r>
+      <w:r>
+        <w:rPr>
+          <w:b/>
+          <w:bCs/>
+        </w:rPr>
+        <w:t>ở Trung và Nam Mĩ không để lại hậu quả nào?</w:t>
       </w:r>
     </w:p>
     <w:p>
@@ -2147,21 +493,16 @@
         <w:pStyle w:val="BodyText"/>
         <w:spacing w:line="240" w:lineRule="auto"/>
         <w:ind w:left="0"/>
-        <w:rPr>
-          <w:lang w:val="en-US"/>
-        </w:rPr>
-      </w:pPr>
-      <w:r>
-        <w:rPr>
-          <w:lang w:val="en-US"/>
-        </w:rPr>
-        <w:t xml:space="preserve">      C. Tệ nạn xã hội, tội phạm.         D. </w:t>
-      </w:r>
-      <w:r>
-        <w:rPr>
-          <w:lang w:val="en-US"/>
-        </w:rPr>
-        <w:t>Văn hóa đa dạng</w:t>
+      </w:pPr>
+      <w:r>
+        <w:rPr>
+          <w:b/>
+          <w:bCs/>
+        </w:rPr>
+        <w:t xml:space="preserve">      </w:t>
+      </w:r>
+      <w:r>
+        <w:t>A. Thất nghiệp.                            B. Ô nhiễm môi trường.</w:t>
       </w:r>
     </w:p>
     <w:p>
@@ -2171,58 +512,22 @@
         <w:ind w:left="0"/>
         <w:rPr>
           <w:b/>
-          <w:bCs/>
-          <w:lang w:val="en-US"/>
-        </w:rPr>
-      </w:pPr>
-      <w:r>
-        <w:rPr>
-          <w:b/>
-          <w:bCs/>
-          <w:lang w:val="en-US"/>
-        </w:rPr>
-        <w:t xml:space="preserve"> Câu </w:t>
-      </w:r>
-      <w:r>
-        <w:rPr>
-          <w:b/>
-          <w:bCs/>
-          <w:lang w:val="en-US"/>
-        </w:rPr>
-        <w:t>6</w:t>
-      </w:r>
-      <w:r>
-        <w:rPr>
-          <w:b/>
-          <w:bCs/>
-          <w:lang w:val="en-US"/>
-        </w:rPr>
-        <w:t xml:space="preserve">. </w:t>
-      </w:r>
-      <w:bookmarkStart w:id="4" w:name="_Hlk195969043"/>
-      <w:r>
-        <w:rPr>
-          <w:b/>
-          <w:bCs/>
-          <w:lang w:val="en-US"/>
-        </w:rPr>
-        <w:t>Lễ hội hóa trang ( lễ hội Các-na</w:t>
-      </w:r>
-      <w:r>
-        <w:rPr>
-          <w:b/>
-          <w:bCs/>
-          <w:lang w:val="en-US"/>
-        </w:rPr>
-        <w:t>-</w:t>
-      </w:r>
-      <w:r>
-        <w:rPr>
-          <w:b/>
-          <w:bCs/>
-          <w:lang w:val="en-US"/>
-        </w:rPr>
-        <w:t>van) là nét văn hóa đặc sắc của quốc gia nào</w:t>
+        </w:rPr>
+      </w:pPr>
+      <w:r>
+        <w:t xml:space="preserve">      C. Tệ nạn xã hội, tội phạm.         </w:t>
+      </w:r>
+      <w:r>
+        <w:rPr>
+          <w:b/>
+        </w:rPr>
+        <w:t xml:space="preserve">D. </w:t>
+      </w:r>
+      <w:r>
+        <w:rPr>
+          <w:b/>
+        </w:rPr>
+        <w:t>Văn hóa đa dạng</w:t>
       </w:r>
     </w:p>
     <w:p>
@@ -2231,25 +536,10 @@
         <w:spacing w:line="240" w:lineRule="auto"/>
         <w:ind w:left="0"/>
         <w:rPr>
-          <w:lang w:val="en-US"/>
-        </w:rPr>
-      </w:pPr>
-      <w:r>
-        <w:rPr>
-          <w:b/>
-          <w:bCs/>
-          <w:lang w:val="en-US"/>
-        </w:rPr>
-        <w:t xml:space="preserve">       </w:t>
-      </w:r>
-      <w:r>
-        <w:rPr>
-          <w:lang w:val="en-US"/>
-        </w:rPr>
-        <w:t>A. Pê-ru               B. Bra-xin                   C. Vê-nê-xu-ê-la.               D. Chi-lê</w:t>
-      </w:r>
-    </w:p>
-    <w:bookmarkEnd w:id="4"/>
+          <w:b/>
+        </w:rPr>
+      </w:pPr>
+    </w:p>
     <w:p>
       <w:pPr>
         <w:pStyle w:val="BodyText"/>
@@ -2258,51 +548,50 @@
         <w:rPr>
           <w:b/>
           <w:bCs/>
-          <w:lang w:val="en-US"/>
-        </w:rPr>
-      </w:pPr>
-      <w:r>
-        <w:rPr>
-          <w:b/>
-          <w:bCs/>
-          <w:lang w:val="en-US"/>
-        </w:rPr>
-        <w:t xml:space="preserve"> </w:t>
-      </w:r>
-      <w:r>
-        <w:rPr>
-          <w:b/>
-          <w:bCs/>
-          <w:lang w:val="en-US"/>
-        </w:rPr>
-        <w:t xml:space="preserve">Câu </w:t>
-      </w:r>
-      <w:r>
-        <w:rPr>
-          <w:b/>
-          <w:bCs/>
-          <w:lang w:val="en-US"/>
-        </w:rPr>
-        <w:t>7</w:t>
-      </w:r>
-      <w:r>
-        <w:rPr>
-          <w:b/>
-          <w:bCs/>
-          <w:lang w:val="en-US"/>
-        </w:rPr>
-        <w:t>.</w:t>
-      </w:r>
-      <w:r>
-        <w:t xml:space="preserve"> </w:t>
-      </w:r>
-      <w:r>
-        <w:rPr>
-          <w:b/>
-          <w:bCs/>
-          <w:lang w:val="en-US"/>
-        </w:rPr>
-        <w:t>Những ngôn ngữ nào được sử dụng nhiều ở Trung và Nam Mỹ?</w:t>
+        </w:rPr>
+      </w:pPr>
+      <w:r>
+        <w:rPr>
+          <w:b/>
+          <w:bCs/>
+        </w:rPr>
+        <w:t xml:space="preserve"> Câu </w:t>
+      </w:r>
+      <w:r>
+        <w:rPr>
+          <w:b/>
+          <w:bCs/>
+        </w:rPr>
+        <w:t>6</w:t>
+      </w:r>
+      <w:r>
+        <w:rPr>
+          <w:b/>
+          <w:bCs/>
+        </w:rPr>
+        <w:t xml:space="preserve">. </w:t>
+      </w:r>
+      <w:bookmarkStart w:id="4" w:name="_Hlk195969043"/>
+      <w:r>
+        <w:rPr>
+          <w:b/>
+          <w:bCs/>
+        </w:rPr>
+        <w:t>Lễ hội hóa trang ( lễ hội Các-na</w:t>
+      </w:r>
+      <w:r>
+        <w:rPr>
+          <w:b/>
+          <w:bCs/>
+        </w:rPr>
+        <w:t>-</w:t>
+      </w:r>
+      <w:r>
+        <w:rPr>
+          <w:b/>
+          <w:bCs/>
+        </w:rPr>
+        <w:t>van) là nét văn hóa đặc sắc của quốc gia nào</w:t>
       </w:r>
     </w:p>
     <w:p>
@@ -2310,54 +599,31 @@
         <w:pStyle w:val="BodyText"/>
         <w:spacing w:line="240" w:lineRule="auto"/>
         <w:ind w:left="0"/>
-        <w:rPr>
-          <w:lang w:val="en-US"/>
-        </w:rPr>
-      </w:pPr>
-      <w:r>
-        <w:rPr>
-          <w:lang w:val="en-US"/>
-        </w:rPr>
-        <w:t xml:space="preserve">      A. Tiếng Anh và Pháp.                   B. Tiếng Anh và Tây Ban Nha.</w:t>
-      </w:r>
-    </w:p>
-    <w:p>
-      <w:pPr>
-        <w:pStyle w:val="BodyText"/>
-        <w:spacing w:line="240" w:lineRule="auto"/>
-        <w:rPr>
-          <w:b/>
-          <w:bCs/>
-          <w:lang w:val="en-US"/>
-        </w:rPr>
-      </w:pPr>
-      <w:r>
-        <w:rPr>
-          <w:lang w:val="en-US"/>
-        </w:rPr>
-        <w:t xml:space="preserve">   C. Tiếng Nga và Anh.</w:t>
-      </w:r>
-      <w:r>
-        <w:rPr>
-          <w:b/>
-          <w:bCs/>
-          <w:lang w:val="en-US"/>
-        </w:rPr>
-        <w:t xml:space="preserve">                     </w:t>
-      </w:r>
-      <w:r>
-        <w:rPr>
-          <w:lang w:val="en-US"/>
-        </w:rPr>
-        <w:t>D. Tiếng Tây Ban Nha và Bồ Đào Nha</w:t>
-      </w:r>
-      <w:r>
-        <w:rPr>
-          <w:b/>
-          <w:bCs/>
-          <w:lang w:val="en-US"/>
-        </w:rPr>
-        <w:t>.</w:t>
+      </w:pPr>
+      <w:r>
+        <w:rPr>
+          <w:b/>
+          <w:bCs/>
+        </w:rPr>
+        <w:t xml:space="preserve">       </w:t>
+      </w:r>
+      <w:r>
+        <w:t xml:space="preserve">A. Pê-ru               </w:t>
+      </w:r>
+      <w:r>
+        <w:rPr>
+          <w:b/>
+        </w:rPr>
+        <w:t>B. Bra-xi</w:t>
+      </w:r>
+      <w:r>
+        <w:rPr>
+          <w:b/>
+        </w:rPr>
+        <w:t xml:space="preserve">                   </w:t>
+      </w:r>
+      <w:r>
+        <w:t>C. Vê-nê-xu-ê-la.               D. Chi-lê</w:t>
       </w:r>
     </w:p>
     <w:p>
@@ -2365,68 +631,56 @@
         <w:pStyle w:val="BodyText"/>
         <w:spacing w:line="240" w:lineRule="auto"/>
         <w:ind w:left="0"/>
-        <w:rPr>
-          <w:b/>
-          <w:bCs/>
-          <w:lang w:val="en-US"/>
-        </w:rPr>
-      </w:pPr>
-      <w:r>
-        <w:rPr>
-          <w:b/>
-          <w:bCs/>
-          <w:lang w:val="en-US"/>
-        </w:rPr>
-        <w:t xml:space="preserve">Câu </w:t>
-      </w:r>
-      <w:r>
-        <w:rPr>
-          <w:b/>
-          <w:bCs/>
-          <w:lang w:val="en-US"/>
-        </w:rPr>
-        <w:t>8</w:t>
-      </w:r>
-      <w:r>
-        <w:rPr>
-          <w:b/>
-          <w:bCs/>
-          <w:lang w:val="en-US"/>
-        </w:rPr>
-        <w:t xml:space="preserve">. </w:t>
-      </w:r>
-      <w:bookmarkStart w:id="5" w:name="_Hlk195970447"/>
-      <w:r>
-        <w:rPr>
-          <w:b/>
-          <w:bCs/>
-          <w:lang w:val="en-US"/>
-        </w:rPr>
-        <w:t>Sinh vật rừng A-ma-dôn rất phong phú nguyên nhân do đâu?</w:t>
-      </w:r>
-    </w:p>
+      </w:pPr>
+    </w:p>
+    <w:bookmarkEnd w:id="4"/>
     <w:p>
       <w:pPr>
         <w:pStyle w:val="BodyText"/>
         <w:spacing w:line="240" w:lineRule="auto"/>
         <w:ind w:left="0"/>
         <w:rPr>
-          <w:lang w:val="en-US"/>
-        </w:rPr>
-      </w:pPr>
-      <w:r>
-        <w:rPr>
-          <w:b/>
-          <w:bCs/>
-          <w:lang w:val="en-US"/>
-        </w:rPr>
-        <w:t xml:space="preserve">   </w:t>
-      </w:r>
-      <w:r>
-        <w:rPr>
-          <w:lang w:val="en-US"/>
-        </w:rPr>
-        <w:t xml:space="preserve">A. Khí hậu nóng ẩm.          B. Diện tích rộng lớn.  </w:t>
+          <w:b/>
+          <w:bCs/>
+        </w:rPr>
+      </w:pPr>
+      <w:r>
+        <w:rPr>
+          <w:b/>
+          <w:bCs/>
+        </w:rPr>
+        <w:t xml:space="preserve"> </w:t>
+      </w:r>
+      <w:r>
+        <w:rPr>
+          <w:b/>
+          <w:bCs/>
+        </w:rPr>
+        <w:t xml:space="preserve">Câu </w:t>
+      </w:r>
+      <w:r>
+        <w:rPr>
+          <w:b/>
+          <w:bCs/>
+        </w:rPr>
+        <w:t>7</w:t>
+      </w:r>
+      <w:r>
+        <w:rPr>
+          <w:b/>
+          <w:bCs/>
+        </w:rPr>
+        <w:t>.</w:t>
+      </w:r>
+      <w:r>
+        <w:t xml:space="preserve"> </w:t>
+      </w:r>
+      <w:r>
+        <w:rPr>
+          <w:b/>
+          <w:bCs/>
+        </w:rPr>
+        <w:t>Những ngôn ngữ nào được sử dụng nhiều ở Trung và Nam Mỹ?</w:t>
       </w:r>
     </w:p>
     <w:p>
@@ -2439,19 +693,66 @@
         </w:rPr>
       </w:pPr>
       <w:r>
-        <w:rPr>
-          <w:lang w:val="en-US"/>
-        </w:rPr>
-        <w:t xml:space="preserve">   C. Sông ngòi dày đặc.          D. Địa hình bằng phẳng.</w:t>
-      </w:r>
-      <w:r>
-        <w:rPr>
-          <w:lang w:val="en-US"/>
-        </w:rPr>
-        <w:t xml:space="preserve"> </w:t>
-      </w:r>
-    </w:p>
-    <w:bookmarkEnd w:id="5"/>
+        <w:t xml:space="preserve">      </w:t>
+      </w:r>
+      <w:r>
+        <w:rPr>
+          <w:lang w:val="en-US"/>
+        </w:rPr>
+        <w:t>A. Tiếng Anh và Pháp.                   B. Tiếng Anh và Tây Ban Nha.</w:t>
+      </w:r>
+    </w:p>
+    <w:p>
+      <w:pPr>
+        <w:pStyle w:val="BodyText"/>
+        <w:spacing w:line="240" w:lineRule="auto"/>
+        <w:rPr>
+          <w:b/>
+          <w:bCs/>
+          <w:lang w:val="en-US"/>
+        </w:rPr>
+      </w:pPr>
+      <w:r>
+        <w:rPr>
+          <w:lang w:val="en-US"/>
+        </w:rPr>
+        <w:t xml:space="preserve">   C. Tiếng Nga và Anh.</w:t>
+      </w:r>
+      <w:r>
+        <w:rPr>
+          <w:b/>
+          <w:bCs/>
+          <w:lang w:val="en-US"/>
+        </w:rPr>
+        <w:t xml:space="preserve">                     </w:t>
+      </w:r>
+      <w:r>
+        <w:rPr>
+          <w:b/>
+          <w:lang w:val="en-US"/>
+        </w:rPr>
+        <w:t>D. Tiếng Tây Ban Nha và Bồ Đào Nha</w:t>
+      </w:r>
+      <w:r>
+        <w:rPr>
+          <w:b/>
+          <w:bCs/>
+          <w:lang w:val="en-US"/>
+        </w:rPr>
+        <w:t>.</w:t>
+      </w:r>
+    </w:p>
+    <w:p>
+      <w:pPr>
+        <w:pStyle w:val="BodyText"/>
+        <w:spacing w:line="240" w:lineRule="auto"/>
+        <w:rPr>
+          <w:b/>
+          <w:bCs/>
+          <w:lang w:val="en-US"/>
+        </w:rPr>
+      </w:pPr>
+    </w:p>
     <w:p>
       <w:pPr>
         <w:pStyle w:val="BodyText"/>
@@ -2469,14 +770,6 @@
           <w:bCs/>
           <w:lang w:val="en-US"/>
         </w:rPr>
-        <w:t xml:space="preserve"> </w:t>
-      </w:r>
-      <w:r>
-        <w:rPr>
-          <w:b/>
-          <w:bCs/>
-          <w:lang w:val="en-US"/>
-        </w:rPr>
         <w:t xml:space="preserve">Câu </w:t>
       </w:r>
       <w:r>
@@ -2485,7 +778,7 @@
           <w:bCs/>
           <w:lang w:val="en-US"/>
         </w:rPr>
-        <w:t>9</w:t>
+        <w:t>8</w:t>
       </w:r>
       <w:r>
         <w:rPr>
@@ -2495,136 +788,45 @@
         </w:rPr>
         <w:t xml:space="preserve">. </w:t>
       </w:r>
-      <w:bookmarkStart w:id="6" w:name="_Hlk195970270"/>
-      <w:r>
-        <w:rPr>
-          <w:b/>
-          <w:bCs/>
-          <w:lang w:val="en-US"/>
-        </w:rPr>
-        <w:t>Phần lớn diện tích rừng Amazon thuộc địa phận quốc gia nào?</w:t>
-      </w:r>
-    </w:p>
-    <w:p>
-      <w:pPr>
-        <w:pStyle w:val="BodyText"/>
-        <w:spacing w:line="240" w:lineRule="auto"/>
-        <w:rPr>
-          <w:b/>
-          <w:lang w:val="en-US"/>
-        </w:rPr>
-      </w:pPr>
-      <w:r>
-        <w:rPr>
-          <w:b/>
-          <w:bCs/>
-          <w:lang w:val="en-US"/>
-        </w:rPr>
-        <w:t xml:space="preserve"> </w:t>
-      </w:r>
-      <w:r>
-        <w:rPr>
-          <w:lang w:val="en-US"/>
-        </w:rPr>
-        <w:t>A. B</w:t>
-      </w:r>
-      <w:r>
-        <w:rPr>
-          <w:lang w:val="en-US"/>
-        </w:rPr>
-        <w:t>- ra-xin</w:t>
-      </w:r>
-      <w:r>
-        <w:rPr>
-          <w:b/>
-          <w:bCs/>
-          <w:lang w:val="en-US"/>
-        </w:rPr>
-        <w:t xml:space="preserve">             </w:t>
-      </w:r>
-      <w:r>
-        <w:rPr>
-          <w:lang w:val="en-US"/>
-        </w:rPr>
-        <w:t xml:space="preserve">B. </w:t>
-      </w:r>
-      <w:r>
-        <w:rPr>
-          <w:lang w:val="en-US"/>
-        </w:rPr>
-        <w:t>Cô-lôm-bia</w:t>
-      </w:r>
-      <w:r>
-        <w:rPr>
-          <w:lang w:val="en-US"/>
-        </w:rPr>
-        <w:t xml:space="preserve">                C. </w:t>
-      </w:r>
-      <w:r>
-        <w:rPr>
-          <w:lang w:val="en-US"/>
-        </w:rPr>
-        <w:t>Mê-hi-cô</w:t>
-      </w:r>
-      <w:r>
-        <w:rPr>
-          <w:lang w:val="en-US"/>
-        </w:rPr>
-        <w:t xml:space="preserve">              D. </w:t>
-      </w:r>
-      <w:r>
-        <w:rPr>
-          <w:lang w:val="en-US"/>
-        </w:rPr>
-        <w:t>Ác-hen-ti-na</w:t>
-      </w:r>
-      <w:r>
-        <w:rPr>
-          <w:b/>
-          <w:lang w:val="en-US"/>
-        </w:rPr>
-        <w:t xml:space="preserve">  </w:t>
-      </w:r>
-    </w:p>
-    <w:bookmarkEnd w:id="6"/>
+      <w:bookmarkStart w:id="5" w:name="_Hlk195970447"/>
+      <w:r>
+        <w:rPr>
+          <w:b/>
+          <w:bCs/>
+          <w:lang w:val="en-US"/>
+        </w:rPr>
+        <w:t>Sinh vật rừng A-ma-dôn rất phong phú nguyên nhân do đâu?</w:t>
+      </w:r>
+    </w:p>
     <w:p>
       <w:pPr>
         <w:pStyle w:val="BodyText"/>
         <w:spacing w:line="240" w:lineRule="auto"/>
         <w:ind w:left="0"/>
         <w:rPr>
-          <w:b/>
-          <w:lang w:val="en-US"/>
-        </w:rPr>
-      </w:pPr>
-      <w:r>
-        <w:rPr>
-          <w:b/>
-          <w:lang w:val="en-US"/>
-        </w:rPr>
-        <w:t>Câu 1</w:t>
-      </w:r>
-      <w:r>
-        <w:rPr>
-          <w:b/>
-          <w:lang w:val="en-US"/>
-        </w:rPr>
-        <w:t>0</w:t>
-      </w:r>
-      <w:r>
-        <w:rPr>
-          <w:b/>
-          <w:lang w:val="en-US"/>
-        </w:rPr>
-        <w:t xml:space="preserve">. </w:t>
-      </w:r>
-      <w:bookmarkStart w:id="7" w:name="_Hlk195970372"/>
-      <w:r>
-        <w:rPr>
-          <w:b/>
-          <w:lang w:val="en-US"/>
-        </w:rPr>
-        <w:t>Rừng A- ma -dôn không có vai trò nào sau đây?</w:t>
+          <w:lang w:val="en-US"/>
+        </w:rPr>
+      </w:pPr>
+      <w:r>
+        <w:rPr>
+          <w:b/>
+          <w:bCs/>
+          <w:lang w:val="en-US"/>
+        </w:rPr>
+        <w:t xml:space="preserve">   </w:t>
+      </w:r>
+      <w:r>
+        <w:rPr>
+          <w:b/>
+          <w:lang w:val="en-US"/>
+        </w:rPr>
+        <w:t>A. Khí hậu nóng ẩm</w:t>
+      </w:r>
+      <w:r>
+        <w:rPr>
+          <w:lang w:val="en-US"/>
+        </w:rPr>
+        <w:t xml:space="preserve">.          B. Diện tích rộng lớn.  </w:t>
       </w:r>
     </w:p>
     <w:p>
@@ -2633,37 +835,20 @@
         <w:spacing w:line="240" w:lineRule="auto"/>
         <w:ind w:left="0"/>
         <w:rPr>
-          <w:b/>
-          <w:lang w:val="en-US"/>
-        </w:rPr>
-      </w:pPr>
-      <w:r>
-        <w:rPr>
-          <w:bCs/>
-          <w:lang w:val="en-US"/>
-        </w:rPr>
-        <w:t xml:space="preserve">  </w:t>
-      </w:r>
-      <w:r>
-        <w:rPr>
-          <w:bCs/>
-          <w:lang w:val="en-US"/>
-        </w:rPr>
-        <w:t>A. là lá phổi xanh của trái đấ</w:t>
-      </w:r>
-      <w:r>
-        <w:rPr>
-          <w:bCs/>
-          <w:lang w:val="en-US"/>
-        </w:rPr>
-        <w:t xml:space="preserve">t                   </w:t>
-      </w:r>
-      <w:r>
-        <w:rPr>
-          <w:bCs/>
-          <w:lang w:val="en-US"/>
-        </w:rPr>
-        <w:t>B. Nguồn dự trữ sinh học quý giá</w:t>
+          <w:lang w:val="en-US"/>
+        </w:rPr>
+      </w:pPr>
+      <w:r>
+        <w:rPr>
+          <w:lang w:val="en-US"/>
+        </w:rPr>
+        <w:t xml:space="preserve">   C. Sông ngòi dày đặc.          D. Địa hình bằng phẳng.</w:t>
+      </w:r>
+      <w:r>
+        <w:rPr>
+          <w:lang w:val="en-US"/>
+        </w:rPr>
+        <w:t xml:space="preserve"> </w:t>
       </w:r>
     </w:p>
     <w:p>
@@ -2672,17 +857,248 @@
         <w:spacing w:line="240" w:lineRule="auto"/>
         <w:ind w:left="0"/>
         <w:rPr>
-          <w:bCs/>
-          <w:lang w:val="en-US"/>
-        </w:rPr>
-      </w:pPr>
-      <w:r>
-        <w:rPr>
-          <w:bCs/>
+          <w:lang w:val="en-US"/>
+        </w:rPr>
+      </w:pPr>
+    </w:p>
+    <w:bookmarkEnd w:id="5"/>
+    <w:p>
+      <w:pPr>
+        <w:pStyle w:val="BodyText"/>
+        <w:spacing w:line="240" w:lineRule="auto"/>
+        <w:ind w:left="0"/>
+        <w:rPr>
+          <w:b/>
+          <w:bCs/>
+          <w:lang w:val="en-US"/>
+        </w:rPr>
+      </w:pPr>
+      <w:r>
+        <w:rPr>
+          <w:b/>
+          <w:bCs/>
+          <w:lang w:val="en-US"/>
+        </w:rPr>
+        <w:t xml:space="preserve"> </w:t>
+      </w:r>
+      <w:r>
+        <w:rPr>
+          <w:b/>
+          <w:bCs/>
+          <w:lang w:val="en-US"/>
+        </w:rPr>
+        <w:t xml:space="preserve">Câu </w:t>
+      </w:r>
+      <w:r>
+        <w:rPr>
+          <w:b/>
+          <w:bCs/>
+          <w:lang w:val="en-US"/>
+        </w:rPr>
+        <w:t>9</w:t>
+      </w:r>
+      <w:r>
+        <w:rPr>
+          <w:b/>
+          <w:bCs/>
+          <w:lang w:val="en-US"/>
+        </w:rPr>
+        <w:t xml:space="preserve">. </w:t>
+      </w:r>
+      <w:bookmarkStart w:id="6" w:name="_Hlk195970270"/>
+      <w:r>
+        <w:rPr>
+          <w:b/>
+          <w:bCs/>
+          <w:lang w:val="en-US"/>
+        </w:rPr>
+        <w:t>Phần lớn diện tích rừng Amazon thuộc địa phận quốc gia nào?</w:t>
+      </w:r>
+    </w:p>
+    <w:p>
+      <w:pPr>
+        <w:pStyle w:val="BodyText"/>
+        <w:spacing w:line="240" w:lineRule="auto"/>
+        <w:rPr>
+          <w:b/>
+          <w:lang w:val="en-US"/>
+        </w:rPr>
+      </w:pPr>
+      <w:r>
+        <w:rPr>
+          <w:b/>
+          <w:bCs/>
+          <w:lang w:val="en-US"/>
+        </w:rPr>
+        <w:t xml:space="preserve"> </w:t>
+      </w:r>
+      <w:r>
+        <w:rPr>
+          <w:b/>
+          <w:lang w:val="en-US"/>
+        </w:rPr>
+        <w:t>A. B</w:t>
+      </w:r>
+      <w:r>
+        <w:rPr>
+          <w:b/>
+          <w:lang w:val="en-US"/>
+        </w:rPr>
+        <w:t>- ra-xin</w:t>
+      </w:r>
+      <w:r>
+        <w:rPr>
+          <w:b/>
+          <w:bCs/>
+          <w:lang w:val="en-US"/>
+        </w:rPr>
+        <w:t xml:space="preserve">             </w:t>
+      </w:r>
+      <w:r>
+        <w:rPr>
+          <w:lang w:val="en-US"/>
+        </w:rPr>
+        <w:t xml:space="preserve">B. </w:t>
+      </w:r>
+      <w:r>
+        <w:rPr>
+          <w:lang w:val="en-US"/>
+        </w:rPr>
+        <w:t>Cô-lôm-bia</w:t>
+      </w:r>
+      <w:r>
+        <w:rPr>
+          <w:lang w:val="en-US"/>
+        </w:rPr>
+        <w:t xml:space="preserve">                C. </w:t>
+      </w:r>
+      <w:r>
+        <w:rPr>
+          <w:lang w:val="en-US"/>
+        </w:rPr>
+        <w:t>Mê-hi-cô</w:t>
+      </w:r>
+      <w:r>
+        <w:rPr>
+          <w:lang w:val="en-US"/>
+        </w:rPr>
+        <w:t xml:space="preserve">              D. </w:t>
+      </w:r>
+      <w:r>
+        <w:rPr>
+          <w:lang w:val="en-US"/>
+        </w:rPr>
+        <w:t>Ác-hen-ti-na</w:t>
+      </w:r>
+      <w:r>
+        <w:rPr>
+          <w:b/>
           <w:lang w:val="en-US"/>
         </w:rPr>
         <w:t xml:space="preserve">  </w:t>
       </w:r>
+    </w:p>
+    <w:p>
+      <w:pPr>
+        <w:pStyle w:val="BodyText"/>
+        <w:spacing w:line="240" w:lineRule="auto"/>
+        <w:rPr>
+          <w:b/>
+          <w:lang w:val="en-US"/>
+        </w:rPr>
+      </w:pPr>
+    </w:p>
+    <w:bookmarkEnd w:id="6"/>
+    <w:p>
+      <w:pPr>
+        <w:pStyle w:val="BodyText"/>
+        <w:spacing w:line="240" w:lineRule="auto"/>
+        <w:ind w:left="0"/>
+        <w:rPr>
+          <w:b/>
+          <w:lang w:val="en-US"/>
+        </w:rPr>
+      </w:pPr>
+      <w:r>
+        <w:rPr>
+          <w:b/>
+          <w:lang w:val="en-US"/>
+        </w:rPr>
+        <w:t>Câu 1</w:t>
+      </w:r>
+      <w:r>
+        <w:rPr>
+          <w:b/>
+          <w:lang w:val="en-US"/>
+        </w:rPr>
+        <w:t>0</w:t>
+      </w:r>
+      <w:r>
+        <w:rPr>
+          <w:b/>
+          <w:lang w:val="en-US"/>
+        </w:rPr>
+        <w:t xml:space="preserve">. </w:t>
+      </w:r>
+      <w:bookmarkStart w:id="7" w:name="_Hlk195970372"/>
+      <w:r>
+        <w:rPr>
+          <w:b/>
+          <w:lang w:val="en-US"/>
+        </w:rPr>
+        <w:t>Rừng A- ma -dôn không có vai trò nào sau đây?</w:t>
+      </w:r>
+    </w:p>
+    <w:p>
+      <w:pPr>
+        <w:pStyle w:val="BodyText"/>
+        <w:spacing w:line="240" w:lineRule="auto"/>
+        <w:ind w:left="0"/>
+        <w:rPr>
+          <w:b/>
+          <w:lang w:val="en-US"/>
+        </w:rPr>
+      </w:pPr>
+      <w:r>
+        <w:rPr>
+          <w:bCs/>
+          <w:lang w:val="en-US"/>
+        </w:rPr>
+        <w:t xml:space="preserve">  </w:t>
+      </w:r>
+      <w:r>
+        <w:rPr>
+          <w:bCs/>
+          <w:lang w:val="en-US"/>
+        </w:rPr>
+        <w:t>A. là lá phổi xanh của trái đấ</w:t>
+      </w:r>
+      <w:r>
+        <w:rPr>
+          <w:bCs/>
+          <w:lang w:val="en-US"/>
+        </w:rPr>
+        <w:t xml:space="preserve">t                   </w:t>
+      </w:r>
+      <w:r>
+        <w:rPr>
+          <w:bCs/>
+          <w:lang w:val="en-US"/>
+        </w:rPr>
+        <w:t>B. Nguồn dự trữ sinh học quý giá</w:t>
+      </w:r>
+    </w:p>
+    <w:p>
+      <w:pPr>
+        <w:pStyle w:val="BodyText"/>
+        <w:spacing w:line="240" w:lineRule="auto"/>
+        <w:ind w:left="0" w:firstLine="132"/>
+        <w:rPr>
+          <w:b/>
+          <w:bCs/>
+          <w:lang w:val="en-US"/>
+        </w:rPr>
+      </w:pPr>
       <w:r>
         <w:rPr>
           <w:bCs/>
@@ -2699,11 +1115,23 @@
       </w:r>
       <w:r>
         <w:rPr>
+          <w:b/>
           <w:bCs/>
           <w:lang w:val="en-US"/>
         </w:rPr>
         <w:t>D. Cung cấp sản lượng gỗ cho toàn thế giới</w:t>
       </w:r>
+    </w:p>
+    <w:p>
+      <w:pPr>
+        <w:pStyle w:val="BodyText"/>
+        <w:spacing w:line="240" w:lineRule="auto"/>
+        <w:ind w:left="0" w:firstLine="132"/>
+        <w:rPr>
+          <w:bCs/>
+          <w:lang w:val="en-US"/>
+        </w:rPr>
+      </w:pPr>
     </w:p>
     <w:p>
       <w:pPr>
@@ -2791,6 +1219,7 @@
       </w:r>
       <w:r>
         <w:rPr>
+          <w:b/>
           <w:color w:val="212529"/>
           <w:sz w:val="26"/>
           <w:szCs w:val="26"/>
@@ -2908,6 +1337,7 @@
         <w:spacing w:line="240" w:lineRule="auto"/>
         <w:ind w:left="0"/>
         <w:rPr>
+          <w:b/>
           <w:bCs/>
           <w:lang w:val="en-US"/>
         </w:rPr>
@@ -2924,9 +1354,29 @@
           <w:bCs/>
           <w:lang w:val="en-US"/>
         </w:rPr>
-        <w:t>C. Trình độ đô thị hóa còn thấp                D. Đô thị hóa nhanh nhất thế giới</w:t>
-      </w:r>
-    </w:p>
+        <w:t xml:space="preserve">C. Trình độ đô thị hóa còn thấp                </w:t>
+      </w:r>
+      <w:r>
+        <w:rPr>
+          <w:b/>
+          <w:bCs/>
+          <w:lang w:val="en-US"/>
+        </w:rPr>
+        <w:t>D. Đô thị hóa nhanh nhất thế giới</w:t>
+      </w:r>
+    </w:p>
+    <w:p>
+      <w:pPr>
+        <w:pStyle w:val="BodyText"/>
+        <w:spacing w:line="240" w:lineRule="auto"/>
+        <w:ind w:left="0"/>
+        <w:rPr>
+          <w:bCs/>
+          <w:lang w:val="en-US"/>
+        </w:rPr>
+      </w:pPr>
+    </w:p>
+    <w:bookmarkEnd w:id="9"/>
     <w:p>
       <w:pPr>
         <w:widowControl/>
@@ -2935,142 +1385,6 @@
         <w:autoSpaceDN/>
         <w:spacing w:after="100" w:afterAutospacing="1"/>
         <w:rPr>
-          <w:b/>
-          <w:bCs/>
-          <w:color w:val="212529"/>
-          <w:sz w:val="26"/>
-          <w:szCs w:val="26"/>
-          <w:lang w:val="en-US"/>
-        </w:rPr>
-      </w:pPr>
-      <w:r>
-        <w:rPr>
-          <w:b/>
-          <w:bCs/>
-          <w:color w:val="212529"/>
-          <w:sz w:val="26"/>
-          <w:szCs w:val="26"/>
-          <w:lang w:val="en-US"/>
-        </w:rPr>
-        <w:t>Câu 13.</w:t>
-      </w:r>
-      <w:r>
-        <w:rPr>
-          <w:b/>
-          <w:bCs/>
-          <w:color w:val="212529"/>
-          <w:sz w:val="26"/>
-          <w:szCs w:val="26"/>
-          <w:lang w:val="en-US"/>
-        </w:rPr>
-        <w:t>Vì sao khu vực Trung và Nam Mỹ còn được gọi là “châu Mỹ La-tinh”?</w:t>
-      </w:r>
-    </w:p>
-    <w:p>
-      <w:pPr>
-        <w:widowControl/>
-        <w:shd w:val="clear" w:color="auto" w:fill="FFFFFF"/>
-        <w:autoSpaceDE/>
-        <w:autoSpaceDN/>
-        <w:spacing w:after="100" w:afterAutospacing="1"/>
-        <w:rPr>
-          <w:color w:val="212529"/>
-          <w:sz w:val="26"/>
-          <w:szCs w:val="26"/>
-          <w:lang w:val="en-US"/>
-        </w:rPr>
-      </w:pPr>
-      <w:r>
-        <w:rPr>
-          <w:color w:val="212529"/>
-          <w:sz w:val="26"/>
-          <w:szCs w:val="26"/>
-          <w:lang w:val="en-US"/>
-        </w:rPr>
-        <w:t>A. Vì La-tinh là một nét văn hoá truyền thống của khu vực này.</w:t>
-      </w:r>
-    </w:p>
-    <w:p>
-      <w:pPr>
-        <w:widowControl/>
-        <w:shd w:val="clear" w:color="auto" w:fill="FFFFFF"/>
-        <w:autoSpaceDE/>
-        <w:autoSpaceDN/>
-        <w:spacing w:after="100" w:afterAutospacing="1"/>
-        <w:rPr>
-          <w:color w:val="212529"/>
-          <w:sz w:val="26"/>
-          <w:szCs w:val="26"/>
-          <w:lang w:val="en-US"/>
-        </w:rPr>
-      </w:pPr>
-      <w:r>
-        <w:rPr>
-          <w:color w:val="212529"/>
-          <w:sz w:val="26"/>
-          <w:szCs w:val="26"/>
-          <w:lang w:val="en-US"/>
-        </w:rPr>
-        <w:t>B. Vì đây là quy ước của các nước Tây Ban Nha và Bồ Đào Nha đặt cho khu vực này khi đến đây xâm chiếm.</w:t>
-      </w:r>
-    </w:p>
-    <w:p>
-      <w:pPr>
-        <w:widowControl/>
-        <w:shd w:val="clear" w:color="auto" w:fill="FFFFFF"/>
-        <w:autoSpaceDE/>
-        <w:autoSpaceDN/>
-        <w:spacing w:after="100" w:afterAutospacing="1"/>
-        <w:rPr>
-          <w:color w:val="212529"/>
-          <w:sz w:val="26"/>
-          <w:szCs w:val="26"/>
-          <w:lang w:val="en-US"/>
-        </w:rPr>
-      </w:pPr>
-      <w:r>
-        <w:rPr>
-          <w:color w:val="212529"/>
-          <w:sz w:val="26"/>
-          <w:szCs w:val="26"/>
-          <w:lang w:val="en-US"/>
-        </w:rPr>
-        <w:t>C. Vì trước đây, phần lớn khu vực này từng là thuộc địa của Tây Ban Nha và Bồ Đào Nha, mà ngôn ngữ của hai nước này lại thuộc ngữ hệ La-tinh.</w:t>
-      </w:r>
-    </w:p>
-    <w:p>
-      <w:pPr>
-        <w:widowControl/>
-        <w:shd w:val="clear" w:color="auto" w:fill="FFFFFF"/>
-        <w:autoSpaceDE/>
-        <w:autoSpaceDN/>
-        <w:spacing w:after="100" w:afterAutospacing="1"/>
-        <w:rPr>
-          <w:color w:val="212529"/>
-          <w:sz w:val="26"/>
-          <w:szCs w:val="26"/>
-          <w:lang w:val="en-US"/>
-        </w:rPr>
-      </w:pPr>
-      <w:r>
-        <w:rPr>
-          <w:color w:val="212529"/>
-          <w:sz w:val="26"/>
-          <w:szCs w:val="26"/>
-          <w:lang w:val="en-US"/>
-        </w:rPr>
-        <w:t>D. Tất cả các đáp án trên.</w:t>
-      </w:r>
-      <w:bookmarkEnd w:id="9"/>
-    </w:p>
-    <w:p>
-      <w:pPr>
-        <w:widowControl/>
-        <w:shd w:val="clear" w:color="auto" w:fill="FFFFFF"/>
-        <w:autoSpaceDE/>
-        <w:autoSpaceDN/>
-        <w:spacing w:after="100" w:afterAutospacing="1"/>
-        <w:rPr>
           <w:color w:val="212529"/>
           <w:sz w:val="26"/>
           <w:szCs w:val="26"/>
@@ -3168,6 +1482,9 @@
           <w:tab w:val="left" w:pos="4527"/>
         </w:tabs>
         <w:spacing w:before="1" w:line="240" w:lineRule="auto"/>
+        <w:rPr>
+          <w:b/>
+        </w:rPr>
       </w:pPr>
       <w:r>
         <w:t>C. Chuỗi</w:t>
@@ -3192,17 +1509,38 @@
       </w:r>
       <w:r>
         <w:tab/>
+      </w:r>
+      <w:r>
+        <w:rPr>
+          <w:b/>
+        </w:rPr>
         <w:t>D. Lục địa</w:t>
       </w:r>
       <w:r>
         <w:rPr>
+          <w:b/>
           <w:spacing w:val="1"/>
         </w:rPr>
         <w:t xml:space="preserve"> </w:t>
       </w:r>
       <w:r>
+        <w:rPr>
+          <w:b/>
+        </w:rPr>
         <w:t>Ô-xtrây-li-a.</w:t>
       </w:r>
+    </w:p>
+    <w:p>
+      <w:pPr>
+        <w:pStyle w:val="BodyText"/>
+        <w:tabs>
+          <w:tab w:val="left" w:pos="4527"/>
+        </w:tabs>
+        <w:spacing w:before="1" w:line="240" w:lineRule="auto"/>
+        <w:rPr>
+          <w:b/>
+        </w:rPr>
+      </w:pPr>
     </w:p>
     <w:bookmarkEnd w:id="10"/>
     <w:p>
@@ -3216,14 +1554,12 @@
         <w:rPr>
           <w:b/>
           <w:bCs/>
-          <w:lang w:val="en-US"/>
-        </w:rPr>
-      </w:pPr>
-      <w:r>
-        <w:rPr>
-          <w:b/>
-          <w:bCs/>
-          <w:lang w:val="en-US"/>
+        </w:rPr>
+      </w:pPr>
+      <w:r>
+        <w:rPr>
+          <w:b/>
+          <w:bCs/>
         </w:rPr>
         <w:t>Câu 1</w:t>
       </w:r>
@@ -3231,7 +1567,6 @@
         <w:rPr>
           <w:b/>
           <w:bCs/>
-          <w:lang w:val="en-US"/>
         </w:rPr>
         <w:t>5</w:t>
       </w:r>
@@ -3239,7 +1574,6 @@
         <w:rPr>
           <w:b/>
           <w:bCs/>
-          <w:lang w:val="en-US"/>
         </w:rPr>
         <w:t xml:space="preserve">. Nhận định nào sau đây không đúng về vị trí lục địa </w:t>
       </w:r>
@@ -3269,7 +1603,6 @@
         <w:rPr>
           <w:b/>
           <w:bCs/>
-          <w:lang w:val="en-US"/>
         </w:rPr>
         <w:t>?</w:t>
       </w:r>
@@ -3282,14 +1615,8 @@
         </w:tabs>
         <w:spacing w:before="1" w:line="240" w:lineRule="auto"/>
         <w:ind w:left="0"/>
-        <w:rPr>
-          <w:lang w:val="en-US"/>
-        </w:rPr>
-      </w:pPr>
-      <w:r>
-        <w:rPr>
-          <w:lang w:val="en-US"/>
-        </w:rPr>
+      </w:pPr>
+      <w:r>
         <w:t>A. Nằm phía Nam Bán cầu                       B. Phía tây nam của Thái Bình Dương</w:t>
       </w:r>
     </w:p>
@@ -3301,15 +1628,16 @@
         </w:tabs>
         <w:spacing w:before="1" w:line="240" w:lineRule="auto"/>
         <w:ind w:left="0"/>
-        <w:rPr>
-          <w:lang w:val="en-US"/>
-        </w:rPr>
-      </w:pPr>
-      <w:r>
-        <w:rPr>
-          <w:lang w:val="en-US"/>
-        </w:rPr>
-        <w:t>C. Hầu hết diện tích thuộc đới ôn hòa.      D. Có đường chí tuyến Nam chạy qua</w:t>
+      </w:pPr>
+      <w:r>
+        <w:rPr>
+          <w:b/>
+        </w:rPr>
+        <w:lastRenderedPageBreak/>
+        <w:t>C. Hầu hết diện tích thuộc đới ôn hòa.</w:t>
+      </w:r>
+      <w:r>
+        <w:t xml:space="preserve">      D. Có đường chí tuyến Nam chạy qua</w:t>
       </w:r>
     </w:p>
     <w:p>
@@ -3320,51 +1648,7 @@
         </w:tabs>
         <w:spacing w:before="1" w:line="240" w:lineRule="auto"/>
         <w:ind w:left="0"/>
-        <w:rPr>
-          <w:b/>
-          <w:bCs/>
-          <w:lang w:val="en-US"/>
-        </w:rPr>
-      </w:pPr>
-      <w:r>
-        <w:rPr>
-          <w:b/>
-          <w:bCs/>
-          <w:lang w:val="en-US"/>
-        </w:rPr>
-        <w:t>Câu 1</w:t>
-      </w:r>
-      <w:r>
-        <w:rPr>
-          <w:b/>
-          <w:bCs/>
-          <w:lang w:val="en-US"/>
-        </w:rPr>
-        <w:t>6</w:t>
-      </w:r>
-      <w:r>
-        <w:rPr>
-          <w:b/>
-          <w:bCs/>
-          <w:lang w:val="en-US"/>
-        </w:rPr>
-        <w:t xml:space="preserve">. </w:t>
-      </w:r>
-      <w:r>
-        <w:rPr>
-          <w:b/>
-          <w:bCs/>
-        </w:rPr>
-        <w:t>Lục địa Ô-xtrây-li-a tiếp giáp với những đại dương nào</w:t>
-      </w:r>
-      <w:r>
-        <w:rPr>
-          <w:b/>
-          <w:bCs/>
-          <w:lang w:val="en-US"/>
-        </w:rPr>
-        <w:t xml:space="preserve">? </w:t>
-      </w:r>
+      </w:pPr>
     </w:p>
     <w:p>
       <w:pPr>
@@ -3375,14 +1659,44 @@
         <w:spacing w:before="1" w:line="240" w:lineRule="auto"/>
         <w:ind w:left="0"/>
         <w:rPr>
-          <w:lang w:val="en-US"/>
-        </w:rPr>
-      </w:pPr>
-      <w:r>
-        <w:rPr>
-          <w:lang w:val="en-US"/>
-        </w:rPr>
-        <w:t>A. Đại Tây Dương và Bắc Băng Dương                 B. Thái Bình Dương và Nam Đại Dương</w:t>
+          <w:b/>
+          <w:bCs/>
+        </w:rPr>
+      </w:pPr>
+      <w:r>
+        <w:rPr>
+          <w:b/>
+          <w:bCs/>
+        </w:rPr>
+        <w:t>Câu 1</w:t>
+      </w:r>
+      <w:r>
+        <w:rPr>
+          <w:b/>
+          <w:bCs/>
+        </w:rPr>
+        <w:t>6</w:t>
+      </w:r>
+      <w:r>
+        <w:rPr>
+          <w:b/>
+          <w:bCs/>
+        </w:rPr>
+        <w:t xml:space="preserve">. </w:t>
+      </w:r>
+      <w:r>
+        <w:rPr>
+          <w:b/>
+          <w:bCs/>
+        </w:rPr>
+        <w:t>Lục địa Ô-xtrây-li-a tiếp giáp với những đại dương nào</w:t>
+      </w:r>
+      <w:r>
+        <w:rPr>
+          <w:b/>
+          <w:bCs/>
+        </w:rPr>
+        <w:t xml:space="preserve">? </w:t>
       </w:r>
     </w:p>
     <w:p>
@@ -3393,29 +1707,9 @@
         </w:tabs>
         <w:spacing w:before="1" w:line="240" w:lineRule="auto"/>
         <w:ind w:left="0"/>
-        <w:rPr>
-          <w:lang w:val="en-US"/>
-        </w:rPr>
-      </w:pPr>
-      <w:r>
-        <w:rPr>
-          <w:lang w:val="en-US"/>
-        </w:rPr>
-        <w:t>C. Ấn Độ Dương và Thái Bình Dương</w:t>
-      </w:r>
-      <w:r>
-        <w:rPr>
-          <w:b/>
-          <w:bCs/>
-          <w:lang w:val="en-US"/>
-        </w:rPr>
-        <w:t xml:space="preserve">                   </w:t>
-      </w:r>
-      <w:r>
-        <w:rPr>
-          <w:lang w:val="en-US"/>
-        </w:rPr>
-        <w:t>D.Ấn Độ Dương và Đại Tây Dương</w:t>
+      </w:pPr>
+      <w:r>
+        <w:t>A. Đại Tây Dương và Bắc Băng Dương                 B. Thái Bình Dương và Nam Đại Dương</w:t>
       </w:r>
     </w:p>
     <w:p>
@@ -3426,10 +1720,45 @@
         </w:tabs>
         <w:spacing w:before="1" w:line="240" w:lineRule="auto"/>
         <w:ind w:left="0"/>
-        <w:rPr>
-          <w:b/>
-          <w:bCs/>
-          <w:lang w:val="en-US"/>
+      </w:pPr>
+      <w:r>
+        <w:rPr>
+          <w:b/>
+        </w:rPr>
+        <w:t>C. Ấn Độ Dương và Thái Bình Dương</w:t>
+      </w:r>
+      <w:r>
+        <w:rPr>
+          <w:b/>
+          <w:bCs/>
+        </w:rPr>
+        <w:t xml:space="preserve">                   </w:t>
+      </w:r>
+      <w:r>
+        <w:t>D.Ấn Độ Dương và Đại Tây Dương</w:t>
+      </w:r>
+    </w:p>
+    <w:p>
+      <w:pPr>
+        <w:pStyle w:val="BodyText"/>
+        <w:tabs>
+          <w:tab w:val="left" w:pos="4527"/>
+        </w:tabs>
+        <w:spacing w:before="1" w:line="240" w:lineRule="auto"/>
+        <w:ind w:left="0"/>
+      </w:pPr>
+    </w:p>
+    <w:p>
+      <w:pPr>
+        <w:pStyle w:val="BodyText"/>
+        <w:tabs>
+          <w:tab w:val="left" w:pos="4527"/>
+        </w:tabs>
+        <w:spacing w:before="1" w:line="240" w:lineRule="auto"/>
+        <w:ind w:left="0"/>
+        <w:rPr>
+          <w:b/>
+          <w:bCs/>
         </w:rPr>
       </w:pPr>
       <w:r>
@@ -3443,7 +1772,6 @@
         <w:rPr>
           <w:b/>
           <w:bCs/>
-          <w:lang w:val="en-US"/>
         </w:rPr>
         <w:t>7</w:t>
       </w:r>
@@ -3472,12 +1800,15 @@
         <w:rPr>
           <w:sz w:val="26"/>
           <w:szCs w:val="26"/>
-        </w:rPr>
-      </w:pPr>
-      <w:r>
-        <w:rPr>
-          <w:sz w:val="26"/>
-          <w:szCs w:val="26"/>
+          <w:lang w:val="vi"/>
+        </w:rPr>
+      </w:pPr>
+      <w:r>
+        <w:rPr>
+          <w:b/>
+          <w:sz w:val="26"/>
+          <w:szCs w:val="26"/>
+          <w:lang w:val="vi"/>
         </w:rPr>
         <w:t>A. Trung tâm Thái Bình Dương</w:t>
       </w:r>
@@ -3487,6 +1818,7 @@
           <w:bCs/>
           <w:sz w:val="26"/>
           <w:szCs w:val="26"/>
+          <w:lang w:val="vi"/>
         </w:rPr>
         <w:t>.</w:t>
       </w:r>
@@ -3494,6 +1826,7 @@
         <w:rPr>
           <w:sz w:val="26"/>
           <w:szCs w:val="26"/>
+          <w:lang w:val="vi"/>
         </w:rPr>
         <w:t>                 B. Trung tâm Đại Tây Dương.</w:t>
       </w:r>
@@ -3507,12 +1840,14 @@
         <w:rPr>
           <w:sz w:val="26"/>
           <w:szCs w:val="26"/>
-        </w:rPr>
-      </w:pPr>
-      <w:r>
-        <w:rPr>
-          <w:sz w:val="26"/>
-          <w:szCs w:val="26"/>
+          <w:lang w:val="vi"/>
+        </w:rPr>
+      </w:pPr>
+      <w:r>
+        <w:rPr>
+          <w:sz w:val="26"/>
+          <w:szCs w:val="26"/>
+          <w:lang w:val="vi"/>
         </w:rPr>
         <w:t>C. Trung tâm Ấn Độ Dương.                        D. Trung tâm Bắc Băng Dương.</w:t>
       </w:r>
@@ -3531,7 +1866,6 @@
         <w:rPr>
           <w:b/>
           <w:bCs/>
-          <w:lang w:val="en-US"/>
         </w:rPr>
         <w:t>Câu 1</w:t>
       </w:r>
@@ -3539,7 +1873,6 @@
         <w:rPr>
           <w:b/>
           <w:bCs/>
-          <w:lang w:val="en-US"/>
         </w:rPr>
         <w:t>8</w:t>
       </w:r>
@@ -3547,7 +1880,6 @@
         <w:rPr>
           <w:b/>
           <w:bCs/>
-          <w:lang w:val="en-US"/>
         </w:rPr>
         <w:t>.</w:t>
       </w:r>
@@ -3555,7 +1887,6 @@
         <w:rPr>
           <w:b/>
           <w:bCs/>
-          <w:lang w:val="en-US"/>
         </w:rPr>
         <w:t xml:space="preserve"> </w:t>
       </w:r>
@@ -3563,7 +1894,6 @@
         <w:rPr>
           <w:b/>
           <w:bCs/>
-          <w:lang w:val="en-US"/>
         </w:rPr>
         <w:t>Đặc điểm nào sau đây không đúng về dãy Trường Sơn Ô-xtrây-li-a?</w:t>
       </w:r>
@@ -3576,14 +1906,8 @@
         </w:tabs>
         <w:spacing w:line="240" w:lineRule="auto"/>
         <w:ind w:left="0"/>
-        <w:rPr>
-          <w:lang w:val="en-US"/>
-        </w:rPr>
-      </w:pPr>
-      <w:r>
-        <w:rPr>
-          <w:lang w:val="en-US"/>
-        </w:rPr>
+      </w:pPr>
+      <w:r>
         <w:t>A. Cao trung bình 800-1000m                          B. Sườn đông dốc, sườn Tây thoải</w:t>
       </w:r>
     </w:p>
@@ -3595,16 +1919,26 @@
         </w:tabs>
         <w:spacing w:line="240" w:lineRule="auto"/>
         <w:ind w:left="0"/>
-        <w:rPr>
-          <w:lang w:val="en-US"/>
-        </w:rPr>
-      </w:pPr>
-      <w:r>
-        <w:rPr>
-          <w:lang w:val="en-US"/>
-        </w:rPr>
-        <w:t>C. Bề mặt là hoang mạc cát, hoang mạc đá. D. Là nơi tập trung nhiều khoáng sản nhiên liệu</w:t>
-      </w:r>
+      </w:pPr>
+      <w:r>
+        <w:rPr>
+          <w:b/>
+        </w:rPr>
+        <w:t>C. Bề mặt là hoang mạc cát, hoang mạc đá.</w:t>
+      </w:r>
+      <w:r>
+        <w:t xml:space="preserve"> D. Là nơi tập trung nhiều khoáng sản nhiên liệu</w:t>
+      </w:r>
+    </w:p>
+    <w:p>
+      <w:pPr>
+        <w:pStyle w:val="BodyText"/>
+        <w:tabs>
+          <w:tab w:val="left" w:pos="4527"/>
+        </w:tabs>
+        <w:spacing w:line="240" w:lineRule="auto"/>
+        <w:ind w:left="0"/>
+      </w:pPr>
     </w:p>
     <w:p>
       <w:pPr>
@@ -3617,14 +1951,16 @@
           <w:bCs/>
           <w:sz w:val="26"/>
           <w:szCs w:val="26"/>
-        </w:rPr>
-      </w:pPr>
-      <w:r>
-        <w:rPr>
-          <w:b/>
-          <w:bCs/>
-          <w:sz w:val="26"/>
-          <w:szCs w:val="26"/>
+          <w:lang w:val="vi"/>
+        </w:rPr>
+      </w:pPr>
+      <w:r>
+        <w:rPr>
+          <w:b/>
+          <w:bCs/>
+          <w:sz w:val="26"/>
+          <w:szCs w:val="26"/>
+          <w:lang w:val="vi"/>
         </w:rPr>
         <w:t>Câu 19. Sơn nguyên tây Ô-xtrây-li-a có đặc điểm như thế nào?</w:t>
       </w:r>
@@ -3636,14 +1972,18 @@
         <w:ind w:left="48" w:right="48"/>
         <w:jc w:val="both"/>
         <w:rPr>
-          <w:sz w:val="26"/>
-          <w:szCs w:val="26"/>
-        </w:rPr>
-      </w:pPr>
-      <w:r>
-        <w:rPr>
-          <w:sz w:val="26"/>
-          <w:szCs w:val="26"/>
+          <w:b/>
+          <w:sz w:val="26"/>
+          <w:szCs w:val="26"/>
+          <w:lang w:val="vi"/>
+        </w:rPr>
+      </w:pPr>
+      <w:r>
+        <w:rPr>
+          <w:b/>
+          <w:sz w:val="26"/>
+          <w:szCs w:val="26"/>
+          <w:lang w:val="vi"/>
         </w:rPr>
         <w:t>A. Là các hoang mạc cát, hoang mạc đá, cao nguyên và núi thấp.</w:t>
       </w:r>
@@ -3657,12 +1997,14 @@
         <w:rPr>
           <w:sz w:val="26"/>
           <w:szCs w:val="26"/>
-        </w:rPr>
-      </w:pPr>
-      <w:r>
-        <w:rPr>
-          <w:sz w:val="26"/>
-          <w:szCs w:val="26"/>
+          <w:lang w:val="vi"/>
+        </w:rPr>
+      </w:pPr>
+      <w:r>
+        <w:rPr>
+          <w:sz w:val="26"/>
+          <w:szCs w:val="26"/>
+          <w:lang w:val="vi"/>
         </w:rPr>
         <w:t>B. Là các cao nguyên rộng lớn, đất đai màu mỡ.</w:t>
       </w:r>
@@ -3676,12 +2018,14 @@
         <w:rPr>
           <w:sz w:val="26"/>
           <w:szCs w:val="26"/>
-        </w:rPr>
-      </w:pPr>
-      <w:r>
-        <w:rPr>
-          <w:sz w:val="26"/>
-          <w:szCs w:val="26"/>
+          <w:lang w:val="vi"/>
+        </w:rPr>
+      </w:pPr>
+      <w:r>
+        <w:rPr>
+          <w:sz w:val="26"/>
+          <w:szCs w:val="26"/>
+          <w:lang w:val="vi"/>
         </w:rPr>
         <w:t>C. Là các sườn dốc, xen lẫn đồng bằng cát và đụn cát.</w:t>
       </w:r>
@@ -3695,12 +2039,14 @@
         <w:rPr>
           <w:sz w:val="26"/>
           <w:szCs w:val="26"/>
-        </w:rPr>
-      </w:pPr>
-      <w:r>
-        <w:rPr>
-          <w:sz w:val="26"/>
-          <w:szCs w:val="26"/>
+          <w:lang w:val="vi"/>
+        </w:rPr>
+      </w:pPr>
+      <w:r>
+        <w:rPr>
+          <w:sz w:val="26"/>
+          <w:szCs w:val="26"/>
+          <w:lang w:val="vi"/>
         </w:rPr>
         <w:t>D. Là các hoang mạc cát xen lẫn cao nguyên và hẻm vực.</w:t>
       </w:r>
@@ -3714,12 +2060,14 @@
         <w:rPr>
           <w:sz w:val="26"/>
           <w:szCs w:val="26"/>
-        </w:rPr>
-      </w:pPr>
-      <w:r>
-        <w:rPr>
-          <w:sz w:val="26"/>
-          <w:szCs w:val="26"/>
+          <w:lang w:val="vi"/>
+        </w:rPr>
+      </w:pPr>
+      <w:r>
+        <w:rPr>
+          <w:sz w:val="26"/>
+          <w:szCs w:val="26"/>
+          <w:lang w:val="vi"/>
         </w:rPr>
         <w:t xml:space="preserve"> </w:t>
       </w:r>
@@ -3729,6 +2077,7 @@
           <w:bCs/>
           <w:sz w:val="26"/>
           <w:szCs w:val="26"/>
+          <w:lang w:val="vi"/>
         </w:rPr>
         <w:t xml:space="preserve">Câu </w:t>
       </w:r>
@@ -3738,6 +2087,7 @@
           <w:bCs/>
           <w:sz w:val="26"/>
           <w:szCs w:val="26"/>
+          <w:lang w:val="vi"/>
         </w:rPr>
         <w:t>20</w:t>
       </w:r>
@@ -3747,6 +2097,7 @@
           <w:bCs/>
           <w:sz w:val="26"/>
           <w:szCs w:val="26"/>
+          <w:lang w:val="vi"/>
         </w:rPr>
         <w:t>.</w:t>
       </w:r>
@@ -3756,6 +2107,7 @@
           <w:bCs/>
           <w:sz w:val="26"/>
           <w:szCs w:val="26"/>
+          <w:lang w:val="vi"/>
         </w:rPr>
         <w:t xml:space="preserve"> Khu vực nào ở Ô-xtrây-li-a có lượng mưa cao nhất?</w:t>
       </w:r>
@@ -3769,14 +2121,25 @@
         <w:rPr>
           <w:sz w:val="26"/>
           <w:szCs w:val="26"/>
-        </w:rPr>
-      </w:pPr>
-      <w:r>
-        <w:rPr>
-          <w:sz w:val="26"/>
-          <w:szCs w:val="26"/>
-        </w:rPr>
-        <w:t>A. Dải bờ biển hẹp ở phía Bắc.            B. Sườn tây của dãy Trường Sơn Ô-xtrây-li-a.</w:t>
+          <w:lang w:val="vi"/>
+        </w:rPr>
+      </w:pPr>
+      <w:r>
+        <w:rPr>
+          <w:b/>
+          <w:sz w:val="26"/>
+          <w:szCs w:val="26"/>
+          <w:lang w:val="vi"/>
+        </w:rPr>
+        <w:t xml:space="preserve">A. Dải bờ biển hẹp ở phía Bắc. </w:t>
+      </w:r>
+      <w:r>
+        <w:rPr>
+          <w:sz w:val="26"/>
+          <w:szCs w:val="26"/>
+          <w:lang w:val="vi"/>
+        </w:rPr>
+        <w:t xml:space="preserve">           B. Sườn tây của dãy Trường Sơn Ô-xtrây-li-a.</w:t>
       </w:r>
     </w:p>
     <w:p>
@@ -3794,8 +2157,16 @@
         <w:rPr>
           <w:sz w:val="26"/>
           <w:szCs w:val="26"/>
-        </w:rPr>
-        <w:t>C. Dải đất hẹp phía nam lục địa.                 D. Phía nam của đảo Ta-xma-ni-a.</w:t>
+          <w:lang w:val="vi"/>
+        </w:rPr>
+        <w:t xml:space="preserve">C. Dải đất hẹp phía nam lục địa.                 </w:t>
+      </w:r>
+      <w:r>
+        <w:rPr>
+          <w:sz w:val="26"/>
+          <w:szCs w:val="26"/>
+        </w:rPr>
+        <w:t>D. Phía nam của đảo Ta-xma-ni-a.</w:t>
       </w:r>
     </w:p>
     <w:p>
@@ -3927,6 +2298,7 @@
       </w:pPr>
       <w:r>
         <w:rPr>
+          <w:b/>
           <w:sz w:val="26"/>
           <w:szCs w:val="26"/>
         </w:rPr>
@@ -4039,29 +2411,25 @@
           <w:tab w:val="left" w:pos="4527"/>
         </w:tabs>
         <w:spacing w:line="240" w:lineRule="auto"/>
-        <w:ind w:left="0"/>
-        <w:rPr>
-          <w:b/>
-          <w:bCs/>
-          <w:lang w:val="en-US"/>
-        </w:rPr>
-      </w:pPr>
-      <w:r>
-        <w:rPr>
-          <w:lang w:val="en-US"/>
-        </w:rPr>
-        <w:t xml:space="preserve">  </w:t>
-      </w:r>
-      <w:r>
+        <w:ind w:left="0" w:firstLine="132"/>
+      </w:pPr>
+      <w:r>
+        <w:rPr>
+          <w:b/>
+        </w:rPr>
         <w:t>C. nhiệt đới ẩm,</w:t>
       </w:r>
       <w:r>
         <w:rPr>
+          <w:b/>
           <w:spacing w:val="-9"/>
         </w:rPr>
         <w:t xml:space="preserve"> </w:t>
       </w:r>
       <w:r>
+        <w:rPr>
+          <w:b/>
+        </w:rPr>
         <w:t>mưa nhiều.</w:t>
       </w:r>
       <w:r>
@@ -4077,6 +2445,20 @@
       <w:r>
         <w:t>mưa</w:t>
       </w:r>
+    </w:p>
+    <w:p>
+      <w:pPr>
+        <w:pStyle w:val="BodyText"/>
+        <w:tabs>
+          <w:tab w:val="left" w:pos="4527"/>
+        </w:tabs>
+        <w:spacing w:line="240" w:lineRule="auto"/>
+        <w:ind w:left="0" w:firstLine="132"/>
+        <w:rPr>
+          <w:b/>
+          <w:bCs/>
+        </w:rPr>
+      </w:pPr>
     </w:p>
     <w:p>
       <w:pPr>
@@ -4085,27 +2467,23 @@
         <w:ind w:left="0"/>
         <w:rPr>
           <w:b/>
-          <w:lang w:val="en-US"/>
-        </w:rPr>
-      </w:pPr>
-      <w:r>
-        <w:rPr>
-          <w:b/>
-          <w:lang w:val="en-US"/>
+        </w:rPr>
+      </w:pPr>
+      <w:r>
+        <w:rPr>
+          <w:b/>
         </w:rPr>
         <w:t>Câu 2</w:t>
       </w:r>
       <w:r>
         <w:rPr>
           <w:b/>
-          <w:lang w:val="en-US"/>
         </w:rPr>
         <w:t>3</w:t>
       </w:r>
       <w:r>
         <w:rPr>
           <w:b/>
-          <w:lang w:val="en-US"/>
         </w:rPr>
         <w:t>. Dải đất hẹp phái Nam lục địa  có khí hậu</w:t>
       </w:r>
@@ -4116,37 +2494,48 @@
         <w:spacing w:line="240" w:lineRule="auto"/>
         <w:rPr>
           <w:b/>
-          <w:lang w:val="en-US"/>
-        </w:rPr>
-      </w:pPr>
-      <w:r>
-        <w:rPr>
-          <w:bCs/>
-          <w:lang w:val="en-US"/>
+        </w:rPr>
+      </w:pPr>
+      <w:r>
+        <w:rPr>
+          <w:bCs/>
         </w:rPr>
         <w:t>A. xích đạo              B. cận xích đạo       C. nhiệt đới</w:t>
       </w:r>
       <w:r>
         <w:rPr>
           <w:b/>
-          <w:lang w:val="en-US"/>
         </w:rPr>
         <w:t xml:space="preserve">                </w:t>
       </w:r>
       <w:r>
         <w:rPr>
-          <w:bCs/>
-          <w:lang w:val="en-US"/>
+          <w:b/>
+          <w:bCs/>
         </w:rPr>
         <w:t>D. cận nhiệt đới</w:t>
       </w:r>
       <w:r>
         <w:rPr>
           <w:b/>
-          <w:lang w:val="en-US"/>
-        </w:rPr>
-        <w:t xml:space="preserve">        </w:t>
-      </w:r>
+        </w:rPr>
+        <w:t xml:space="preserve"> </w:t>
+      </w:r>
+      <w:r>
+        <w:rPr>
+          <w:b/>
+        </w:rPr>
+        <w:t xml:space="preserve">       </w:t>
+      </w:r>
+    </w:p>
+    <w:p>
+      <w:pPr>
+        <w:pStyle w:val="BodyText"/>
+        <w:spacing w:line="240" w:lineRule="auto"/>
+        <w:rPr>
+          <w:b/>
+        </w:rPr>
+      </w:pPr>
     </w:p>
     <w:p>
       <w:pPr>
@@ -4159,14 +2548,12 @@
         <w:rPr>
           <w:b/>
           <w:bCs/>
-          <w:lang w:val="en-US"/>
-        </w:rPr>
-      </w:pPr>
-      <w:r>
-        <w:rPr>
-          <w:b/>
-          <w:bCs/>
-          <w:lang w:val="en-US"/>
+        </w:rPr>
+      </w:pPr>
+      <w:r>
+        <w:rPr>
+          <w:b/>
+          <w:bCs/>
         </w:rPr>
         <w:t>Câu 2</w:t>
       </w:r>
@@ -4174,7 +2561,6 @@
         <w:rPr>
           <w:b/>
           <w:bCs/>
-          <w:lang w:val="en-US"/>
         </w:rPr>
         <w:t>4</w:t>
       </w:r>
@@ -4182,7 +2568,6 @@
         <w:rPr>
           <w:b/>
           <w:bCs/>
-          <w:lang w:val="en-US"/>
         </w:rPr>
         <w:t xml:space="preserve">. </w:t>
       </w:r>
@@ -4191,7 +2576,6 @@
         <w:rPr>
           <w:b/>
           <w:bCs/>
-          <w:lang w:val="en-US"/>
         </w:rPr>
         <w:t>Dải bờ biển hẹp phái Bắc lục địa Ô-xtrây-li-a có khí hậu</w:t>
       </w:r>
@@ -4204,34 +2588,23 @@
         </w:tabs>
         <w:spacing w:line="240" w:lineRule="auto"/>
         <w:ind w:left="0" w:right="3029"/>
-        <w:rPr>
-          <w:lang w:val="en-US"/>
-        </w:rPr>
       </w:pPr>
       <w:bookmarkStart w:id="14" w:name="_Hlk195973116"/>
       <w:bookmarkEnd w:id="13"/>
       <w:r>
-        <w:rPr>
-          <w:lang w:val="en-US"/>
-        </w:rPr>
         <w:t xml:space="preserve">A. xích đạo     </w:t>
       </w:r>
       <w:r>
         <w:rPr>
           <w:b/>
           <w:bCs/>
-          <w:lang w:val="en-US"/>
         </w:rPr>
         <w:t>B. cận xích đạo</w:t>
       </w:r>
       <w:r>
-        <w:rPr>
-          <w:lang w:val="en-US"/>
-        </w:rPr>
         <w:t xml:space="preserve">              C. nhiệt đới             D. ôn đới</w:t>
       </w:r>
     </w:p>
-    <w:bookmarkEnd w:id="14"/>
     <w:p>
       <w:pPr>
         <w:pStyle w:val="BodyText"/>
@@ -4240,46 +2613,9 @@
         </w:tabs>
         <w:spacing w:line="240" w:lineRule="auto"/>
         <w:ind w:left="0" w:right="3029"/>
-        <w:rPr>
-          <w:b/>
-          <w:bCs/>
-          <w:lang w:val="en-US"/>
-        </w:rPr>
-      </w:pPr>
-      <w:r>
-        <w:rPr>
-          <w:b/>
-          <w:bCs/>
-          <w:lang w:val="en-US"/>
-        </w:rPr>
-        <w:t>Câu 2</w:t>
-      </w:r>
-      <w:r>
-        <w:rPr>
-          <w:b/>
-          <w:bCs/>
-          <w:lang w:val="en-US"/>
-        </w:rPr>
-        <w:t>5</w:t>
-      </w:r>
-      <w:r>
-        <w:rPr>
-          <w:b/>
-          <w:bCs/>
-          <w:lang w:val="en-US"/>
-        </w:rPr>
-        <w:t xml:space="preserve">. </w:t>
-      </w:r>
-      <w:bookmarkStart w:id="15" w:name="_Hlk195972805"/>
-      <w:r>
-        <w:rPr>
-          <w:b/>
-          <w:bCs/>
-          <w:lang w:val="en-US"/>
-        </w:rPr>
-        <w:t>Loài thực vật bản địa nổi bật của lục địa Ô-xtrây-li-a là</w:t>
-      </w:r>
-    </w:p>
+      </w:pPr>
+    </w:p>
+    <w:bookmarkEnd w:id="14"/>
     <w:p>
       <w:pPr>
         <w:pStyle w:val="BodyText"/>
@@ -4289,29 +2625,78 @@
         <w:spacing w:line="240" w:lineRule="auto"/>
         <w:ind w:left="0" w:right="3029"/>
         <w:rPr>
-          <w:lang w:val="en-US"/>
-        </w:rPr>
-      </w:pPr>
-      <w:r>
-        <w:rPr>
-          <w:lang w:val="en-US"/>
-        </w:rPr>
-        <w:t>A. thông             B. hoa anh đào                C. bạch đàn</w:t>
-      </w:r>
-      <w:r>
-        <w:rPr>
-          <w:b/>
-          <w:bCs/>
-          <w:lang w:val="en-US"/>
+          <w:b/>
+          <w:bCs/>
+        </w:rPr>
+      </w:pPr>
+      <w:r>
+        <w:rPr>
+          <w:b/>
+          <w:bCs/>
+        </w:rPr>
+        <w:t>Câu 2</w:t>
+      </w:r>
+      <w:r>
+        <w:rPr>
+          <w:b/>
+          <w:bCs/>
+        </w:rPr>
+        <w:t>5</w:t>
+      </w:r>
+      <w:r>
+        <w:rPr>
+          <w:b/>
+          <w:bCs/>
+        </w:rPr>
+        <w:t xml:space="preserve">. </w:t>
+      </w:r>
+      <w:bookmarkStart w:id="15" w:name="_Hlk195972805"/>
+      <w:r>
+        <w:rPr>
+          <w:b/>
+          <w:bCs/>
+        </w:rPr>
+        <w:t>Loài thực vật bản địa nổi bật của lục địa Ô-xtrây-li-a là</w:t>
+      </w:r>
+    </w:p>
+    <w:p>
+      <w:pPr>
+        <w:pStyle w:val="BodyText"/>
+        <w:tabs>
+          <w:tab w:val="left" w:pos="4527"/>
+        </w:tabs>
+        <w:spacing w:line="240" w:lineRule="auto"/>
+        <w:ind w:left="0" w:right="3029"/>
+      </w:pPr>
+      <w:r>
+        <w:t xml:space="preserve">A. thông             B. hoa anh đào                </w:t>
+      </w:r>
+      <w:r>
+        <w:rPr>
+          <w:b/>
+        </w:rPr>
+        <w:t>C. bạch đàn</w:t>
+      </w:r>
+      <w:r>
+        <w:rPr>
+          <w:b/>
+          <w:bCs/>
         </w:rPr>
         <w:t xml:space="preserve"> </w:t>
       </w:r>
       <w:r>
-        <w:rPr>
-          <w:lang w:val="en-US"/>
-        </w:rPr>
         <w:t xml:space="preserve">                D. địa y</w:t>
       </w:r>
+    </w:p>
+    <w:p>
+      <w:pPr>
+        <w:pStyle w:val="BodyText"/>
+        <w:tabs>
+          <w:tab w:val="left" w:pos="4527"/>
+        </w:tabs>
+        <w:spacing w:line="240" w:lineRule="auto"/>
+        <w:ind w:left="0" w:right="3029"/>
+      </w:pPr>
     </w:p>
     <w:bookmarkEnd w:id="15"/>
     <w:p>
@@ -4325,14 +2710,16 @@
           <w:bCs/>
           <w:sz w:val="26"/>
           <w:szCs w:val="26"/>
-        </w:rPr>
-      </w:pPr>
-      <w:r>
-        <w:rPr>
-          <w:b/>
-          <w:bCs/>
-          <w:sz w:val="26"/>
-          <w:szCs w:val="26"/>
+          <w:lang w:val="vi"/>
+        </w:rPr>
+      </w:pPr>
+      <w:r>
+        <w:rPr>
+          <w:b/>
+          <w:bCs/>
+          <w:sz w:val="26"/>
+          <w:szCs w:val="26"/>
+          <w:lang w:val="vi"/>
         </w:rPr>
         <w:t xml:space="preserve">Câu </w:t>
       </w:r>
@@ -4342,6 +2729,7 @@
           <w:bCs/>
           <w:sz w:val="26"/>
           <w:szCs w:val="26"/>
+          <w:lang w:val="vi"/>
         </w:rPr>
         <w:t>2</w:t>
       </w:r>
@@ -4352,6 +2740,7 @@
           <w:bCs/>
           <w:sz w:val="26"/>
           <w:szCs w:val="26"/>
+          <w:lang w:val="vi"/>
         </w:rPr>
         <w:t>6</w:t>
       </w:r>
@@ -4361,6 +2750,7 @@
           <w:bCs/>
           <w:sz w:val="26"/>
           <w:szCs w:val="26"/>
+          <w:lang w:val="vi"/>
         </w:rPr>
         <w:t>. Bộ chính sử đầu tiên của Đại Việt được biên soạn dưới thời Trần là</w:t>
       </w:r>
@@ -4397,11 +2787,31 @@
       </w:pPr>
       <w:r>
         <w:rPr>
-          <w:sz w:val="26"/>
-          <w:szCs w:val="26"/>
-        </w:rPr>
-        <w:t>C. Đại Việt sử kí.                      D. Việt Nam sử lược.</w:t>
-      </w:r>
+          <w:b/>
+          <w:sz w:val="26"/>
+          <w:szCs w:val="26"/>
+        </w:rPr>
+        <w:t xml:space="preserve">C. Đại Việt sử kí. </w:t>
+      </w:r>
+      <w:r>
+        <w:rPr>
+          <w:sz w:val="26"/>
+          <w:szCs w:val="26"/>
+        </w:rPr>
+        <w:t xml:space="preserve">                     D. Việt Nam sử lược.</w:t>
+      </w:r>
+    </w:p>
+    <w:p>
+      <w:pPr>
+        <w:pStyle w:val="NormalWeb"/>
+        <w:spacing w:before="0" w:beforeAutospacing="0" w:after="240" w:afterAutospacing="0"/>
+        <w:ind w:left="48" w:right="48"/>
+        <w:jc w:val="both"/>
+        <w:rPr>
+          <w:sz w:val="26"/>
+          <w:szCs w:val="26"/>
+        </w:rPr>
+      </w:pPr>
     </w:p>
     <w:bookmarkEnd w:id="16"/>
     <w:p>
@@ -4527,17 +2937,38 @@
         <w:ind w:left="48" w:right="48"/>
         <w:jc w:val="both"/>
         <w:rPr>
-          <w:sz w:val="26"/>
-          <w:szCs w:val="26"/>
-        </w:rPr>
-      </w:pPr>
-      <w:r>
-        <w:rPr>
-          <w:sz w:val="26"/>
-          <w:szCs w:val="26"/>
-        </w:rPr>
-        <w:t>C. Các kì thi Nho học được tổ chức quy củ.               D. Dựng bia Tiến sĩ ở Văn Miếu.</w:t>
-      </w:r>
+          <w:b/>
+          <w:sz w:val="26"/>
+          <w:szCs w:val="26"/>
+        </w:rPr>
+      </w:pPr>
+      <w:r>
+        <w:rPr>
+          <w:sz w:val="26"/>
+          <w:szCs w:val="26"/>
+        </w:rPr>
+        <w:t xml:space="preserve">C. Các kì thi Nho học được tổ chức quy củ.               </w:t>
+      </w:r>
+      <w:r>
+        <w:rPr>
+          <w:b/>
+          <w:sz w:val="26"/>
+          <w:szCs w:val="26"/>
+        </w:rPr>
+        <w:t>D. Dựng bia Tiến sĩ ở Văn Miếu.</w:t>
+      </w:r>
+    </w:p>
+    <w:p>
+      <w:pPr>
+        <w:pStyle w:val="NormalWeb"/>
+        <w:spacing w:before="0" w:beforeAutospacing="0" w:after="240" w:afterAutospacing="0"/>
+        <w:ind w:left="48" w:right="48"/>
+        <w:jc w:val="both"/>
+        <w:rPr>
+          <w:sz w:val="26"/>
+          <w:szCs w:val="26"/>
+        </w:rPr>
+      </w:pPr>
     </w:p>
     <w:bookmarkEnd w:id="17"/>
     <w:p>
@@ -4607,7 +3038,22 @@
           <w:sz w:val="26"/>
           <w:szCs w:val="26"/>
         </w:rPr>
-        <w:t xml:space="preserve">A. Trả lại thư ngay         B. Bắt giam vào ngục   </w:t>
+        <w:t xml:space="preserve">A. Trả lại thư ngay         </w:t>
+      </w:r>
+      <w:r>
+        <w:rPr>
+          <w:b/>
+          <w:sz w:val="26"/>
+          <w:szCs w:val="26"/>
+        </w:rPr>
+        <w:t xml:space="preserve">B. Bắt giam vào ngục  </w:t>
+      </w:r>
+      <w:r>
+        <w:rPr>
+          <w:sz w:val="26"/>
+          <w:szCs w:val="26"/>
+        </w:rPr>
+        <w:t xml:space="preserve"> </w:t>
       </w:r>
       <w:r>
         <w:rPr>
@@ -4642,6 +3088,18 @@
         </w:rPr>
         <w:t>D. Chém đầu sứ giả ngay tại chỗ</w:t>
       </w:r>
+    </w:p>
+    <w:p>
+      <w:pPr>
+        <w:pStyle w:val="NormalWeb"/>
+        <w:spacing w:before="0" w:beforeAutospacing="0" w:after="240" w:afterAutospacing="0"/>
+        <w:ind w:left="48" w:right="48"/>
+        <w:jc w:val="both"/>
+        <w:rPr>
+          <w:sz w:val="26"/>
+          <w:szCs w:val="26"/>
+        </w:rPr>
+      </w:pPr>
     </w:p>
     <w:bookmarkEnd w:id="18"/>
     <w:p>
@@ -4722,10 +3180,28 @@
           <w:szCs w:val="26"/>
           <w:lang w:val="en-US"/>
         </w:rPr>
-        <w:t>A. Thiên Trường              B. Thiên Mạc         C. Vạn Kiếp     D. Long Hưng</w:t>
-      </w:r>
-    </w:p>
-    <w:bookmarkEnd w:id="19"/>
+        <w:t xml:space="preserve">A. Thiên Trường              </w:t>
+      </w:r>
+      <w:r>
+        <w:rPr>
+          <w:rFonts w:eastAsia="Calibri"/>
+          <w:b/>
+          <w:sz w:val="26"/>
+          <w:szCs w:val="26"/>
+          <w:lang w:val="en-US"/>
+        </w:rPr>
+        <w:t>B. Thiên Mạc</w:t>
+      </w:r>
+      <w:r>
+        <w:rPr>
+          <w:rFonts w:eastAsia="Calibri"/>
+          <w:sz w:val="26"/>
+          <w:szCs w:val="26"/>
+          <w:lang w:val="en-US"/>
+        </w:rPr>
+        <w:t xml:space="preserve">         C. Vạn Kiếp     D. Long Hưng</w:t>
+      </w:r>
+    </w:p>
     <w:p>
       <w:pPr>
         <w:widowControl/>
@@ -4739,70 +3215,13 @@
         <w:jc w:val="both"/>
         <w:rPr>
           <w:rFonts w:eastAsia="Calibri"/>
-          <w:b/>
-          <w:bCs/>
-          <w:sz w:val="26"/>
-          <w:szCs w:val="26"/>
-          <w:lang w:val="en-US"/>
-        </w:rPr>
-      </w:pPr>
-      <w:r>
-        <w:rPr>
-          <w:rFonts w:eastAsia="Calibri"/>
-          <w:b/>
-          <w:bCs/>
-          <w:sz w:val="26"/>
-          <w:szCs w:val="26"/>
-          <w:lang w:val="en-US"/>
-        </w:rPr>
-        <w:t xml:space="preserve">Câu </w:t>
-      </w:r>
-      <w:r>
-        <w:rPr>
-          <w:rFonts w:eastAsia="Calibri"/>
-          <w:b/>
-          <w:bCs/>
-          <w:sz w:val="26"/>
-          <w:szCs w:val="26"/>
-          <w:lang w:val="en-US"/>
-        </w:rPr>
-        <w:t>3</w:t>
-      </w:r>
-      <w:r>
-        <w:rPr>
-          <w:rFonts w:eastAsia="Calibri"/>
-          <w:b/>
-          <w:bCs/>
-          <w:sz w:val="26"/>
-          <w:szCs w:val="26"/>
-          <w:lang w:val="en-US"/>
-        </w:rPr>
-        <w:t>0</w:t>
-      </w:r>
-      <w:r>
-        <w:rPr>
-          <w:rFonts w:eastAsia="Calibri"/>
-          <w:b/>
-          <w:bCs/>
-          <w:sz w:val="26"/>
-          <w:szCs w:val="26"/>
-          <w:lang w:val="en-US"/>
-        </w:rPr>
-        <w:t>.</w:t>
-      </w:r>
-      <w:bookmarkStart w:id="20" w:name="_Hlk195902819"/>
-      <w:r>
-        <w:rPr>
-          <w:rFonts w:eastAsia="Calibri"/>
-          <w:b/>
-          <w:bCs/>
-          <w:sz w:val="26"/>
-          <w:szCs w:val="26"/>
-          <w:lang w:val="en-US"/>
-        </w:rPr>
-        <w:t>Trận phản công nào của quân dân nhà Trần đã đánh bại cuộc xâm lược Đại Việt lần thứ nhất của quân Mông Cổ?</w:t>
-      </w:r>
-    </w:p>
+          <w:sz w:val="26"/>
+          <w:szCs w:val="26"/>
+          <w:lang w:val="en-US"/>
+        </w:rPr>
+      </w:pPr>
+    </w:p>
+    <w:bookmarkEnd w:id="19"/>
     <w:p>
       <w:pPr>
         <w:widowControl/>
@@ -4816,6 +3235,8 @@
         <w:jc w:val="both"/>
         <w:rPr>
           <w:rFonts w:eastAsia="Calibri"/>
+          <w:b/>
+          <w:bCs/>
           <w:sz w:val="26"/>
           <w:szCs w:val="26"/>
           <w:lang w:val="en-US"/>
@@ -4824,27 +3245,14 @@
       <w:r>
         <w:rPr>
           <w:rFonts w:eastAsia="Calibri"/>
-          <w:sz w:val="26"/>
-          <w:szCs w:val="26"/>
-          <w:lang w:val="en-US"/>
-        </w:rPr>
-        <w:t>A. Tây Kết                 B. Chương Dương             C. Đông Bộ Đầu            D. Hàm Tử</w:t>
-      </w:r>
-    </w:p>
-    <w:bookmarkEnd w:id="20"/>
-    <w:p>
-      <w:pPr>
-        <w:pStyle w:val="NormalWeb"/>
-        <w:shd w:val="clear" w:color="auto" w:fill="FFFFFF"/>
-        <w:spacing w:before="0" w:beforeAutospacing="0"/>
-        <w:rPr>
-          <w:b/>
-          <w:bCs/>
-          <w:color w:val="212529"/>
-          <w:sz w:val="26"/>
-          <w:szCs w:val="26"/>
-        </w:rPr>
-      </w:pPr>
+          <w:b/>
+          <w:bCs/>
+          <w:sz w:val="26"/>
+          <w:szCs w:val="26"/>
+          <w:lang w:val="en-US"/>
+        </w:rPr>
+        <w:t xml:space="preserve">Câu </w:t>
+      </w:r>
       <w:r>
         <w:rPr>
           <w:rFonts w:eastAsia="Calibri"/>
@@ -4852,8 +3260,9 @@
           <w:bCs/>
           <w:sz w:val="26"/>
           <w:szCs w:val="26"/>
-        </w:rPr>
-        <w:t xml:space="preserve">Câu </w:t>
+          <w:lang w:val="en-US"/>
+        </w:rPr>
+        <w:t>3</w:t>
       </w:r>
       <w:r>
         <w:rPr>
@@ -4862,10 +3271,10 @@
           <w:bCs/>
           <w:sz w:val="26"/>
           <w:szCs w:val="26"/>
-        </w:rPr>
-        <w:t>3</w:t>
-      </w:r>
-      <w:bookmarkStart w:id="21" w:name="_Hlk195904335"/>
+          <w:lang w:val="en-US"/>
+        </w:rPr>
+        <w:t>0</w:t>
+      </w:r>
       <w:r>
         <w:rPr>
           <w:rFonts w:eastAsia="Calibri"/>
@@ -4873,9 +3282,11 @@
           <w:bCs/>
           <w:sz w:val="26"/>
           <w:szCs w:val="26"/>
-        </w:rPr>
-        <w:t>1</w:t>
-      </w:r>
+          <w:lang w:val="en-US"/>
+        </w:rPr>
+        <w:t>.</w:t>
+      </w:r>
+      <w:bookmarkStart w:id="20" w:name="_Hlk195902819"/>
       <w:r>
         <w:rPr>
           <w:rFonts w:eastAsia="Calibri"/>
@@ -4883,144 +3294,9 @@
           <w:bCs/>
           <w:sz w:val="26"/>
           <w:szCs w:val="26"/>
-        </w:rPr>
-        <w:t>.</w:t>
-      </w:r>
-      <w:r>
-        <w:rPr>
-          <w:rFonts w:eastAsia="Calibri"/>
-          <w:b/>
-          <w:bCs/>
-          <w:sz w:val="26"/>
-          <w:szCs w:val="26"/>
-        </w:rPr>
-        <w:t xml:space="preserve"> </w:t>
-      </w:r>
-      <w:bookmarkEnd w:id="21"/>
-      <w:r>
-        <w:rPr>
-          <w:color w:val="212529"/>
-          <w:sz w:val="26"/>
-          <w:szCs w:val="26"/>
-        </w:rPr>
-        <w:t> </w:t>
-      </w:r>
-      <w:r>
-        <w:rPr>
-          <w:b/>
-          <w:bCs/>
-          <w:color w:val="212529"/>
-          <w:sz w:val="26"/>
-          <w:szCs w:val="26"/>
-        </w:rPr>
-        <w:t xml:space="preserve">Nhà Trần khi thực hiện kế sách "vườn không nhà trống" </w:t>
-      </w:r>
-      <w:r>
-        <w:rPr>
-          <w:b/>
-          <w:bCs/>
-          <w:i/>
-          <w:iCs/>
-          <w:color w:val="212529"/>
-          <w:sz w:val="26"/>
-          <w:szCs w:val="26"/>
-          <w:u w:val="single"/>
-        </w:rPr>
-        <w:t>không</w:t>
-      </w:r>
-      <w:r>
-        <w:rPr>
-          <w:b/>
-          <w:bCs/>
-          <w:color w:val="212529"/>
-          <w:sz w:val="26"/>
-          <w:szCs w:val="26"/>
-        </w:rPr>
-        <w:t xml:space="preserve"> nhằm mục đích nào sau đây? </w:t>
-      </w:r>
-    </w:p>
-    <w:p>
-      <w:pPr>
-        <w:widowControl/>
-        <w:shd w:val="clear" w:color="auto" w:fill="FFFFFF"/>
-        <w:autoSpaceDE/>
-        <w:autoSpaceDN/>
-        <w:spacing w:after="100" w:afterAutospacing="1"/>
-        <w:rPr>
-          <w:color w:val="212529"/>
-          <w:sz w:val="26"/>
-          <w:szCs w:val="26"/>
-          <w:lang w:val="en-US"/>
-        </w:rPr>
-      </w:pPr>
-      <w:r>
-        <w:rPr>
-          <w:color w:val="212529"/>
-          <w:sz w:val="26"/>
-          <w:szCs w:val="26"/>
-          <w:lang w:val="en-US"/>
-        </w:rPr>
-        <w:t>A. Tránh sức mạnh ban đầu của quân Mông Cổ</w:t>
-      </w:r>
-      <w:r>
-        <w:rPr>
-          <w:color w:val="212529"/>
-          <w:sz w:val="26"/>
-          <w:szCs w:val="26"/>
-          <w:lang w:val="en-US"/>
-        </w:rPr>
-        <w:t xml:space="preserve">    </w:t>
-      </w:r>
-      <w:r>
-        <w:rPr>
-          <w:color w:val="212529"/>
-          <w:sz w:val="26"/>
-          <w:szCs w:val="26"/>
-          <w:lang w:val="en-US"/>
-        </w:rPr>
-        <w:t>B. Khoét sâu vào điểm yếu của quân Mông Cổ</w:t>
-      </w:r>
-    </w:p>
-    <w:p>
-      <w:pPr>
-        <w:widowControl/>
-        <w:shd w:val="clear" w:color="auto" w:fill="FFFFFF"/>
-        <w:autoSpaceDE/>
-        <w:autoSpaceDN/>
-        <w:spacing w:after="100" w:afterAutospacing="1"/>
-        <w:rPr>
-          <w:color w:val="212529"/>
-          <w:sz w:val="26"/>
-          <w:szCs w:val="26"/>
-          <w:lang w:val="en-US"/>
-        </w:rPr>
-      </w:pPr>
-      <w:r>
-        <w:rPr>
-          <w:color w:val="212529"/>
-          <w:sz w:val="26"/>
-          <w:szCs w:val="26"/>
-          <w:lang w:val="en-US"/>
-        </w:rPr>
-        <w:t>C. Củng cố lực lượng chờ phản công</w:t>
-      </w:r>
-      <w:r>
-        <w:rPr>
-          <w:color w:val="212529"/>
-          <w:sz w:val="26"/>
-          <w:szCs w:val="26"/>
-          <w:lang w:val="en-US"/>
-        </w:rPr>
-        <w:t xml:space="preserve">                     </w:t>
-      </w:r>
-      <w:r>
-        <w:rPr>
-          <w:color w:val="212529"/>
-          <w:sz w:val="26"/>
-          <w:szCs w:val="26"/>
-          <w:lang w:val="en-US"/>
-        </w:rPr>
-        <w:t>D. Đánh nhanh thắng nhanh</w:t>
+          <w:lang w:val="en-US"/>
+        </w:rPr>
+        <w:t>Trận phản công nào của quân dân nhà Trần đã đánh bại cuộc xâm lược Đại Việt lần thứ nhất của quân Mông Cổ?</w:t>
       </w:r>
     </w:p>
     <w:p>
@@ -5035,223 +3311,40 @@
         <w:spacing w:after="160"/>
         <w:jc w:val="both"/>
         <w:rPr>
-          <w:b/>
-          <w:bCs/>
-          <w:sz w:val="26"/>
-          <w:szCs w:val="26"/>
-          <w:lang w:val="en-US"/>
-        </w:rPr>
-      </w:pPr>
-      <w:r>
-        <w:rPr>
-          <w:b/>
-          <w:bCs/>
-          <w:sz w:val="26"/>
-          <w:szCs w:val="26"/>
-          <w:lang w:val="en-US"/>
-        </w:rPr>
-        <w:t xml:space="preserve">Câu </w:t>
-      </w:r>
-      <w:r>
-        <w:rPr>
-          <w:b/>
-          <w:bCs/>
-          <w:sz w:val="26"/>
-          <w:szCs w:val="26"/>
-          <w:lang w:val="en-US"/>
-        </w:rPr>
-        <w:t>3</w:t>
-      </w:r>
-      <w:bookmarkStart w:id="22" w:name="_Hlk195902907"/>
-      <w:r>
-        <w:rPr>
-          <w:b/>
-          <w:bCs/>
-          <w:sz w:val="26"/>
-          <w:szCs w:val="26"/>
-          <w:lang w:val="en-US"/>
-        </w:rPr>
-        <w:t>2</w:t>
-      </w:r>
-      <w:r>
-        <w:rPr>
-          <w:b/>
-          <w:bCs/>
-          <w:sz w:val="26"/>
-          <w:szCs w:val="26"/>
-          <w:lang w:val="en-US"/>
-        </w:rPr>
-        <w:t>.“Đầu thần chưa rơi xuống xin bệ hạ đừng lo”. Đó là câu nói của ai?</w:t>
-      </w:r>
-    </w:p>
-    <w:p>
-      <w:pPr>
-        <w:widowControl/>
-        <w:shd w:val="clear" w:color="auto" w:fill="FFFFFF"/>
-        <w:autoSpaceDE/>
-        <w:autoSpaceDN/>
-        <w:spacing w:before="100" w:beforeAutospacing="1" w:after="100" w:afterAutospacing="1"/>
-        <w:rPr>
-          <w:sz w:val="26"/>
-          <w:szCs w:val="26"/>
-          <w:lang w:val="en-US"/>
-        </w:rPr>
-      </w:pPr>
-      <w:r>
-        <w:rPr>
-          <w:sz w:val="26"/>
-          <w:szCs w:val="26"/>
-          <w:lang w:val="en-US"/>
-        </w:rPr>
-        <w:t>A. Trần Quốc Tuấn        B. Trần Bình Trọng             C. Trần Quốc Toản   D. Trần Thủ Độ</w:t>
-      </w:r>
-    </w:p>
-    <w:bookmarkEnd w:id="22"/>
-    <w:p>
-      <w:pPr>
-        <w:widowControl/>
-        <w:shd w:val="clear" w:color="auto" w:fill="FFFFFF"/>
-        <w:autoSpaceDE/>
-        <w:autoSpaceDN/>
-        <w:spacing w:before="100" w:beforeAutospacing="1" w:after="100" w:afterAutospacing="1"/>
-        <w:rPr>
-          <w:b/>
-          <w:bCs/>
-          <w:sz w:val="26"/>
-          <w:szCs w:val="26"/>
-          <w:lang w:val="en-US"/>
-        </w:rPr>
-      </w:pPr>
-      <w:r>
-        <w:rPr>
-          <w:b/>
-          <w:bCs/>
-          <w:sz w:val="26"/>
-          <w:szCs w:val="26"/>
-          <w:lang w:val="en-US"/>
-        </w:rPr>
-        <w:t xml:space="preserve"> </w:t>
-      </w:r>
-      <w:bookmarkStart w:id="23" w:name="_Hlk195977182"/>
-      <w:r>
-        <w:rPr>
-          <w:b/>
-          <w:bCs/>
-          <w:sz w:val="26"/>
-          <w:szCs w:val="26"/>
-          <w:lang w:val="en-US"/>
-        </w:rPr>
-        <w:t xml:space="preserve">Câu </w:t>
-      </w:r>
-      <w:r>
-        <w:rPr>
-          <w:b/>
-          <w:bCs/>
-          <w:sz w:val="26"/>
-          <w:szCs w:val="26"/>
-          <w:lang w:val="en-US"/>
-        </w:rPr>
-        <w:t>3</w:t>
-      </w:r>
-      <w:r>
-        <w:rPr>
-          <w:b/>
-          <w:bCs/>
-          <w:sz w:val="26"/>
-          <w:szCs w:val="26"/>
-          <w:lang w:val="en-US"/>
-        </w:rPr>
-        <w:t>3</w:t>
-      </w:r>
-      <w:r>
-        <w:rPr>
-          <w:b/>
-          <w:bCs/>
-          <w:sz w:val="26"/>
-          <w:szCs w:val="26"/>
-          <w:lang w:val="en-US"/>
-        </w:rPr>
-        <w:t xml:space="preserve">. Câu nói “Nếu bệ hạ muốn hàng giặc thì trước hãy chém đầu thần rồi hãy hàng” là của   </w:t>
-      </w:r>
-    </w:p>
-    <w:p>
-      <w:pPr>
-        <w:widowControl/>
-        <w:shd w:val="clear" w:color="auto" w:fill="FFFFFF"/>
-        <w:autoSpaceDE/>
-        <w:autoSpaceDN/>
-        <w:spacing w:before="100" w:beforeAutospacing="1" w:after="100" w:afterAutospacing="1"/>
-        <w:rPr>
-          <w:b/>
-          <w:bCs/>
-          <w:sz w:val="26"/>
-          <w:szCs w:val="26"/>
-          <w:lang w:val="en-US"/>
-        </w:rPr>
-      </w:pPr>
-      <w:r>
-        <w:rPr>
-          <w:sz w:val="26"/>
-          <w:szCs w:val="26"/>
-          <w:lang w:val="en-US"/>
-        </w:rPr>
-        <w:t>A. Trần Quốc Toản</w:t>
-      </w:r>
-      <w:r>
-        <w:rPr>
-          <w:b/>
-          <w:bCs/>
-          <w:sz w:val="26"/>
-          <w:szCs w:val="26"/>
-          <w:lang w:val="en-US"/>
-        </w:rPr>
-        <w:t xml:space="preserve">                   </w:t>
-      </w:r>
-      <w:r>
-        <w:rPr>
-          <w:sz w:val="26"/>
-          <w:szCs w:val="26"/>
-          <w:lang w:val="en-US"/>
-        </w:rPr>
-        <w:t>B. Trần Thủ Độ</w:t>
-      </w:r>
-      <w:r>
-        <w:rPr>
-          <w:b/>
-          <w:bCs/>
-          <w:sz w:val="26"/>
-          <w:szCs w:val="26"/>
-          <w:lang w:val="en-US"/>
-        </w:rPr>
-        <w:t xml:space="preserve">          </w:t>
-      </w:r>
-      <w:r>
-        <w:rPr>
-          <w:sz w:val="26"/>
-          <w:szCs w:val="26"/>
-          <w:lang w:val="en-US"/>
-        </w:rPr>
-        <w:t>C. Trần Quang Khải</w:t>
-      </w:r>
-      <w:r>
-        <w:rPr>
-          <w:b/>
-          <w:bCs/>
-          <w:sz w:val="26"/>
-          <w:szCs w:val="26"/>
-          <w:lang w:val="en-US"/>
-        </w:rPr>
-        <w:t xml:space="preserve">    </w:t>
-      </w:r>
-      <w:r>
-        <w:rPr>
-          <w:sz w:val="26"/>
-          <w:szCs w:val="26"/>
-          <w:lang w:val="en-US"/>
-        </w:rPr>
-        <w:t>D. Trần Quốc Tuấn</w:t>
-      </w:r>
-      <w:bookmarkEnd w:id="23"/>
+          <w:rFonts w:eastAsia="Calibri"/>
+          <w:sz w:val="26"/>
+          <w:szCs w:val="26"/>
+          <w:lang w:val="en-US"/>
+        </w:rPr>
+      </w:pPr>
+      <w:r>
+        <w:rPr>
+          <w:rFonts w:eastAsia="Calibri"/>
+          <w:sz w:val="26"/>
+          <w:szCs w:val="26"/>
+          <w:lang w:val="en-US"/>
+        </w:rPr>
+        <w:t xml:space="preserve">A. Tây Kết                 B. Chương Dương             </w:t>
+      </w:r>
+      <w:r>
+        <w:rPr>
+          <w:rFonts w:eastAsia="Calibri"/>
+          <w:b/>
+          <w:sz w:val="26"/>
+          <w:szCs w:val="26"/>
+          <w:lang w:val="en-US"/>
+        </w:rPr>
+        <w:t>C. Đông Bộ Đầu</w:t>
+      </w:r>
+      <w:r>
+        <w:rPr>
+          <w:rFonts w:eastAsia="Calibri"/>
+          <w:sz w:val="26"/>
+          <w:szCs w:val="26"/>
+          <w:lang w:val="en-US"/>
+        </w:rPr>
+        <w:t xml:space="preserve">            D. Hàm Tử</w:t>
+      </w:r>
     </w:p>
     <w:p>
       <w:pPr>
@@ -5266,11 +3359,24 @@
         <w:jc w:val="both"/>
         <w:rPr>
           <w:rFonts w:eastAsia="Calibri"/>
-          <w:b/>
-          <w:bCs/>
-          <w:sz w:val="26"/>
-          <w:szCs w:val="26"/>
-          <w:lang w:val="en-US"/>
+          <w:sz w:val="26"/>
+          <w:szCs w:val="26"/>
+          <w:lang w:val="en-US"/>
+        </w:rPr>
+      </w:pPr>
+    </w:p>
+    <w:bookmarkEnd w:id="20"/>
+    <w:p>
+      <w:pPr>
+        <w:pStyle w:val="NormalWeb"/>
+        <w:shd w:val="clear" w:color="auto" w:fill="FFFFFF"/>
+        <w:spacing w:before="0" w:beforeAutospacing="0"/>
+        <w:rPr>
+          <w:b/>
+          <w:bCs/>
+          <w:color w:val="212529"/>
+          <w:sz w:val="26"/>
+          <w:szCs w:val="26"/>
         </w:rPr>
       </w:pPr>
       <w:r>
@@ -5280,9 +3386,8 @@
           <w:bCs/>
           <w:sz w:val="26"/>
           <w:szCs w:val="26"/>
-          <w:lang w:val="en-US"/>
-        </w:rPr>
-        <w:t xml:space="preserve"> Câu </w:t>
+        </w:rPr>
+        <w:t xml:space="preserve">Câu </w:t>
       </w:r>
       <w:r>
         <w:rPr>
@@ -5291,10 +3396,10 @@
           <w:bCs/>
           <w:sz w:val="26"/>
           <w:szCs w:val="26"/>
-          <w:lang w:val="en-US"/>
         </w:rPr>
         <w:t>3</w:t>
       </w:r>
+      <w:bookmarkStart w:id="21" w:name="_Hlk195904335"/>
       <w:r>
         <w:rPr>
           <w:rFonts w:eastAsia="Calibri"/>
@@ -5302,9 +3407,8 @@
           <w:bCs/>
           <w:sz w:val="26"/>
           <w:szCs w:val="26"/>
-          <w:lang w:val="en-US"/>
-        </w:rPr>
-        <w:t>4</w:t>
+        </w:rPr>
+        <w:t>1</w:t>
       </w:r>
       <w:r>
         <w:rPr>
@@ -5313,11 +3417,9 @@
           <w:bCs/>
           <w:sz w:val="26"/>
           <w:szCs w:val="26"/>
-          <w:lang w:val="en-US"/>
-        </w:rPr>
-        <w:t xml:space="preserve">. </w:t>
-      </w:r>
-      <w:bookmarkStart w:id="24" w:name="_Hlk195904542"/>
+        </w:rPr>
+        <w:t>.</w:t>
+      </w:r>
       <w:r>
         <w:rPr>
           <w:rFonts w:eastAsia="Calibri"/>
@@ -5325,10 +3427,152 @@
           <w:bCs/>
           <w:sz w:val="26"/>
           <w:szCs w:val="26"/>
-          <w:lang w:val="en-US"/>
-        </w:rPr>
-        <w:t>Địa danh nào gắn liền với những chiến công hiển hách của quân dân nhà Trần trong cuộc kháng chiến lần thứ hai chống quân xâm lược Nguyên?</w:t>
-      </w:r>
+        </w:rPr>
+        <w:t xml:space="preserve"> </w:t>
+      </w:r>
+      <w:bookmarkEnd w:id="21"/>
+      <w:r>
+        <w:rPr>
+          <w:color w:val="212529"/>
+          <w:sz w:val="26"/>
+          <w:szCs w:val="26"/>
+        </w:rPr>
+        <w:t> </w:t>
+      </w:r>
+      <w:r>
+        <w:rPr>
+          <w:b/>
+          <w:bCs/>
+          <w:color w:val="212529"/>
+          <w:sz w:val="26"/>
+          <w:szCs w:val="26"/>
+        </w:rPr>
+        <w:t xml:space="preserve">Nhà Trần khi thực hiện kế sách "vườn không nhà trống" </w:t>
+      </w:r>
+      <w:r>
+        <w:rPr>
+          <w:b/>
+          <w:bCs/>
+          <w:i/>
+          <w:iCs/>
+          <w:color w:val="212529"/>
+          <w:sz w:val="26"/>
+          <w:szCs w:val="26"/>
+          <w:u w:val="single"/>
+        </w:rPr>
+        <w:t>không</w:t>
+      </w:r>
+      <w:r>
+        <w:rPr>
+          <w:b/>
+          <w:bCs/>
+          <w:color w:val="212529"/>
+          <w:sz w:val="26"/>
+          <w:szCs w:val="26"/>
+        </w:rPr>
+        <w:t xml:space="preserve"> nhằm mục đích nào sau đây? </w:t>
+      </w:r>
+    </w:p>
+    <w:p>
+      <w:pPr>
+        <w:widowControl/>
+        <w:shd w:val="clear" w:color="auto" w:fill="FFFFFF"/>
+        <w:autoSpaceDE/>
+        <w:autoSpaceDN/>
+        <w:spacing w:after="100" w:afterAutospacing="1"/>
+        <w:rPr>
+          <w:color w:val="212529"/>
+          <w:sz w:val="26"/>
+          <w:szCs w:val="26"/>
+          <w:lang w:val="en-US"/>
+        </w:rPr>
+      </w:pPr>
+      <w:r>
+        <w:rPr>
+          <w:color w:val="212529"/>
+          <w:sz w:val="26"/>
+          <w:szCs w:val="26"/>
+          <w:lang w:val="en-US"/>
+        </w:rPr>
+        <w:t>A. Tránh sức mạnh ban đầu của quân Mông Cổ</w:t>
+      </w:r>
+      <w:r>
+        <w:rPr>
+          <w:color w:val="212529"/>
+          <w:sz w:val="26"/>
+          <w:szCs w:val="26"/>
+          <w:lang w:val="en-US"/>
+        </w:rPr>
+        <w:t xml:space="preserve">    </w:t>
+      </w:r>
+      <w:r>
+        <w:rPr>
+          <w:color w:val="212529"/>
+          <w:sz w:val="26"/>
+          <w:szCs w:val="26"/>
+          <w:lang w:val="en-US"/>
+        </w:rPr>
+        <w:t>B. Khoét sâu vào điểm yếu của quân Mông Cổ</w:t>
+      </w:r>
+    </w:p>
+    <w:p>
+      <w:pPr>
+        <w:widowControl/>
+        <w:shd w:val="clear" w:color="auto" w:fill="FFFFFF"/>
+        <w:autoSpaceDE/>
+        <w:autoSpaceDN/>
+        <w:spacing w:after="100" w:afterAutospacing="1"/>
+        <w:rPr>
+          <w:b/>
+          <w:color w:val="212529"/>
+          <w:sz w:val="26"/>
+          <w:szCs w:val="26"/>
+          <w:lang w:val="en-US"/>
+        </w:rPr>
+      </w:pPr>
+      <w:r>
+        <w:rPr>
+          <w:color w:val="212529"/>
+          <w:sz w:val="26"/>
+          <w:szCs w:val="26"/>
+          <w:lang w:val="en-US"/>
+        </w:rPr>
+        <w:t>C. Củng cố lực lượng chờ phản công</w:t>
+      </w:r>
+      <w:r>
+        <w:rPr>
+          <w:color w:val="212529"/>
+          <w:sz w:val="26"/>
+          <w:szCs w:val="26"/>
+          <w:lang w:val="en-US"/>
+        </w:rPr>
+        <w:t xml:space="preserve">                     </w:t>
+      </w:r>
+      <w:r>
+        <w:rPr>
+          <w:b/>
+          <w:color w:val="212529"/>
+          <w:sz w:val="26"/>
+          <w:szCs w:val="26"/>
+          <w:lang w:val="en-US"/>
+        </w:rPr>
+        <w:t>D. Đánh nhanh thắng nhanh</w:t>
+      </w:r>
+    </w:p>
+    <w:p>
+      <w:pPr>
+        <w:widowControl/>
+        <w:shd w:val="clear" w:color="auto" w:fill="FFFFFF"/>
+        <w:autoSpaceDE/>
+        <w:autoSpaceDN/>
+        <w:spacing w:after="100" w:afterAutospacing="1"/>
+        <w:rPr>
+          <w:color w:val="212529"/>
+          <w:sz w:val="26"/>
+          <w:szCs w:val="26"/>
+          <w:lang w:val="en-US"/>
+        </w:rPr>
+      </w:pPr>
     </w:p>
     <w:p>
       <w:pPr>
@@ -5342,21 +3586,264 @@
         <w:spacing w:after="160"/>
         <w:jc w:val="both"/>
         <w:rPr>
-          <w:rFonts w:eastAsia="Calibri"/>
-          <w:sz w:val="26"/>
-          <w:szCs w:val="26"/>
-          <w:lang w:val="en-US"/>
-        </w:rPr>
-      </w:pPr>
-      <w:r>
-        <w:rPr>
-          <w:rFonts w:eastAsia="Calibri"/>
-          <w:sz w:val="26"/>
-          <w:szCs w:val="26"/>
-          <w:lang w:val="en-US"/>
-        </w:rPr>
-        <w:t>A. Bình Than, Đông Bộ Đầu, Vạn Kiếp.            B. Tây Kết, Hàm Tử, Chương Dương.</w:t>
-      </w:r>
+          <w:b/>
+          <w:bCs/>
+          <w:sz w:val="26"/>
+          <w:szCs w:val="26"/>
+          <w:lang w:val="en-US"/>
+        </w:rPr>
+      </w:pPr>
+      <w:r>
+        <w:rPr>
+          <w:b/>
+          <w:bCs/>
+          <w:sz w:val="26"/>
+          <w:szCs w:val="26"/>
+          <w:lang w:val="en-US"/>
+        </w:rPr>
+        <w:t xml:space="preserve">Câu </w:t>
+      </w:r>
+      <w:r>
+        <w:rPr>
+          <w:b/>
+          <w:bCs/>
+          <w:sz w:val="26"/>
+          <w:szCs w:val="26"/>
+          <w:lang w:val="en-US"/>
+        </w:rPr>
+        <w:t>3</w:t>
+      </w:r>
+      <w:bookmarkStart w:id="22" w:name="_Hlk195902907"/>
+      <w:r>
+        <w:rPr>
+          <w:b/>
+          <w:bCs/>
+          <w:sz w:val="26"/>
+          <w:szCs w:val="26"/>
+          <w:lang w:val="en-US"/>
+        </w:rPr>
+        <w:t>2</w:t>
+      </w:r>
+      <w:r>
+        <w:rPr>
+          <w:b/>
+          <w:bCs/>
+          <w:sz w:val="26"/>
+          <w:szCs w:val="26"/>
+          <w:lang w:val="en-US"/>
+        </w:rPr>
+        <w:t>.“Đầu thần chưa rơi xuống xin bệ hạ đừng lo”. Đó là câu nói của ai?</w:t>
+      </w:r>
+    </w:p>
+    <w:p>
+      <w:pPr>
+        <w:widowControl/>
+        <w:shd w:val="clear" w:color="auto" w:fill="FFFFFF"/>
+        <w:autoSpaceDE/>
+        <w:autoSpaceDN/>
+        <w:spacing w:before="100" w:beforeAutospacing="1" w:after="100" w:afterAutospacing="1"/>
+        <w:rPr>
+          <w:b/>
+          <w:sz w:val="26"/>
+          <w:szCs w:val="26"/>
+          <w:lang w:val="en-US"/>
+        </w:rPr>
+      </w:pPr>
+      <w:r>
+        <w:rPr>
+          <w:sz w:val="26"/>
+          <w:szCs w:val="26"/>
+          <w:lang w:val="en-US"/>
+        </w:rPr>
+        <w:t xml:space="preserve">A. Trần Quốc Tuấn        B. Trần Bình Trọng             C. Trần Quốc Toản   </w:t>
+      </w:r>
+      <w:r>
+        <w:rPr>
+          <w:b/>
+          <w:sz w:val="26"/>
+          <w:szCs w:val="26"/>
+          <w:lang w:val="en-US"/>
+        </w:rPr>
+        <w:t>D. Trần Thủ Độ</w:t>
+      </w:r>
+    </w:p>
+    <w:p>
+      <w:pPr>
+        <w:widowControl/>
+        <w:shd w:val="clear" w:color="auto" w:fill="FFFFFF"/>
+        <w:autoSpaceDE/>
+        <w:autoSpaceDN/>
+        <w:spacing w:before="100" w:beforeAutospacing="1" w:after="100" w:afterAutospacing="1"/>
+        <w:rPr>
+          <w:b/>
+          <w:sz w:val="26"/>
+          <w:szCs w:val="26"/>
+          <w:lang w:val="en-US"/>
+        </w:rPr>
+      </w:pPr>
+    </w:p>
+    <w:bookmarkEnd w:id="22"/>
+    <w:p>
+      <w:pPr>
+        <w:widowControl/>
+        <w:shd w:val="clear" w:color="auto" w:fill="FFFFFF"/>
+        <w:autoSpaceDE/>
+        <w:autoSpaceDN/>
+        <w:spacing w:before="100" w:beforeAutospacing="1" w:after="100" w:afterAutospacing="1"/>
+        <w:rPr>
+          <w:b/>
+          <w:bCs/>
+          <w:sz w:val="26"/>
+          <w:szCs w:val="26"/>
+          <w:lang w:val="en-US"/>
+        </w:rPr>
+      </w:pPr>
+      <w:r>
+        <w:rPr>
+          <w:b/>
+          <w:bCs/>
+          <w:sz w:val="26"/>
+          <w:szCs w:val="26"/>
+          <w:lang w:val="en-US"/>
+        </w:rPr>
+        <w:t xml:space="preserve"> </w:t>
+      </w:r>
+      <w:bookmarkStart w:id="23" w:name="_Hlk195977182"/>
+      <w:r>
+        <w:rPr>
+          <w:b/>
+          <w:bCs/>
+          <w:sz w:val="26"/>
+          <w:szCs w:val="26"/>
+          <w:lang w:val="en-US"/>
+        </w:rPr>
+        <w:t xml:space="preserve">Câu </w:t>
+      </w:r>
+      <w:r>
+        <w:rPr>
+          <w:b/>
+          <w:bCs/>
+          <w:sz w:val="26"/>
+          <w:szCs w:val="26"/>
+          <w:lang w:val="en-US"/>
+        </w:rPr>
+        <w:t>3</w:t>
+      </w:r>
+      <w:r>
+        <w:rPr>
+          <w:b/>
+          <w:bCs/>
+          <w:sz w:val="26"/>
+          <w:szCs w:val="26"/>
+          <w:lang w:val="en-US"/>
+        </w:rPr>
+        <w:t>3</w:t>
+      </w:r>
+      <w:r>
+        <w:rPr>
+          <w:b/>
+          <w:bCs/>
+          <w:sz w:val="26"/>
+          <w:szCs w:val="26"/>
+          <w:lang w:val="en-US"/>
+        </w:rPr>
+        <w:t xml:space="preserve">. Câu nói “Nếu bệ hạ muốn hàng giặc thì trước hãy chém đầu thần rồi hãy hàng” là của   </w:t>
+      </w:r>
+    </w:p>
+    <w:p>
+      <w:pPr>
+        <w:widowControl/>
+        <w:shd w:val="clear" w:color="auto" w:fill="FFFFFF"/>
+        <w:autoSpaceDE/>
+        <w:autoSpaceDN/>
+        <w:spacing w:before="100" w:beforeAutospacing="1" w:after="100" w:afterAutospacing="1"/>
+        <w:rPr>
+          <w:b/>
+          <w:sz w:val="26"/>
+          <w:szCs w:val="26"/>
+          <w:lang w:val="en-US"/>
+        </w:rPr>
+      </w:pPr>
+      <w:r>
+        <w:rPr>
+          <w:sz w:val="26"/>
+          <w:szCs w:val="26"/>
+          <w:lang w:val="en-US"/>
+        </w:rPr>
+        <w:t>A. Trần Quốc Toản</w:t>
+      </w:r>
+      <w:r>
+        <w:rPr>
+          <w:b/>
+          <w:bCs/>
+          <w:sz w:val="26"/>
+          <w:szCs w:val="26"/>
+          <w:lang w:val="en-US"/>
+        </w:rPr>
+        <w:t xml:space="preserve">                   </w:t>
+      </w:r>
+      <w:r>
+        <w:rPr>
+          <w:sz w:val="26"/>
+          <w:szCs w:val="26"/>
+          <w:lang w:val="en-US"/>
+        </w:rPr>
+        <w:t>B. Trần Thủ Độ</w:t>
+      </w:r>
+      <w:r>
+        <w:rPr>
+          <w:b/>
+          <w:bCs/>
+          <w:sz w:val="26"/>
+          <w:szCs w:val="26"/>
+          <w:lang w:val="en-US"/>
+        </w:rPr>
+        <w:t xml:space="preserve">          </w:t>
+      </w:r>
+      <w:r>
+        <w:rPr>
+          <w:sz w:val="26"/>
+          <w:szCs w:val="26"/>
+          <w:lang w:val="en-US"/>
+        </w:rPr>
+        <w:t>C. Trần Quang Khải</w:t>
+      </w:r>
+      <w:r>
+        <w:rPr>
+          <w:b/>
+          <w:bCs/>
+          <w:sz w:val="26"/>
+          <w:szCs w:val="26"/>
+          <w:lang w:val="en-US"/>
+        </w:rPr>
+        <w:t xml:space="preserve">    </w:t>
+      </w:r>
+      <w:r>
+        <w:rPr>
+          <w:b/>
+          <w:sz w:val="26"/>
+          <w:szCs w:val="26"/>
+          <w:lang w:val="en-US"/>
+        </w:rPr>
+        <w:t>D. Trần Quốc Tuấn</w:t>
+      </w:r>
+      <w:bookmarkEnd w:id="23"/>
+    </w:p>
+    <w:p>
+      <w:pPr>
+        <w:widowControl/>
+        <w:shd w:val="clear" w:color="auto" w:fill="FFFFFF"/>
+        <w:autoSpaceDE/>
+        <w:autoSpaceDN/>
+        <w:spacing w:before="100" w:beforeAutospacing="1" w:after="100" w:afterAutospacing="1"/>
+        <w:rPr>
+          <w:b/>
+          <w:bCs/>
+          <w:sz w:val="26"/>
+          <w:szCs w:val="26"/>
+          <w:lang w:val="en-US"/>
+        </w:rPr>
+      </w:pPr>
     </w:p>
     <w:p>
       <w:pPr>
@@ -5371,24 +3858,70 @@
         <w:jc w:val="both"/>
         <w:rPr>
           <w:rFonts w:eastAsia="Calibri"/>
-          <w:sz w:val="26"/>
-          <w:szCs w:val="26"/>
-          <w:lang w:val="en-US"/>
-        </w:rPr>
-      </w:pPr>
-      <w:bookmarkStart w:id="25" w:name="_Hlk195904576"/>
-      <w:bookmarkEnd w:id="24"/>
+          <w:b/>
+          <w:bCs/>
+          <w:sz w:val="26"/>
+          <w:szCs w:val="26"/>
+          <w:lang w:val="en-US"/>
+        </w:rPr>
+      </w:pPr>
       <w:r>
         <w:rPr>
           <w:rFonts w:eastAsia="Calibri"/>
-          <w:sz w:val="26"/>
-          <w:szCs w:val="26"/>
-          <w:lang w:val="en-US"/>
-        </w:rPr>
-        <w:t>C. Thiên Trường, Thăng Long.                           D. Bạch Đằng.</w:t>
-      </w:r>
-    </w:p>
-    <w:bookmarkEnd w:id="25"/>
+          <w:b/>
+          <w:bCs/>
+          <w:sz w:val="26"/>
+          <w:szCs w:val="26"/>
+          <w:lang w:val="en-US"/>
+        </w:rPr>
+        <w:t xml:space="preserve"> Câu </w:t>
+      </w:r>
+      <w:r>
+        <w:rPr>
+          <w:rFonts w:eastAsia="Calibri"/>
+          <w:b/>
+          <w:bCs/>
+          <w:sz w:val="26"/>
+          <w:szCs w:val="26"/>
+          <w:lang w:val="en-US"/>
+        </w:rPr>
+        <w:t>3</w:t>
+      </w:r>
+      <w:r>
+        <w:rPr>
+          <w:rFonts w:eastAsia="Calibri"/>
+          <w:b/>
+          <w:bCs/>
+          <w:sz w:val="26"/>
+          <w:szCs w:val="26"/>
+          <w:lang w:val="en-US"/>
+        </w:rPr>
+        <w:t>4</w:t>
+      </w:r>
+      <w:r>
+        <w:rPr>
+          <w:rFonts w:eastAsia="Calibri"/>
+          <w:b/>
+          <w:bCs/>
+          <w:sz w:val="26"/>
+          <w:szCs w:val="26"/>
+          <w:lang w:val="en-US"/>
+        </w:rPr>
+        <w:t xml:space="preserve">. </w:t>
+      </w:r>
+      <w:bookmarkStart w:id="24" w:name="_Hlk195904542"/>
+      <w:r>
+        <w:rPr>
+          <w:rFonts w:eastAsia="Calibri"/>
+          <w:b/>
+          <w:bCs/>
+          <w:sz w:val="26"/>
+          <w:szCs w:val="26"/>
+          <w:lang w:val="en-US"/>
+        </w:rPr>
+        <w:t>Địa danh nào gắn liền với những chiến công hiển hách của quân dân nhà Trần trong cuộc kháng chiến lần thứ hai chống quân xâm lược Nguyên?</w:t>
+      </w:r>
+    </w:p>
     <w:p>
       <w:pPr>
         <w:widowControl/>
@@ -5402,8 +3935,6 @@
         <w:jc w:val="both"/>
         <w:rPr>
           <w:rFonts w:eastAsia="Calibri"/>
-          <w:b/>
-          <w:bCs/>
           <w:sz w:val="26"/>
           <w:szCs w:val="26"/>
           <w:lang w:val="en-US"/>
@@ -5412,58 +3943,21 @@
       <w:r>
         <w:rPr>
           <w:rFonts w:eastAsia="Calibri"/>
-          <w:b/>
-          <w:bCs/>
-          <w:sz w:val="26"/>
-          <w:szCs w:val="26"/>
-          <w:lang w:val="en-US"/>
-        </w:rPr>
-        <w:t xml:space="preserve"> Câu </w:t>
+          <w:sz w:val="26"/>
+          <w:szCs w:val="26"/>
+          <w:lang w:val="en-US"/>
+        </w:rPr>
+        <w:t xml:space="preserve">A. Bình Than, Đông Bộ Đầu, Vạn Kiếp.            </w:t>
       </w:r>
       <w:r>
         <w:rPr>
           <w:rFonts w:eastAsia="Calibri"/>
           <w:b/>
-          <w:bCs/>
-          <w:sz w:val="26"/>
-          <w:szCs w:val="26"/>
-          <w:lang w:val="en-US"/>
-        </w:rPr>
-        <w:t>3</w:t>
-      </w:r>
-      <w:r>
-        <w:rPr>
-          <w:rFonts w:eastAsia="Calibri"/>
-          <w:b/>
-          <w:bCs/>
-          <w:sz w:val="26"/>
-          <w:szCs w:val="26"/>
-          <w:lang w:val="en-US"/>
-        </w:rPr>
-        <w:t>5</w:t>
-      </w:r>
-      <w:r>
-        <w:rPr>
-          <w:rFonts w:eastAsia="Calibri"/>
-          <w:b/>
-          <w:bCs/>
-          <w:sz w:val="26"/>
-          <w:szCs w:val="26"/>
-          <w:lang w:val="en-US"/>
-        </w:rPr>
-        <w:t xml:space="preserve">. </w:t>
-      </w:r>
-      <w:bookmarkStart w:id="26" w:name="_Hlk195973722"/>
-      <w:r>
-        <w:rPr>
-          <w:rFonts w:eastAsia="Calibri"/>
-          <w:b/>
-          <w:bCs/>
-          <w:sz w:val="26"/>
-          <w:szCs w:val="26"/>
-          <w:lang w:val="en-US"/>
-        </w:rPr>
-        <w:t>Trong cuộc kháng chiến chống quân Nguyên lần thứ hai, ai là người tự giương cao lá cờ: “Phá cường địch, báo hoàng ân”?</w:t>
+          <w:sz w:val="26"/>
+          <w:szCs w:val="26"/>
+          <w:lang w:val="en-US"/>
+        </w:rPr>
+        <w:t>B. Tây Kết, Hàm Tử, Chương Dương.</w:t>
       </w:r>
     </w:p>
     <w:p>
@@ -5484,6 +3978,8 @@
           <w:lang w:val="en-US"/>
         </w:rPr>
       </w:pPr>
+      <w:bookmarkStart w:id="25" w:name="_Hlk195904576"/>
+      <w:bookmarkEnd w:id="24"/>
       <w:r>
         <w:rPr>
           <w:rFonts w:eastAsia="Calibri"/>
@@ -5491,8 +3987,172 @@
           <w:szCs w:val="26"/>
           <w:lang w:val="en-US"/>
         </w:rPr>
-        <w:t>A. Trần Quốc Tuấn.        B. Phạm Ngũ Lão.      C. Trần Khánh Dư.    D. Trần Quốc Toản.</w:t>
-      </w:r>
+        <w:lastRenderedPageBreak/>
+        <w:t>C. Thiên Trường, Thăng Long.                           D. Bạch Đằng.</w:t>
+      </w:r>
+    </w:p>
+    <w:p>
+      <w:pPr>
+        <w:widowControl/>
+        <w:tabs>
+          <w:tab w:val="left" w:leader="dot" w:pos="9639"/>
+          <w:tab w:val="left" w:leader="dot" w:pos="10773"/>
+        </w:tabs>
+        <w:autoSpaceDE/>
+        <w:autoSpaceDN/>
+        <w:spacing w:after="160"/>
+        <w:jc w:val="both"/>
+        <w:rPr>
+          <w:rFonts w:eastAsia="Calibri"/>
+          <w:sz w:val="26"/>
+          <w:szCs w:val="26"/>
+          <w:lang w:val="en-US"/>
+        </w:rPr>
+      </w:pPr>
+    </w:p>
+    <w:bookmarkEnd w:id="25"/>
+    <w:p>
+      <w:pPr>
+        <w:widowControl/>
+        <w:tabs>
+          <w:tab w:val="left" w:leader="dot" w:pos="9639"/>
+          <w:tab w:val="left" w:leader="dot" w:pos="10773"/>
+        </w:tabs>
+        <w:autoSpaceDE/>
+        <w:autoSpaceDN/>
+        <w:spacing w:after="160"/>
+        <w:jc w:val="both"/>
+        <w:rPr>
+          <w:rFonts w:eastAsia="Calibri"/>
+          <w:b/>
+          <w:bCs/>
+          <w:sz w:val="26"/>
+          <w:szCs w:val="26"/>
+          <w:lang w:val="en-US"/>
+        </w:rPr>
+      </w:pPr>
+      <w:r>
+        <w:rPr>
+          <w:rFonts w:eastAsia="Calibri"/>
+          <w:b/>
+          <w:bCs/>
+          <w:sz w:val="26"/>
+          <w:szCs w:val="26"/>
+          <w:lang w:val="en-US"/>
+        </w:rPr>
+        <w:t xml:space="preserve"> Câu </w:t>
+      </w:r>
+      <w:r>
+        <w:rPr>
+          <w:rFonts w:eastAsia="Calibri"/>
+          <w:b/>
+          <w:bCs/>
+          <w:sz w:val="26"/>
+          <w:szCs w:val="26"/>
+          <w:lang w:val="en-US"/>
+        </w:rPr>
+        <w:t>3</w:t>
+      </w:r>
+      <w:r>
+        <w:rPr>
+          <w:rFonts w:eastAsia="Calibri"/>
+          <w:b/>
+          <w:bCs/>
+          <w:sz w:val="26"/>
+          <w:szCs w:val="26"/>
+          <w:lang w:val="en-US"/>
+        </w:rPr>
+        <w:t>5</w:t>
+      </w:r>
+      <w:r>
+        <w:rPr>
+          <w:rFonts w:eastAsia="Calibri"/>
+          <w:b/>
+          <w:bCs/>
+          <w:sz w:val="26"/>
+          <w:szCs w:val="26"/>
+          <w:lang w:val="en-US"/>
+        </w:rPr>
+        <w:t xml:space="preserve">. </w:t>
+      </w:r>
+      <w:bookmarkStart w:id="26" w:name="_Hlk195973722"/>
+      <w:r>
+        <w:rPr>
+          <w:rFonts w:eastAsia="Calibri"/>
+          <w:b/>
+          <w:bCs/>
+          <w:sz w:val="26"/>
+          <w:szCs w:val="26"/>
+          <w:lang w:val="en-US"/>
+        </w:rPr>
+        <w:t>Trong cuộc kháng chiến chống quân Nguyên lần thứ hai, ai là người tự giương cao lá cờ: “Phá cường địch, báo hoàng ân”?</w:t>
+      </w:r>
+    </w:p>
+    <w:p>
+      <w:pPr>
+        <w:widowControl/>
+        <w:tabs>
+          <w:tab w:val="left" w:leader="dot" w:pos="9639"/>
+          <w:tab w:val="left" w:leader="dot" w:pos="10773"/>
+        </w:tabs>
+        <w:autoSpaceDE/>
+        <w:autoSpaceDN/>
+        <w:spacing w:after="160"/>
+        <w:jc w:val="both"/>
+        <w:rPr>
+          <w:rFonts w:eastAsia="Calibri"/>
+          <w:sz w:val="26"/>
+          <w:szCs w:val="26"/>
+          <w:lang w:val="en-US"/>
+        </w:rPr>
+      </w:pPr>
+      <w:r>
+        <w:rPr>
+          <w:rFonts w:eastAsia="Calibri"/>
+          <w:sz w:val="26"/>
+          <w:szCs w:val="26"/>
+          <w:lang w:val="en-US"/>
+        </w:rPr>
+        <w:t>A. Trần Quốc Tuấn.        B. Phạm Ngũ Lão.      C. Trần Khánh Dư</w:t>
+      </w:r>
+      <w:r>
+        <w:rPr>
+          <w:rFonts w:eastAsia="Calibri"/>
+          <w:b/>
+          <w:sz w:val="26"/>
+          <w:szCs w:val="26"/>
+          <w:lang w:val="en-US"/>
+        </w:rPr>
+        <w:t>.    D. Trần Quốc Toản</w:t>
+      </w:r>
+      <w:r>
+        <w:rPr>
+          <w:rFonts w:eastAsia="Calibri"/>
+          <w:sz w:val="26"/>
+          <w:szCs w:val="26"/>
+          <w:lang w:val="en-US"/>
+        </w:rPr>
+        <w:t>.</w:t>
+      </w:r>
+    </w:p>
+    <w:p>
+      <w:pPr>
+        <w:widowControl/>
+        <w:tabs>
+          <w:tab w:val="left" w:leader="dot" w:pos="9639"/>
+          <w:tab w:val="left" w:leader="dot" w:pos="10773"/>
+        </w:tabs>
+        <w:autoSpaceDE/>
+        <w:autoSpaceDN/>
+        <w:spacing w:after="160"/>
+        <w:jc w:val="both"/>
+        <w:rPr>
+          <w:rFonts w:eastAsia="Calibri"/>
+          <w:sz w:val="26"/>
+          <w:szCs w:val="26"/>
+          <w:lang w:val="en-US"/>
+        </w:rPr>
+      </w:pPr>
     </w:p>
     <w:bookmarkEnd w:id="26"/>
     <w:p>
@@ -5572,6 +4232,7 @@
       </w:pPr>
       <w:r>
         <w:rPr>
+          <w:b/>
           <w:sz w:val="26"/>
           <w:szCs w:val="26"/>
           <w:lang w:val="en-US"/>
@@ -5626,6 +4287,20 @@
         </w:rPr>
         <w:t>D. Toa Đô.</w:t>
       </w:r>
+    </w:p>
+    <w:p>
+      <w:pPr>
+        <w:widowControl/>
+        <w:shd w:val="clear" w:color="auto" w:fill="FFFFFF"/>
+        <w:autoSpaceDE/>
+        <w:autoSpaceDN/>
+        <w:spacing w:before="100" w:beforeAutospacing="1" w:after="100" w:afterAutospacing="1"/>
+        <w:rPr>
+          <w:sz w:val="26"/>
+          <w:szCs w:val="26"/>
+          <w:lang w:val="en-US"/>
+        </w:rPr>
+      </w:pPr>
     </w:p>
     <w:bookmarkEnd w:id="27"/>
     <w:p>
@@ -5708,13 +4383,15 @@
         <w:ind w:right="48"/>
         <w:jc w:val="both"/>
         <w:rPr>
-          <w:sz w:val="26"/>
-          <w:szCs w:val="26"/>
-          <w:lang w:val="en-US"/>
-        </w:rPr>
-      </w:pPr>
-      <w:r>
-        <w:rPr>
+          <w:b/>
+          <w:sz w:val="26"/>
+          <w:szCs w:val="26"/>
+          <w:lang w:val="en-US"/>
+        </w:rPr>
+      </w:pPr>
+      <w:r>
+        <w:rPr>
+          <w:b/>
           <w:sz w:val="26"/>
           <w:szCs w:val="26"/>
           <w:lang w:val="en-US"/>
@@ -5744,6 +4421,21 @@
         </w:rPr>
         <w:t>D. Kiên quyết giữ Thăng Long, đào chiến lũy để chống giặc.</w:t>
       </w:r>
+    </w:p>
+    <w:p>
+      <w:pPr>
+        <w:widowControl/>
+        <w:autoSpaceDE/>
+        <w:autoSpaceDN/>
+        <w:spacing w:before="100" w:beforeAutospacing="1" w:after="240" w:afterAutospacing="1"/>
+        <w:ind w:right="48"/>
+        <w:jc w:val="both"/>
+        <w:rPr>
+          <w:sz w:val="26"/>
+          <w:szCs w:val="26"/>
+          <w:lang w:val="en-US"/>
+        </w:rPr>
+      </w:pPr>
     </w:p>
     <w:bookmarkEnd w:id="28"/>
     <w:p>
@@ -5868,12 +4560,14 @@
         <w:spacing w:before="1" w:line="240" w:lineRule="auto"/>
         <w:ind w:left="556" w:hanging="303"/>
         <w:rPr>
-          <w:sz w:val="26"/>
-          <w:szCs w:val="26"/>
-        </w:rPr>
-      </w:pPr>
-      <w:r>
-        <w:rPr>
+          <w:b/>
+          <w:sz w:val="26"/>
+          <w:szCs w:val="26"/>
+        </w:rPr>
+      </w:pPr>
+      <w:r>
+        <w:rPr>
+          <w:b/>
           <w:sz w:val="26"/>
           <w:szCs w:val="26"/>
         </w:rPr>
@@ -5881,6 +4575,7 @@
       </w:r>
       <w:r>
         <w:rPr>
+          <w:b/>
           <w:spacing w:val="-4"/>
           <w:sz w:val="26"/>
           <w:szCs w:val="26"/>
@@ -5889,6 +4584,7 @@
       </w:r>
       <w:r>
         <w:rPr>
+          <w:b/>
           <w:sz w:val="26"/>
           <w:szCs w:val="26"/>
         </w:rPr>
@@ -5977,6 +4673,20 @@
     </w:p>
     <w:p>
       <w:pPr>
+        <w:pStyle w:val="ListParagraph"/>
+        <w:tabs>
+          <w:tab w:val="left" w:pos="572"/>
+        </w:tabs>
+        <w:spacing w:before="1" w:line="240" w:lineRule="auto"/>
+        <w:ind w:left="317" w:firstLine="0"/>
+        <w:rPr>
+          <w:sz w:val="26"/>
+          <w:szCs w:val="26"/>
+        </w:rPr>
+      </w:pPr>
+    </w:p>
+    <w:p>
+      <w:pPr>
         <w:widowControl/>
         <w:tabs>
           <w:tab w:val="left" w:leader="dot" w:pos="9639"/>
@@ -5992,16 +4702,14 @@
           <w:bCs/>
           <w:sz w:val="26"/>
           <w:szCs w:val="26"/>
-          <w:lang w:val="en-US"/>
-        </w:rPr>
-      </w:pPr>
-      <w:r>
-        <w:rPr>
-          <w:b/>
-          <w:bCs/>
-          <w:sz w:val="26"/>
-          <w:szCs w:val="26"/>
-          <w:lang w:val="en-US"/>
+        </w:rPr>
+      </w:pPr>
+      <w:r>
+        <w:rPr>
+          <w:b/>
+          <w:bCs/>
+          <w:sz w:val="26"/>
+          <w:szCs w:val="26"/>
         </w:rPr>
         <w:t xml:space="preserve"> Câu </w:t>
       </w:r>
@@ -6011,7 +4719,6 @@
           <w:bCs/>
           <w:sz w:val="26"/>
           <w:szCs w:val="26"/>
-          <w:lang w:val="en-US"/>
         </w:rPr>
         <w:t>39</w:t>
       </w:r>
@@ -6019,7 +4726,6 @@
         <w:rPr>
           <w:sz w:val="26"/>
           <w:szCs w:val="26"/>
-          <w:lang w:val="en-US"/>
         </w:rPr>
         <w:t xml:space="preserve">. </w:t>
       </w:r>
@@ -6031,7 +4737,6 @@
           <w:bCs/>
           <w:sz w:val="26"/>
           <w:szCs w:val="26"/>
-          <w:lang w:val="en-US"/>
         </w:rPr>
         <w:t xml:space="preserve">Thắng lợi trong cuộc kháng chiến chống quân xâm lược Mông – Nguyên của nhà Trần đã góp phần xây đắp nên truyền thống quân sự gì? </w:t>
       </w:r>
@@ -6051,7 +4756,6 @@
           <w:rFonts w:eastAsia="Calibri"/>
           <w:sz w:val="26"/>
           <w:szCs w:val="26"/>
-          <w:lang w:val="en-US"/>
         </w:rPr>
       </w:pPr>
       <w:r>
@@ -6059,7 +4763,6 @@
           <w:rFonts w:eastAsia="Calibri"/>
           <w:sz w:val="26"/>
           <w:szCs w:val="26"/>
-          <w:lang w:val="en-US"/>
         </w:rPr>
         <w:t>A. Tập hợp đông đảo nhân dân đấu tranh.           B. Tránh chỗ mạnh, đánh vào chỗ yếu.</w:t>
       </w:r>
@@ -6077,17 +4780,17 @@
         <w:jc w:val="both"/>
         <w:rPr>
           <w:rFonts w:eastAsia="Calibri"/>
-          <w:sz w:val="26"/>
-          <w:szCs w:val="26"/>
-          <w:lang w:val="en-US"/>
+          <w:b/>
+          <w:sz w:val="26"/>
+          <w:szCs w:val="26"/>
         </w:rPr>
       </w:pPr>
       <w:r>
         <w:rPr>
           <w:rFonts w:eastAsia="Calibri"/>
-          <w:sz w:val="26"/>
-          <w:szCs w:val="26"/>
-          <w:lang w:val="en-US"/>
+          <w:b/>
+          <w:sz w:val="26"/>
+          <w:szCs w:val="26"/>
         </w:rPr>
         <w:t>C. Nước nhỏ chống lại kẻ thù mạnh hơn nhiều lần.</w:t>
       </w:r>
@@ -6107,7 +4810,6 @@
           <w:rFonts w:eastAsia="Calibri"/>
           <w:sz w:val="26"/>
           <w:szCs w:val="26"/>
-          <w:lang w:val="en-US"/>
         </w:rPr>
       </w:pPr>
       <w:r>
@@ -6115,271 +4817,8 @@
           <w:rFonts w:eastAsia="Calibri"/>
           <w:sz w:val="26"/>
           <w:szCs w:val="26"/>
-          <w:lang w:val="en-US"/>
         </w:rPr>
         <w:t>D. Buộc địch chuyển từ chủ động sang bị động.</w:t>
-      </w:r>
-    </w:p>
-    <w:bookmarkEnd w:id="29"/>
-    <w:bookmarkEnd w:id="30"/>
-    <w:p>
-      <w:pPr>
-        <w:pStyle w:val="NormalWeb"/>
-        <w:shd w:val="clear" w:color="auto" w:fill="FFFFFF"/>
-        <w:spacing w:before="0" w:beforeAutospacing="0"/>
-        <w:rPr>
-          <w:color w:val="212529"/>
-          <w:sz w:val="26"/>
-          <w:szCs w:val="26"/>
-        </w:rPr>
-      </w:pPr>
-      <w:r>
-        <w:rPr>
-          <w:rFonts w:eastAsia="Calibri"/>
-          <w:b/>
-          <w:bCs/>
-          <w:sz w:val="26"/>
-          <w:szCs w:val="26"/>
-        </w:rPr>
-        <w:t xml:space="preserve">Câu </w:t>
-      </w:r>
-      <w:r>
-        <w:rPr>
-          <w:rFonts w:eastAsia="Calibri"/>
-          <w:b/>
-          <w:bCs/>
-          <w:sz w:val="26"/>
-          <w:szCs w:val="26"/>
-        </w:rPr>
-        <w:t>4</w:t>
-      </w:r>
-      <w:r>
-        <w:rPr>
-          <w:rFonts w:eastAsia="Calibri"/>
-          <w:b/>
-          <w:bCs/>
-          <w:sz w:val="26"/>
-          <w:szCs w:val="26"/>
-        </w:rPr>
-        <w:t>0</w:t>
-      </w:r>
-      <w:r>
-        <w:rPr>
-          <w:rFonts w:eastAsia="Calibri"/>
-          <w:b/>
-          <w:bCs/>
-          <w:sz w:val="26"/>
-          <w:szCs w:val="26"/>
-        </w:rPr>
-        <w:t xml:space="preserve">. </w:t>
-      </w:r>
-      <w:r>
-        <w:rPr>
-          <w:color w:val="212529"/>
-          <w:sz w:val="26"/>
-          <w:szCs w:val="26"/>
-        </w:rPr>
-        <w:t>Liên hệ với kiến thức đã học và cho biết thế kỉ X đến thế kỉ XIV, triều đại nào tồn tại lâu nhất ở nước ta?</w:t>
-      </w:r>
-    </w:p>
-    <w:p>
-      <w:pPr>
-        <w:widowControl/>
-        <w:shd w:val="clear" w:color="auto" w:fill="FFFFFF"/>
-        <w:autoSpaceDE/>
-        <w:autoSpaceDN/>
-        <w:spacing w:after="100" w:afterAutospacing="1"/>
-        <w:rPr>
-          <w:color w:val="212529"/>
-          <w:sz w:val="26"/>
-          <w:szCs w:val="26"/>
-          <w:lang w:val="en-US"/>
-        </w:rPr>
-      </w:pPr>
-      <w:r>
-        <w:rPr>
-          <w:color w:val="212529"/>
-          <w:sz w:val="26"/>
-          <w:szCs w:val="26"/>
-          <w:lang w:val="en-US"/>
-        </w:rPr>
-        <w:t>A. Triều Tiền Lê.</w:t>
-      </w:r>
-      <w:r>
-        <w:rPr>
-          <w:color w:val="212529"/>
-          <w:sz w:val="26"/>
-          <w:szCs w:val="26"/>
-          <w:lang w:val="en-US"/>
-        </w:rPr>
-        <w:t xml:space="preserve">               </w:t>
-      </w:r>
-      <w:r>
-        <w:rPr>
-          <w:color w:val="212529"/>
-          <w:sz w:val="26"/>
-          <w:szCs w:val="26"/>
-          <w:lang w:val="en-US"/>
-        </w:rPr>
-        <w:t>B. Triều Lý.</w:t>
-      </w:r>
-      <w:r>
-        <w:rPr>
-          <w:color w:val="212529"/>
-          <w:sz w:val="26"/>
-          <w:szCs w:val="26"/>
-          <w:lang w:val="en-US"/>
-        </w:rPr>
-        <w:t xml:space="preserve">                   </w:t>
-      </w:r>
-      <w:r>
-        <w:rPr>
-          <w:color w:val="212529"/>
-          <w:sz w:val="26"/>
-          <w:szCs w:val="26"/>
-          <w:lang w:val="en-US"/>
-        </w:rPr>
-        <w:t>C. Triều Trần.</w:t>
-      </w:r>
-      <w:r>
-        <w:rPr>
-          <w:color w:val="212529"/>
-          <w:sz w:val="26"/>
-          <w:szCs w:val="26"/>
-          <w:lang w:val="en-US"/>
-        </w:rPr>
-        <w:t xml:space="preserve">              </w:t>
-      </w:r>
-      <w:r>
-        <w:rPr>
-          <w:color w:val="212529"/>
-          <w:sz w:val="26"/>
-          <w:szCs w:val="26"/>
-          <w:lang w:val="en-US"/>
-        </w:rPr>
-        <w:t>D. Triều Hồ.</w:t>
-      </w:r>
-    </w:p>
-    <w:p>
-      <w:pPr>
-        <w:widowControl/>
-        <w:shd w:val="clear" w:color="auto" w:fill="FFFFFF"/>
-        <w:autoSpaceDE/>
-        <w:autoSpaceDN/>
-        <w:spacing w:after="100" w:afterAutospacing="1"/>
-        <w:rPr>
-          <w:color w:val="212529"/>
-          <w:sz w:val="26"/>
-          <w:szCs w:val="26"/>
-          <w:lang w:val="en-US"/>
-        </w:rPr>
-      </w:pPr>
-      <w:r>
-        <w:rPr>
-          <w:b/>
-          <w:bCs/>
-          <w:color w:val="212529"/>
-          <w:sz w:val="26"/>
-          <w:szCs w:val="26"/>
-          <w:lang w:val="en-US"/>
-        </w:rPr>
-        <w:t xml:space="preserve"> Câu 41</w:t>
-      </w:r>
-      <w:r>
-        <w:rPr>
-          <w:color w:val="212529"/>
-          <w:sz w:val="26"/>
-          <w:szCs w:val="26"/>
-          <w:lang w:val="en-US"/>
-        </w:rPr>
-        <w:t>.</w:t>
-      </w:r>
-      <w:r>
-        <w:rPr>
-          <w:color w:val="212529"/>
-          <w:sz w:val="26"/>
-          <w:szCs w:val="26"/>
-          <w:lang w:val="en-US"/>
-        </w:rPr>
-        <w:t>Năm 1283, hơn 10 vạn quân Nguyên cùng 300 chuếc thuyền do ai chỉ huy xâm lược Cham-pa?</w:t>
-      </w:r>
-    </w:p>
-    <w:p>
-      <w:pPr>
-        <w:widowControl/>
-        <w:shd w:val="clear" w:color="auto" w:fill="FFFFFF"/>
-        <w:autoSpaceDE/>
-        <w:autoSpaceDN/>
-        <w:spacing w:after="100" w:afterAutospacing="1"/>
-        <w:rPr>
-          <w:color w:val="212529"/>
-          <w:sz w:val="26"/>
-          <w:szCs w:val="26"/>
-          <w:lang w:val="en-US"/>
-        </w:rPr>
-      </w:pPr>
-      <w:r>
-        <w:rPr>
-          <w:color w:val="212529"/>
-          <w:sz w:val="26"/>
-          <w:szCs w:val="26"/>
-          <w:lang w:val="en-US"/>
-        </w:rPr>
-        <w:t>A. Thoát Hoan</w:t>
-      </w:r>
-      <w:r>
-        <w:rPr>
-          <w:color w:val="212529"/>
-          <w:sz w:val="26"/>
-          <w:szCs w:val="26"/>
-          <w:lang w:val="en-US"/>
-        </w:rPr>
-        <w:t xml:space="preserve">           </w:t>
-      </w:r>
-      <w:r>
-        <w:rPr>
-          <w:color w:val="212529"/>
-          <w:sz w:val="26"/>
-          <w:szCs w:val="26"/>
-          <w:lang w:val="en-US"/>
-        </w:rPr>
-        <w:t>B. Ô Mã Nhi</w:t>
-      </w:r>
-      <w:r>
-        <w:rPr>
-          <w:color w:val="212529"/>
-          <w:sz w:val="26"/>
-          <w:szCs w:val="26"/>
-          <w:lang w:val="en-US"/>
-        </w:rPr>
-        <w:t xml:space="preserve">               </w:t>
-      </w:r>
-      <w:r>
-        <w:rPr>
-          <w:color w:val="212529"/>
-          <w:sz w:val="26"/>
-          <w:szCs w:val="26"/>
-          <w:lang w:val="en-US"/>
-        </w:rPr>
-        <w:t>C. Toa Đô</w:t>
-      </w:r>
-      <w:r>
-        <w:rPr>
-          <w:color w:val="212529"/>
-          <w:sz w:val="26"/>
-          <w:szCs w:val="26"/>
-          <w:lang w:val="en-US"/>
-        </w:rPr>
-        <w:t xml:space="preserve">             </w:t>
-      </w:r>
-      <w:r>
-        <w:rPr>
-          <w:color w:val="212529"/>
-          <w:sz w:val="26"/>
-          <w:szCs w:val="26"/>
-          <w:lang w:val="en-US"/>
-        </w:rPr>
-        <w:t>D. Hốt Tất Liệt</w:t>
       </w:r>
     </w:p>
     <w:p>
@@ -6394,68 +4833,78 @@
         <w:spacing w:after="160"/>
         <w:jc w:val="both"/>
         <w:rPr>
+          <w:rFonts w:eastAsia="Calibri"/>
+          <w:sz w:val="26"/>
+          <w:szCs w:val="26"/>
+        </w:rPr>
+      </w:pPr>
+    </w:p>
+    <w:bookmarkEnd w:id="29"/>
+    <w:bookmarkEnd w:id="30"/>
+    <w:p>
+      <w:pPr>
+        <w:pStyle w:val="NormalWeb"/>
+        <w:shd w:val="clear" w:color="auto" w:fill="FFFFFF"/>
+        <w:spacing w:before="0" w:beforeAutospacing="0"/>
+        <w:rPr>
           <w:color w:val="212529"/>
           <w:sz w:val="26"/>
           <w:szCs w:val="26"/>
-        </w:rPr>
-      </w:pPr>
-      <w:r>
-        <w:rPr>
-          <w:b/>
-          <w:bCs/>
-          <w:sz w:val="26"/>
-          <w:szCs w:val="26"/>
-          <w:lang w:val="en-US"/>
+          <w:lang w:val="vi"/>
+        </w:rPr>
+      </w:pPr>
+      <w:r>
+        <w:rPr>
+          <w:rFonts w:eastAsia="Calibri"/>
+          <w:b/>
+          <w:bCs/>
+          <w:sz w:val="26"/>
+          <w:szCs w:val="26"/>
+          <w:lang w:val="vi"/>
         </w:rPr>
         <w:t xml:space="preserve">Câu </w:t>
       </w:r>
       <w:r>
         <w:rPr>
-          <w:b/>
-          <w:bCs/>
-          <w:sz w:val="26"/>
-          <w:szCs w:val="26"/>
-          <w:lang w:val="en-US"/>
+          <w:rFonts w:eastAsia="Calibri"/>
+          <w:b/>
+          <w:bCs/>
+          <w:sz w:val="26"/>
+          <w:szCs w:val="26"/>
+          <w:lang w:val="vi"/>
         </w:rPr>
         <w:t>4</w:t>
       </w:r>
       <w:r>
         <w:rPr>
-          <w:b/>
-          <w:bCs/>
-          <w:sz w:val="26"/>
-          <w:szCs w:val="26"/>
-          <w:lang w:val="en-US"/>
-        </w:rPr>
-        <w:t>2</w:t>
-      </w:r>
-      <w:r>
-        <w:rPr>
-          <w:b/>
-          <w:bCs/>
-          <w:sz w:val="26"/>
-          <w:szCs w:val="26"/>
-          <w:lang w:val="en-US"/>
-        </w:rPr>
-        <w:t>.</w:t>
-      </w:r>
-      <w:r>
-        <w:rPr>
-          <w:b/>
-          <w:bCs/>
-          <w:sz w:val="26"/>
-          <w:szCs w:val="26"/>
-          <w:lang w:val="en-US"/>
-        </w:rPr>
-        <w:t xml:space="preserve"> </w:t>
+          <w:rFonts w:eastAsia="Calibri"/>
+          <w:b/>
+          <w:bCs/>
+          <w:sz w:val="26"/>
+          <w:szCs w:val="26"/>
+          <w:lang w:val="vi"/>
+        </w:rPr>
+        <w:t>0</w:t>
+      </w:r>
+      <w:r>
+        <w:rPr>
+          <w:rFonts w:eastAsia="Calibri"/>
+          <w:b/>
+          <w:bCs/>
+          <w:sz w:val="26"/>
+          <w:szCs w:val="26"/>
+          <w:lang w:val="vi"/>
+        </w:rPr>
+        <w:t xml:space="preserve">. </w:t>
       </w:r>
       <w:r>
         <w:rPr>
           <w:color w:val="212529"/>
           <w:sz w:val="26"/>
           <w:szCs w:val="26"/>
-        </w:rPr>
-        <w:t>Vì sao Hồ Quý Ly lại tiến hành cải cách toàn diện đất nước?</w:t>
+          <w:lang w:val="vi"/>
+        </w:rPr>
+        <w:t>Liên hệ với kiến thức đã học và cho biết thế kỉ X đến thế kỉ XIV, triều đại nào tồn tại lâu nhất ở nước ta?</w:t>
       </w:r>
     </w:p>
     <w:p>
@@ -6477,9 +4926,52 @@
           <w:color w:val="212529"/>
           <w:sz w:val="26"/>
           <w:szCs w:val="26"/>
-          <w:lang w:val="en-US"/>
-        </w:rPr>
-        <w:t>A. Muốn xoá bỏ mọi chính sách của nhà Trần.</w:t>
+        </w:rPr>
+        <w:t xml:space="preserve">A. Triều Tiền Lê.               </w:t>
+      </w:r>
+      <w:r>
+        <w:rPr>
+          <w:b/>
+          <w:color w:val="212529"/>
+          <w:sz w:val="26"/>
+          <w:szCs w:val="26"/>
+        </w:rPr>
+        <w:t>B. Triều Lý.</w:t>
+      </w:r>
+      <w:r>
+        <w:rPr>
+          <w:color w:val="212529"/>
+          <w:sz w:val="26"/>
+          <w:szCs w:val="26"/>
+        </w:rPr>
+        <w:t xml:space="preserve">                   </w:t>
+      </w:r>
+      <w:r>
+        <w:rPr>
+          <w:color w:val="212529"/>
+          <w:sz w:val="26"/>
+          <w:szCs w:val="26"/>
+          <w:lang w:val="en-US"/>
+        </w:rPr>
+        <w:t>C. Triều Trần.</w:t>
+      </w:r>
+      <w:r>
+        <w:rPr>
+          <w:color w:val="212529"/>
+          <w:sz w:val="26"/>
+          <w:szCs w:val="26"/>
+          <w:lang w:val="en-US"/>
+        </w:rPr>
+        <w:t xml:space="preserve">              </w:t>
+      </w:r>
+      <w:r>
+        <w:rPr>
+          <w:color w:val="212529"/>
+          <w:sz w:val="26"/>
+          <w:szCs w:val="26"/>
+          <w:lang w:val="en-US"/>
+        </w:rPr>
+        <w:t>D. Triều Hồ.</w:t>
       </w:r>
     </w:p>
     <w:p>
@@ -6496,15 +4988,6 @@
           <w:lang w:val="en-US"/>
         </w:rPr>
       </w:pPr>
-      <w:r>
-        <w:rPr>
-          <w:color w:val="212529"/>
-          <w:sz w:val="26"/>
-          <w:szCs w:val="26"/>
-          <w:lang w:val="en-US"/>
-        </w:rPr>
-        <w:t>B. Muốn gây thanh thế cho mình.</w:t>
-      </w:r>
     </w:p>
     <w:p>
       <w:pPr>
@@ -6522,12 +5005,32 @@
       </w:pPr>
       <w:r>
         <w:rPr>
+          <w:b/>
+          <w:bCs/>
           <w:color w:val="212529"/>
           <w:sz w:val="26"/>
           <w:szCs w:val="26"/>
           <w:lang w:val="en-US"/>
         </w:rPr>
-        <w:t>C. Xã hội Đại Việt lâm vào một cuộc khủng hoảng sâu sắc, tình hình rối ren, nhân dân bất bình.</w:t>
+        <w:t xml:space="preserve"> Câu 41</w:t>
+      </w:r>
+      <w:r>
+        <w:rPr>
+          <w:color w:val="212529"/>
+          <w:sz w:val="26"/>
+          <w:szCs w:val="26"/>
+          <w:lang w:val="en-US"/>
+        </w:rPr>
+        <w:t>.</w:t>
+      </w:r>
+      <w:r>
+        <w:rPr>
+          <w:color w:val="212529"/>
+          <w:sz w:val="26"/>
+          <w:szCs w:val="26"/>
+          <w:lang w:val="en-US"/>
+        </w:rPr>
+        <w:t>Năm 1283, hơn 10 vạn quân Nguyên cùng 300 chuếc thuyền do ai chỉ huy xâm lược Cham-pa?</w:t>
       </w:r>
     </w:p>
     <w:p>
@@ -6551,8 +5054,276 @@
           <w:szCs w:val="26"/>
           <w:lang w:val="en-US"/>
         </w:rPr>
+        <w:t>A. Thoát Hoan</w:t>
+      </w:r>
+      <w:r>
+        <w:rPr>
+          <w:color w:val="212529"/>
+          <w:sz w:val="26"/>
+          <w:szCs w:val="26"/>
+          <w:lang w:val="en-US"/>
+        </w:rPr>
+        <w:t xml:space="preserve">           </w:t>
+      </w:r>
+      <w:r>
+        <w:rPr>
+          <w:color w:val="212529"/>
+          <w:sz w:val="26"/>
+          <w:szCs w:val="26"/>
+          <w:lang w:val="en-US"/>
+        </w:rPr>
+        <w:t>B. Ô Mã Nhi</w:t>
+      </w:r>
+      <w:r>
+        <w:rPr>
+          <w:color w:val="212529"/>
+          <w:sz w:val="26"/>
+          <w:szCs w:val="26"/>
+          <w:lang w:val="en-US"/>
+        </w:rPr>
+        <w:t xml:space="preserve">               </w:t>
+      </w:r>
+      <w:r>
+        <w:rPr>
+          <w:b/>
+          <w:color w:val="212529"/>
+          <w:sz w:val="26"/>
+          <w:szCs w:val="26"/>
+          <w:lang w:val="en-US"/>
+        </w:rPr>
+        <w:t>C. Toa Đô</w:t>
+      </w:r>
+      <w:r>
+        <w:rPr>
+          <w:b/>
+          <w:color w:val="212529"/>
+          <w:sz w:val="26"/>
+          <w:szCs w:val="26"/>
+          <w:lang w:val="en-US"/>
+        </w:rPr>
+        <w:t xml:space="preserve">  </w:t>
+      </w:r>
+      <w:r>
+        <w:rPr>
+          <w:color w:val="212529"/>
+          <w:sz w:val="26"/>
+          <w:szCs w:val="26"/>
+          <w:lang w:val="en-US"/>
+        </w:rPr>
+        <w:t xml:space="preserve">           </w:t>
+      </w:r>
+      <w:r>
+        <w:rPr>
+          <w:color w:val="212529"/>
+          <w:sz w:val="26"/>
+          <w:szCs w:val="26"/>
+          <w:lang w:val="en-US"/>
+        </w:rPr>
+        <w:t>D. Hốt Tất Liệt</w:t>
+      </w:r>
+    </w:p>
+    <w:p>
+      <w:pPr>
+        <w:widowControl/>
+        <w:shd w:val="clear" w:color="auto" w:fill="FFFFFF"/>
+        <w:autoSpaceDE/>
+        <w:autoSpaceDN/>
+        <w:spacing w:after="100" w:afterAutospacing="1"/>
+        <w:rPr>
+          <w:color w:val="212529"/>
+          <w:sz w:val="26"/>
+          <w:szCs w:val="26"/>
+          <w:lang w:val="en-US"/>
+        </w:rPr>
+      </w:pPr>
+    </w:p>
+    <w:p>
+      <w:pPr>
+        <w:widowControl/>
+        <w:tabs>
+          <w:tab w:val="left" w:leader="dot" w:pos="9639"/>
+          <w:tab w:val="left" w:leader="dot" w:pos="10773"/>
+        </w:tabs>
+        <w:autoSpaceDE/>
+        <w:autoSpaceDN/>
+        <w:spacing w:after="160"/>
+        <w:jc w:val="both"/>
+        <w:rPr>
+          <w:color w:val="212529"/>
+          <w:sz w:val="26"/>
+          <w:szCs w:val="26"/>
+        </w:rPr>
+      </w:pPr>
+      <w:r>
+        <w:rPr>
+          <w:b/>
+          <w:bCs/>
+          <w:sz w:val="26"/>
+          <w:szCs w:val="26"/>
+          <w:lang w:val="en-US"/>
+        </w:rPr>
+        <w:lastRenderedPageBreak/>
+        <w:t xml:space="preserve">Câu </w:t>
+      </w:r>
+      <w:r>
+        <w:rPr>
+          <w:b/>
+          <w:bCs/>
+          <w:sz w:val="26"/>
+          <w:szCs w:val="26"/>
+          <w:lang w:val="en-US"/>
+        </w:rPr>
+        <w:t>4</w:t>
+      </w:r>
+      <w:r>
+        <w:rPr>
+          <w:b/>
+          <w:bCs/>
+          <w:sz w:val="26"/>
+          <w:szCs w:val="26"/>
+          <w:lang w:val="en-US"/>
+        </w:rPr>
+        <w:t>2</w:t>
+      </w:r>
+      <w:r>
+        <w:rPr>
+          <w:b/>
+          <w:bCs/>
+          <w:sz w:val="26"/>
+          <w:szCs w:val="26"/>
+          <w:lang w:val="en-US"/>
+        </w:rPr>
+        <w:t>.</w:t>
+      </w:r>
+      <w:r>
+        <w:rPr>
+          <w:b/>
+          <w:bCs/>
+          <w:sz w:val="26"/>
+          <w:szCs w:val="26"/>
+          <w:lang w:val="en-US"/>
+        </w:rPr>
+        <w:t xml:space="preserve"> </w:t>
+      </w:r>
+      <w:r>
+        <w:rPr>
+          <w:color w:val="212529"/>
+          <w:sz w:val="26"/>
+          <w:szCs w:val="26"/>
+        </w:rPr>
+        <w:t>Vì sao Hồ Quý Ly lại tiến hành cải cách toàn diện đất nước?</w:t>
+      </w:r>
+    </w:p>
+    <w:p>
+      <w:pPr>
+        <w:widowControl/>
+        <w:shd w:val="clear" w:color="auto" w:fill="FFFFFF"/>
+        <w:autoSpaceDE/>
+        <w:autoSpaceDN/>
+        <w:spacing w:after="100" w:afterAutospacing="1"/>
+        <w:rPr>
+          <w:color w:val="212529"/>
+          <w:sz w:val="26"/>
+          <w:szCs w:val="26"/>
+        </w:rPr>
+      </w:pPr>
+      <w:r>
+        <w:rPr>
+          <w:color w:val="212529"/>
+          <w:sz w:val="26"/>
+          <w:szCs w:val="26"/>
+        </w:rPr>
+        <w:t>A. Muốn xoá bỏ mọi chính sách của nhà Trần.</w:t>
+      </w:r>
+    </w:p>
+    <w:p>
+      <w:pPr>
+        <w:widowControl/>
+        <w:shd w:val="clear" w:color="auto" w:fill="FFFFFF"/>
+        <w:autoSpaceDE/>
+        <w:autoSpaceDN/>
+        <w:spacing w:after="100" w:afterAutospacing="1"/>
+        <w:rPr>
+          <w:color w:val="212529"/>
+          <w:sz w:val="26"/>
+          <w:szCs w:val="26"/>
+          <w:lang w:val="en-US"/>
+        </w:rPr>
+      </w:pPr>
+      <w:r>
+        <w:rPr>
+          <w:color w:val="212529"/>
+          <w:sz w:val="26"/>
+          <w:szCs w:val="26"/>
+          <w:lang w:val="en-US"/>
+        </w:rPr>
+        <w:t>B. Muốn gây thanh thế cho mình.</w:t>
+      </w:r>
+    </w:p>
+    <w:p>
+      <w:pPr>
+        <w:widowControl/>
+        <w:shd w:val="clear" w:color="auto" w:fill="FFFFFF"/>
+        <w:autoSpaceDE/>
+        <w:autoSpaceDN/>
+        <w:spacing w:after="100" w:afterAutospacing="1"/>
+        <w:rPr>
+          <w:b/>
+          <w:color w:val="212529"/>
+          <w:sz w:val="26"/>
+          <w:szCs w:val="26"/>
+          <w:lang w:val="en-US"/>
+        </w:rPr>
+      </w:pPr>
+      <w:r>
+        <w:rPr>
+          <w:b/>
+          <w:color w:val="212529"/>
+          <w:sz w:val="26"/>
+          <w:szCs w:val="26"/>
+          <w:lang w:val="en-US"/>
+        </w:rPr>
+        <w:t>C. Xã hội Đại Việt lâm vào một cuộc khủng hoảng sâu sắc, tình hình rối ren, nhân dân bất bình.</w:t>
+      </w:r>
+    </w:p>
+    <w:p>
+      <w:pPr>
+        <w:widowControl/>
+        <w:shd w:val="clear" w:color="auto" w:fill="FFFFFF"/>
+        <w:autoSpaceDE/>
+        <w:autoSpaceDN/>
+        <w:spacing w:after="100" w:afterAutospacing="1"/>
+        <w:rPr>
+          <w:color w:val="212529"/>
+          <w:sz w:val="26"/>
+          <w:szCs w:val="26"/>
+          <w:lang w:val="en-US"/>
+        </w:rPr>
+      </w:pPr>
+      <w:r>
+        <w:rPr>
+          <w:color w:val="212529"/>
+          <w:sz w:val="26"/>
+          <w:szCs w:val="26"/>
+          <w:lang w:val="en-US"/>
+        </w:rPr>
         <w:t>D. Muốn biến Đại Việt trở thành nước hùng mạnh nhất khu vực thời bấy giờ.</w:t>
       </w:r>
+    </w:p>
+    <w:p>
+      <w:pPr>
+        <w:widowControl/>
+        <w:shd w:val="clear" w:color="auto" w:fill="FFFFFF"/>
+        <w:autoSpaceDE/>
+        <w:autoSpaceDN/>
+        <w:spacing w:after="100" w:afterAutospacing="1"/>
+        <w:rPr>
+          <w:color w:val="212529"/>
+          <w:sz w:val="26"/>
+          <w:szCs w:val="26"/>
+          <w:lang w:val="en-US"/>
+        </w:rPr>
+      </w:pPr>
     </w:p>
     <w:p>
       <w:pPr>
@@ -6644,11 +5415,20 @@
       </w:pPr>
       <w:r>
         <w:rPr>
-          <w:sz w:val="26"/>
-          <w:szCs w:val="26"/>
-          <w:lang w:val="en-US"/>
-        </w:rPr>
-        <w:t xml:space="preserve">A. rơi vào tình trạng khủng hoảng, suy yếu.   </w:t>
+          <w:b/>
+          <w:sz w:val="26"/>
+          <w:szCs w:val="26"/>
+          <w:lang w:val="en-US"/>
+        </w:rPr>
+        <w:t>A. rơi vào tình trạng khủng hoảng, suy yếu.</w:t>
+      </w:r>
+      <w:r>
+        <w:rPr>
+          <w:sz w:val="26"/>
+          <w:szCs w:val="26"/>
+          <w:lang w:val="en-US"/>
+        </w:rPr>
+        <w:t xml:space="preserve">   </w:t>
       </w:r>
       <w:r>
         <w:rPr>
@@ -6692,6 +5472,21 @@
     </w:p>
     <w:p>
       <w:pPr>
+        <w:widowControl/>
+        <w:autoSpaceDE/>
+        <w:autoSpaceDN/>
+        <w:spacing w:before="100" w:beforeAutospacing="1" w:after="240" w:afterAutospacing="1"/>
+        <w:ind w:right="48"/>
+        <w:jc w:val="both"/>
+        <w:rPr>
+          <w:sz w:val="26"/>
+          <w:szCs w:val="26"/>
+          <w:lang w:val="en-US"/>
+        </w:rPr>
+      </w:pPr>
+    </w:p>
+    <w:p>
+      <w:pPr>
         <w:pStyle w:val="BodyText"/>
         <w:spacing w:line="240" w:lineRule="auto"/>
         <w:ind w:left="0"/>
@@ -6770,7 +5565,6 @@
         <w:rPr>
           <w:sz w:val="26"/>
           <w:szCs w:val="26"/>
-          <w:lang w:val="en-US"/>
         </w:rPr>
         <w:t xml:space="preserve">A. </w:t>
       </w:r>
@@ -6800,7 +5594,6 @@
         <w:rPr>
           <w:sz w:val="26"/>
           <w:szCs w:val="26"/>
-          <w:lang w:val="en-US"/>
         </w:rPr>
         <w:t xml:space="preserve">     B. </w:t>
       </w:r>
@@ -6842,7 +5635,6 @@
         <w:rPr>
           <w:sz w:val="26"/>
           <w:szCs w:val="26"/>
-          <w:lang w:val="en-US"/>
         </w:rPr>
         <w:t xml:space="preserve">C. </w:t>
       </w:r>
@@ -6875,27 +5667,22 @@
           <w:tab w:val="left" w:pos="572"/>
         </w:tabs>
         <w:rPr>
-          <w:sz w:val="26"/>
-          <w:szCs w:val="26"/>
-        </w:rPr>
-      </w:pPr>
-      <w:r>
-        <w:rPr>
-          <w:sz w:val="26"/>
-          <w:szCs w:val="26"/>
-          <w:lang w:val="en-US"/>
-        </w:rPr>
-        <w:t xml:space="preserve">D. </w:t>
-      </w:r>
-      <w:r>
-        <w:rPr>
-          <w:sz w:val="26"/>
-          <w:szCs w:val="26"/>
-        </w:rPr>
-        <w:t>Nhà Hồ không xây dựng được khối đoàn kết dân</w:t>
-      </w:r>
-      <w:r>
-        <w:rPr>
+          <w:b/>
+          <w:sz w:val="26"/>
+          <w:szCs w:val="26"/>
+        </w:rPr>
+      </w:pPr>
+      <w:r>
+        <w:rPr>
+          <w:b/>
+          <w:sz w:val="26"/>
+          <w:szCs w:val="26"/>
+        </w:rPr>
+        <w:t>D. Nhà Hồ không xây dựng được khối đoàn kết dân</w:t>
+      </w:r>
+      <w:r>
+        <w:rPr>
+          <w:b/>
           <w:spacing w:val="-6"/>
           <w:sz w:val="26"/>
           <w:szCs w:val="26"/>
@@ -6904,11 +5691,24 @@
       </w:r>
       <w:r>
         <w:rPr>
+          <w:b/>
           <w:sz w:val="26"/>
           <w:szCs w:val="26"/>
         </w:rPr>
         <w:t>tộc</w:t>
       </w:r>
+    </w:p>
+    <w:p>
+      <w:pPr>
+        <w:tabs>
+          <w:tab w:val="left" w:pos="572"/>
+        </w:tabs>
+        <w:rPr>
+          <w:b/>
+          <w:sz w:val="26"/>
+          <w:szCs w:val="26"/>
+        </w:rPr>
+      </w:pPr>
     </w:p>
     <w:bookmarkEnd w:id="31"/>
     <w:p>
@@ -6932,7 +5732,6 @@
         <w:rPr>
           <w:b/>
           <w:bCs/>
-          <w:lang w:val="en-US"/>
         </w:rPr>
         <w:t>4</w:t>
       </w:r>
@@ -6940,7 +5739,6 @@
         <w:rPr>
           <w:b/>
           <w:bCs/>
-          <w:lang w:val="en-US"/>
         </w:rPr>
         <w:t>5</w:t>
       </w:r>
@@ -7011,30 +5809,40 @@
       </w:r>
       <w:r>
         <w:tab/>
+      </w:r>
+      <w:r>
+        <w:rPr>
+          <w:b/>
+        </w:rPr>
         <w:t>C.</w:t>
       </w:r>
       <w:r>
         <w:rPr>
+          <w:b/>
           <w:spacing w:val="-2"/>
         </w:rPr>
         <w:t xml:space="preserve"> </w:t>
       </w:r>
       <w:r>
+        <w:rPr>
+          <w:b/>
+        </w:rPr>
         <w:t>Hạn</w:t>
       </w:r>
       <w:r>
         <w:rPr>
+          <w:b/>
           <w:spacing w:val="-2"/>
         </w:rPr>
         <w:t xml:space="preserve"> </w:t>
       </w:r>
       <w:r>
+        <w:rPr>
+          <w:b/>
+        </w:rPr>
         <w:t>điền</w:t>
       </w:r>
       <w:r>
-        <w:rPr>
-          <w:lang w:val="en-US"/>
-        </w:rPr>
         <w:t xml:space="preserve">          </w:t>
       </w:r>
       <w:r>
@@ -7046,6 +5854,21 @@
         </w:rPr>
         <w:t xml:space="preserve">điền. </w:t>
       </w:r>
+    </w:p>
+    <w:p>
+      <w:pPr>
+        <w:pStyle w:val="BodyText"/>
+        <w:tabs>
+          <w:tab w:val="left" w:pos="3086"/>
+          <w:tab w:val="left" w:pos="5967"/>
+          <w:tab w:val="left" w:pos="8848"/>
+        </w:tabs>
+        <w:spacing w:line="240" w:lineRule="auto"/>
+        <w:ind w:left="254" w:right="1318"/>
+        <w:rPr>
+          <w:spacing w:val="-3"/>
+        </w:rPr>
+      </w:pPr>
     </w:p>
     <w:p>
       <w:pPr>
@@ -7074,7 +5897,6 @@
         <w:rPr>
           <w:b/>
           <w:bCs/>
-          <w:lang w:val="en-US"/>
         </w:rPr>
         <w:t>4</w:t>
       </w:r>
@@ -7082,7 +5904,6 @@
         <w:rPr>
           <w:b/>
           <w:bCs/>
-          <w:lang w:val="en-US"/>
         </w:rPr>
         <w:t>6</w:t>
       </w:r>
@@ -7189,20 +6010,42 @@
         <w:t>Độ</w:t>
       </w:r>
       <w:r>
-        <w:rPr>
-          <w:lang w:val="en-US"/>
-        </w:rPr>
         <w:t xml:space="preserve">  </w:t>
       </w:r>
       <w:r>
+        <w:rPr>
+          <w:b/>
+        </w:rPr>
         <w:t xml:space="preserve">D. Chu Văn </w:t>
       </w:r>
       <w:r>
         <w:rPr>
+          <w:b/>
           <w:spacing w:val="-5"/>
         </w:rPr>
-        <w:t xml:space="preserve">An. </w:t>
-      </w:r>
+        <w:t>An.</w:t>
+      </w:r>
+      <w:r>
+        <w:rPr>
+          <w:spacing w:val="-5"/>
+        </w:rPr>
+        <w:t xml:space="preserve"> </w:t>
+      </w:r>
+    </w:p>
+    <w:p>
+      <w:pPr>
+        <w:pStyle w:val="BodyText"/>
+        <w:tabs>
+          <w:tab w:val="left" w:pos="3807"/>
+          <w:tab w:val="left" w:pos="6687"/>
+          <w:tab w:val="left" w:pos="9568"/>
+        </w:tabs>
+        <w:spacing w:line="240" w:lineRule="auto"/>
+        <w:ind w:left="254" w:right="201"/>
+        <w:rPr>
+          <w:spacing w:val="-5"/>
+        </w:rPr>
+      </w:pPr>
     </w:p>
     <w:bookmarkEnd w:id="32"/>
     <w:p>
@@ -7212,34 +6055,29 @@
         <w:ind w:left="0"/>
         <w:rPr>
           <w:b/>
-          <w:lang w:val="en-US"/>
-        </w:rPr>
-      </w:pPr>
-      <w:r>
-        <w:rPr>
-          <w:b/>
-          <w:lang w:val="en-US"/>
+        </w:rPr>
+      </w:pPr>
+      <w:r>
+        <w:rPr>
+          <w:b/>
         </w:rPr>
         <w:t xml:space="preserve">Câu </w:t>
       </w:r>
       <w:r>
         <w:rPr>
           <w:b/>
-          <w:lang w:val="en-US"/>
         </w:rPr>
         <w:t>4</w:t>
       </w:r>
       <w:r>
         <w:rPr>
           <w:b/>
-          <w:lang w:val="en-US"/>
         </w:rPr>
         <w:t>7</w:t>
       </w:r>
       <w:r>
         <w:rPr>
           <w:b/>
-          <w:lang w:val="en-US"/>
         </w:rPr>
         <w:t xml:space="preserve">. </w:t>
       </w:r>
@@ -7266,9 +6104,31 @@
         <w:rPr>
           <w:sz w:val="26"/>
           <w:szCs w:val="26"/>
-          <w:lang w:val="en-US"/>
-        </w:rPr>
-        <w:t>A. Chùa Một Cột.      B. Thành nhà Hồ.    C. Kinh thành Huế.   D. Hoàng thành Thăng Long.</w:t>
+        </w:rPr>
+        <w:t xml:space="preserve">A. Chùa Một Cột.      </w:t>
+      </w:r>
+      <w:r>
+        <w:rPr>
+          <w:b/>
+          <w:sz w:val="26"/>
+          <w:szCs w:val="26"/>
+        </w:rPr>
+        <w:t>B. Thành nhà Hồ</w:t>
+      </w:r>
+      <w:r>
+        <w:rPr>
+          <w:sz w:val="26"/>
+          <w:szCs w:val="26"/>
+        </w:rPr>
+        <w:t xml:space="preserve">.    </w:t>
+      </w:r>
+      <w:r>
+        <w:rPr>
+          <w:sz w:val="26"/>
+          <w:szCs w:val="26"/>
+          <w:lang w:val="en-US"/>
+        </w:rPr>
+        <w:t>C. Kinh thành Huế.   D. Hoàng thành Thăng Long.</w:t>
       </w:r>
     </w:p>
     <w:bookmarkEnd w:id="33"/>
@@ -7404,6 +6264,7 @@
       </w:pPr>
       <w:r>
         <w:rPr>
+          <w:b/>
           <w:sz w:val="26"/>
           <w:szCs w:val="26"/>
           <w:lang w:val="en-US"/>
@@ -7412,11 +6273,19 @@
       </w:r>
       <w:r>
         <w:rPr>
+          <w:b/>
           <w:sz w:val="26"/>
           <w:szCs w:val="26"/>
           <w:lang w:val="en-US"/>
         </w:rPr>
         <w:tab/>
+      </w:r>
+      <w:r>
+        <w:rPr>
+          <w:sz w:val="26"/>
+          <w:szCs w:val="26"/>
+          <w:lang w:val="en-US"/>
+        </w:rPr>
         <w:t xml:space="preserve">                D. Lũng Nhai (Thanh Hóa).</w:t>
       </w:r>
     </w:p>
@@ -7600,30 +6469,50 @@
     <w:p>
       <w:pPr>
         <w:pStyle w:val="BodyText"/>
+        <w:numPr>
+          <w:ilvl w:val="0"/>
+          <w:numId w:val="4"/>
+        </w:numPr>
         <w:tabs>
           <w:tab w:val="left" w:pos="5247"/>
         </w:tabs>
         <w:spacing w:line="240" w:lineRule="auto"/>
-        <w:ind w:left="0"/>
-      </w:pPr>
-      <w:r>
-        <w:rPr>
-          <w:lang w:val="en-US"/>
-        </w:rPr>
-        <w:t xml:space="preserve">    D. </w:t>
-      </w:r>
-      <w:r>
+        <w:rPr>
+          <w:b/>
+        </w:rPr>
+      </w:pPr>
+      <w:r>
+        <w:rPr>
+          <w:b/>
+        </w:rPr>
         <w:t>muốn tranh thủ thời gian hòa hoãn để xây dựng lực</w:t>
       </w:r>
       <w:r>
         <w:rPr>
+          <w:b/>
           <w:spacing w:val="-8"/>
         </w:rPr>
         <w:t xml:space="preserve"> </w:t>
       </w:r>
       <w:r>
+        <w:rPr>
+          <w:b/>
+        </w:rPr>
         <w:t>lượng</w:t>
       </w:r>
+    </w:p>
+    <w:p>
+      <w:pPr>
+        <w:pStyle w:val="BodyText"/>
+        <w:tabs>
+          <w:tab w:val="left" w:pos="5247"/>
+        </w:tabs>
+        <w:spacing w:line="240" w:lineRule="auto"/>
+        <w:ind w:left="571"/>
+        <w:rPr>
+          <w:b/>
+        </w:rPr>
+      </w:pPr>
     </w:p>
     <w:p>
       <w:pPr>
@@ -7636,6 +6525,7 @@
           <w:bCs/>
           <w:sz w:val="26"/>
           <w:szCs w:val="26"/>
+          <w:lang w:val="vi"/>
         </w:rPr>
       </w:pPr>
       <w:bookmarkStart w:id="35" w:name="_Hlk195905819"/>
@@ -7645,6 +6535,7 @@
           <w:bCs/>
           <w:sz w:val="26"/>
           <w:szCs w:val="26"/>
+          <w:lang w:val="vi"/>
         </w:rPr>
         <w:t xml:space="preserve">Câu </w:t>
       </w:r>
@@ -7654,6 +6545,7 @@
           <w:bCs/>
           <w:sz w:val="26"/>
           <w:szCs w:val="26"/>
+          <w:lang w:val="vi"/>
         </w:rPr>
         <w:t>5</w:t>
       </w:r>
@@ -7663,6 +6555,7 @@
           <w:bCs/>
           <w:sz w:val="26"/>
           <w:szCs w:val="26"/>
+          <w:lang w:val="vi"/>
         </w:rPr>
         <w:t>0</w:t>
       </w:r>
@@ -7672,6 +6565,7 @@
           <w:bCs/>
           <w:sz w:val="26"/>
           <w:szCs w:val="26"/>
+          <w:lang w:val="vi"/>
         </w:rPr>
         <w:t>. Năm 1424, Nguyễn Chích đề nghị nghĩa quân Lam Sơn tạm rời núi rừng Thanh Hóa, chuyển quân</w:t>
       </w:r>
@@ -7696,7 +6590,24 @@
           <w:szCs w:val="26"/>
           <w:lang w:val="en-US"/>
         </w:rPr>
-        <w:t xml:space="preserve">A. ra Bắc.   B. vào Nghệ An.   </w:t>
+        <w:t xml:space="preserve">A. ra Bắc.   </w:t>
+      </w:r>
+      <w:r>
+        <w:rPr>
+          <w:b/>
+          <w:sz w:val="26"/>
+          <w:szCs w:val="26"/>
+          <w:lang w:val="en-US"/>
+        </w:rPr>
+        <w:t>B. vào Nghệ An</w:t>
+      </w:r>
+      <w:r>
+        <w:rPr>
+          <w:sz w:val="26"/>
+          <w:szCs w:val="26"/>
+          <w:lang w:val="en-US"/>
+        </w:rPr>
+        <w:t xml:space="preserve">.   </w:t>
       </w:r>
       <w:r>
         <w:rPr>
@@ -7747,550 +6658,18 @@
         <w:t xml:space="preserve">  D. lên núi Chí Linh.</w:t>
       </w:r>
     </w:p>
-    <w:p>
-      <w:pPr>
-        <w:pStyle w:val="Heading1"/>
-        <w:spacing w:before="6"/>
-        <w:ind w:left="0"/>
-      </w:pPr>
-      <w:r>
-        <w:t>II. TỰ LUẬN</w:t>
-      </w:r>
-    </w:p>
-    <w:p>
-      <w:pPr>
-        <w:pStyle w:val="BodyText"/>
-        <w:spacing w:line="240" w:lineRule="auto"/>
-        <w:ind w:left="110"/>
-        <w:rPr>
-          <w:lang w:val="en-US"/>
-        </w:rPr>
-      </w:pPr>
-      <w:r>
-        <w:rPr>
-          <w:b/>
-          <w:bCs/>
-          <w:lang w:val="en-US"/>
-        </w:rPr>
-        <w:t>Câu 1.</w:t>
-      </w:r>
-      <w:r>
-        <w:rPr>
-          <w:lang w:val="en-US"/>
-        </w:rPr>
-        <w:t xml:space="preserve"> Trình bày sự khác biệt khí hậu giữa sườn Đông và sườn Tây dãy Trường Sơn Ô-xtrây-li-a?. giải thích tại sao đại bộ phận diện tích lục địa Ô-xtrây-li-a có khí hậu khô hạn? </w:t>
-      </w:r>
-    </w:p>
-    <w:p>
-      <w:pPr>
-        <w:pStyle w:val="BodyText"/>
-        <w:spacing w:before="88" w:line="240" w:lineRule="auto"/>
-        <w:rPr>
-          <w:lang w:val="en-US"/>
-        </w:rPr>
-      </w:pPr>
-      <w:r>
-        <w:rPr>
-          <w:b/>
-        </w:rPr>
-        <w:t xml:space="preserve">Câu 2. </w:t>
-      </w:r>
-      <w:r>
-        <w:rPr>
-          <w:lang w:val="en-US"/>
-        </w:rPr>
-        <w:t>Cho Bảng số liệu sau</w:t>
-      </w:r>
-    </w:p>
-    <w:p>
-      <w:pPr>
-        <w:pStyle w:val="BodyText"/>
-        <w:spacing w:before="88" w:line="240" w:lineRule="auto"/>
-        <w:jc w:val="center"/>
-        <w:rPr>
-          <w:bCs/>
-          <w:lang w:val="en-US"/>
-        </w:rPr>
-      </w:pPr>
-      <w:r>
-        <w:rPr>
-          <w:bCs/>
-          <w:lang w:val="en-US"/>
-        </w:rPr>
-        <w:t>DIỆN TÍCH RỪNG A-MA-DÔN Ở BRA-XIN GIAI ĐOẠN 1970-2019</w:t>
-      </w:r>
-    </w:p>
-    <w:tbl>
-      <w:tblPr>
-        <w:tblStyle w:val="TableGrid"/>
-        <w:tblW w:w="0" w:type="auto"/>
-        <w:tblInd w:w="279" w:type="dxa"/>
-        <w:tblLook w:val="04A0" w:firstRow="1" w:lastRow="0" w:firstColumn="1" w:lastColumn="0" w:noHBand="0" w:noVBand="1"/>
-      </w:tblPr>
-      <w:tblGrid>
-        <w:gridCol w:w="1984"/>
-        <w:gridCol w:w="1463"/>
-        <w:gridCol w:w="1783"/>
-        <w:gridCol w:w="1783"/>
-        <w:gridCol w:w="1783"/>
-        <w:gridCol w:w="1783"/>
-      </w:tblGrid>
-      <w:tr>
-        <w:trPr>
-          <w:trHeight w:val="443"/>
-        </w:trPr>
-        <w:tc>
-          <w:tcPr>
-            <w:tcW w:w="1984" w:type="dxa"/>
-          </w:tcPr>
-          <w:p>
-            <w:pPr>
-              <w:pStyle w:val="BodyText"/>
-              <w:spacing w:before="88" w:line="240" w:lineRule="auto"/>
-              <w:ind w:left="0"/>
-              <w:jc w:val="center"/>
-              <w:rPr>
-                <w:bCs/>
-                <w:lang w:val="en-US"/>
-              </w:rPr>
-            </w:pPr>
-            <w:r>
-              <w:rPr>
-                <w:bCs/>
-                <w:lang w:val="en-US"/>
-              </w:rPr>
-              <w:t>Năm</w:t>
-            </w:r>
-          </w:p>
-        </w:tc>
-        <w:tc>
-          <w:tcPr>
-            <w:tcW w:w="1463" w:type="dxa"/>
-          </w:tcPr>
-          <w:p>
-            <w:pPr>
-              <w:pStyle w:val="BodyText"/>
-              <w:spacing w:before="88" w:line="240" w:lineRule="auto"/>
-              <w:ind w:left="0"/>
-              <w:jc w:val="center"/>
-              <w:rPr>
-                <w:bCs/>
-                <w:lang w:val="en-US"/>
-              </w:rPr>
-            </w:pPr>
-            <w:r>
-              <w:rPr>
-                <w:bCs/>
-                <w:lang w:val="en-US"/>
-              </w:rPr>
-              <w:t>1970</w:t>
-            </w:r>
-          </w:p>
-        </w:tc>
-        <w:tc>
-          <w:tcPr>
-            <w:tcW w:w="1783" w:type="dxa"/>
-          </w:tcPr>
-          <w:p>
-            <w:pPr>
-              <w:pStyle w:val="BodyText"/>
-              <w:spacing w:before="88" w:line="240" w:lineRule="auto"/>
-              <w:ind w:left="0"/>
-              <w:jc w:val="center"/>
-              <w:rPr>
-                <w:bCs/>
-                <w:lang w:val="en-US"/>
-              </w:rPr>
-            </w:pPr>
-            <w:r>
-              <w:rPr>
-                <w:bCs/>
-                <w:lang w:val="en-US"/>
-              </w:rPr>
-              <w:t>1990</w:t>
-            </w:r>
-          </w:p>
-        </w:tc>
-        <w:tc>
-          <w:tcPr>
-            <w:tcW w:w="1783" w:type="dxa"/>
-          </w:tcPr>
-          <w:p>
-            <w:pPr>
-              <w:pStyle w:val="BodyText"/>
-              <w:spacing w:before="88" w:line="240" w:lineRule="auto"/>
-              <w:ind w:left="0"/>
-              <w:jc w:val="center"/>
-              <w:rPr>
-                <w:bCs/>
-                <w:lang w:val="en-US"/>
-              </w:rPr>
-            </w:pPr>
-            <w:r>
-              <w:rPr>
-                <w:bCs/>
-                <w:lang w:val="en-US"/>
-              </w:rPr>
-              <w:t>2000</w:t>
-            </w:r>
-          </w:p>
-        </w:tc>
-        <w:tc>
-          <w:tcPr>
-            <w:tcW w:w="1783" w:type="dxa"/>
-          </w:tcPr>
-          <w:p>
-            <w:pPr>
-              <w:pStyle w:val="BodyText"/>
-              <w:spacing w:before="88" w:line="240" w:lineRule="auto"/>
-              <w:ind w:left="0"/>
-              <w:jc w:val="center"/>
-              <w:rPr>
-                <w:bCs/>
-                <w:lang w:val="en-US"/>
-              </w:rPr>
-            </w:pPr>
-            <w:r>
-              <w:rPr>
-                <w:bCs/>
-                <w:lang w:val="en-US"/>
-              </w:rPr>
-              <w:t>2010</w:t>
-            </w:r>
-          </w:p>
-        </w:tc>
-        <w:tc>
-          <w:tcPr>
-            <w:tcW w:w="1783" w:type="dxa"/>
-          </w:tcPr>
-          <w:p>
-            <w:pPr>
-              <w:pStyle w:val="BodyText"/>
-              <w:spacing w:before="88" w:line="240" w:lineRule="auto"/>
-              <w:ind w:left="0"/>
-              <w:jc w:val="center"/>
-              <w:rPr>
-                <w:bCs/>
-                <w:lang w:val="en-US"/>
-              </w:rPr>
-            </w:pPr>
-            <w:r>
-              <w:rPr>
-                <w:bCs/>
-                <w:lang w:val="en-US"/>
-              </w:rPr>
-              <w:t>2019</w:t>
-            </w:r>
-          </w:p>
-        </w:tc>
-      </w:tr>
-      <w:tr>
-        <w:trPr>
-          <w:trHeight w:val="431"/>
-        </w:trPr>
-        <w:tc>
-          <w:tcPr>
-            <w:tcW w:w="1984" w:type="dxa"/>
-          </w:tcPr>
-          <w:p>
-            <w:pPr>
-              <w:pStyle w:val="BodyText"/>
-              <w:spacing w:before="88" w:line="240" w:lineRule="auto"/>
-              <w:ind w:left="0"/>
-              <w:jc w:val="center"/>
-              <w:rPr>
-                <w:bCs/>
-                <w:lang w:val="en-US"/>
-              </w:rPr>
-            </w:pPr>
-            <w:r>
-              <w:rPr>
-                <w:bCs/>
-                <w:lang w:val="en-US"/>
-              </w:rPr>
-              <w:t>Diện tích ( triệu km</w:t>
-            </w:r>
-            <w:r>
-              <w:rPr>
-                <w:bCs/>
-                <w:vertAlign w:val="superscript"/>
-                <w:lang w:val="en-US"/>
-              </w:rPr>
-              <w:t>2</w:t>
-            </w:r>
-            <w:r>
-              <w:rPr>
-                <w:bCs/>
-                <w:lang w:val="en-US"/>
-              </w:rPr>
-              <w:t>)</w:t>
-            </w:r>
-          </w:p>
-        </w:tc>
-        <w:tc>
-          <w:tcPr>
-            <w:tcW w:w="1463" w:type="dxa"/>
-          </w:tcPr>
-          <w:p>
-            <w:pPr>
-              <w:pStyle w:val="BodyText"/>
-              <w:spacing w:before="88" w:line="240" w:lineRule="auto"/>
-              <w:ind w:left="0"/>
-              <w:jc w:val="center"/>
-              <w:rPr>
-                <w:bCs/>
-                <w:lang w:val="en-US"/>
-              </w:rPr>
-            </w:pPr>
-            <w:r>
-              <w:rPr>
-                <w:bCs/>
-                <w:lang w:val="en-US"/>
-              </w:rPr>
-              <w:t>4,0</w:t>
-            </w:r>
-          </w:p>
-        </w:tc>
-        <w:tc>
-          <w:tcPr>
-            <w:tcW w:w="1783" w:type="dxa"/>
-          </w:tcPr>
-          <w:p>
-            <w:pPr>
-              <w:pStyle w:val="BodyText"/>
-              <w:spacing w:before="88" w:line="240" w:lineRule="auto"/>
-              <w:ind w:left="0"/>
-              <w:jc w:val="center"/>
-              <w:rPr>
-                <w:bCs/>
-                <w:lang w:val="en-US"/>
-              </w:rPr>
-            </w:pPr>
-            <w:r>
-              <w:rPr>
-                <w:bCs/>
-                <w:lang w:val="en-US"/>
-              </w:rPr>
-              <w:t>3,79</w:t>
-            </w:r>
-          </w:p>
-        </w:tc>
-        <w:tc>
-          <w:tcPr>
-            <w:tcW w:w="1783" w:type="dxa"/>
-          </w:tcPr>
-          <w:p>
-            <w:pPr>
-              <w:pStyle w:val="BodyText"/>
-              <w:spacing w:before="88" w:line="240" w:lineRule="auto"/>
-              <w:ind w:left="0"/>
-              <w:jc w:val="center"/>
-              <w:rPr>
-                <w:bCs/>
-                <w:lang w:val="en-US"/>
-              </w:rPr>
-            </w:pPr>
-            <w:r>
-              <w:rPr>
-                <w:bCs/>
-                <w:lang w:val="en-US"/>
-              </w:rPr>
-              <w:t>3,6</w:t>
-            </w:r>
-          </w:p>
-        </w:tc>
-        <w:tc>
-          <w:tcPr>
-            <w:tcW w:w="1783" w:type="dxa"/>
-          </w:tcPr>
-          <w:p>
-            <w:pPr>
-              <w:pStyle w:val="BodyText"/>
-              <w:spacing w:before="88" w:line="240" w:lineRule="auto"/>
-              <w:ind w:left="0"/>
-              <w:jc w:val="center"/>
-              <w:rPr>
-                <w:bCs/>
-                <w:lang w:val="en-US"/>
-              </w:rPr>
-            </w:pPr>
-            <w:r>
-              <w:rPr>
-                <w:bCs/>
-                <w:lang w:val="en-US"/>
-              </w:rPr>
-              <w:t>3,43</w:t>
-            </w:r>
-          </w:p>
-        </w:tc>
-        <w:tc>
-          <w:tcPr>
-            <w:tcW w:w="1783" w:type="dxa"/>
-          </w:tcPr>
-          <w:p>
-            <w:pPr>
-              <w:pStyle w:val="BodyText"/>
-              <w:spacing w:before="88" w:line="240" w:lineRule="auto"/>
-              <w:ind w:left="0"/>
-              <w:jc w:val="center"/>
-              <w:rPr>
-                <w:bCs/>
-                <w:lang w:val="en-US"/>
-              </w:rPr>
-            </w:pPr>
-            <w:r>
-              <w:rPr>
-                <w:bCs/>
-                <w:lang w:val="en-US"/>
-              </w:rPr>
-              <w:t>3,39</w:t>
-            </w:r>
-          </w:p>
-        </w:tc>
-      </w:tr>
-    </w:tbl>
     <w:p>
       <w:pPr>
         <w:pStyle w:val="BodyText"/>
         <w:spacing w:before="88" w:line="240" w:lineRule="auto"/>
         <w:ind w:left="0"/>
         <w:rPr>
-          <w:lang w:val="en-US"/>
-        </w:rPr>
-      </w:pPr>
-      <w:r>
-        <w:rPr>
-          <w:lang w:val="en-US"/>
-        </w:rPr>
-        <w:t>a. Nhận xét sự thay đổi diện tích rừng A-ma-dôn  của Bra-xin trong giai đoạn trên.</w:t>
-      </w:r>
-    </w:p>
-    <w:p>
-      <w:pPr>
-        <w:pStyle w:val="BodyText"/>
-        <w:spacing w:before="88" w:line="240" w:lineRule="auto"/>
-        <w:ind w:left="0"/>
-        <w:rPr>
-          <w:lang w:val="en-US"/>
-        </w:rPr>
-      </w:pPr>
-      <w:r>
-        <w:rPr>
-          <w:lang w:val="en-US"/>
-        </w:rPr>
-        <w:t>b. Nêu vai trò rừng A-ma-dôn, nguyên nhân của sự thay đổi diện tích rừng? Chỉ ra một số biện pháp bảo vệ rừng a-ma dôn?</w:t>
-      </w:r>
-    </w:p>
-    <w:p>
-      <w:pPr>
-        <w:pStyle w:val="BodyText"/>
-        <w:spacing w:before="88" w:line="240" w:lineRule="auto"/>
-        <w:rPr>
-          <w:lang w:val="en-US"/>
-        </w:rPr>
-      </w:pPr>
-      <w:r>
-        <w:rPr>
-          <w:b/>
-          <w:lang w:val="en-US"/>
-        </w:rPr>
-        <w:t>Câu 3.</w:t>
-      </w:r>
-      <w:r>
-        <w:rPr>
-          <w:lang w:val="en-US"/>
-        </w:rPr>
-        <w:t xml:space="preserve">  Kể tên những trận đánh tiêu biểu của quân, dân nhà Trần trong ba lần kháng chiến chống quân Mông-Nguyên. Cách đánh giặc của nhà Trần trong cuộc kháng chiến lần  thứ Ba có gì giống và khác so với lần thứ  hai?</w:t>
-      </w:r>
-    </w:p>
-    <w:p>
-      <w:pPr>
-        <w:pStyle w:val="BodyText"/>
-        <w:spacing w:line="240" w:lineRule="auto"/>
-        <w:rPr>
-          <w:bCs/>
-          <w:lang w:val="en-US"/>
-        </w:rPr>
-      </w:pPr>
-      <w:r>
-        <w:rPr>
-          <w:b/>
-        </w:rPr>
-        <w:t xml:space="preserve">Câu </w:t>
-      </w:r>
-      <w:r>
-        <w:rPr>
-          <w:b/>
-          <w:lang w:val="en-US"/>
-        </w:rPr>
-        <w:t>4</w:t>
-      </w:r>
-      <w:r>
-        <w:rPr>
-          <w:b/>
-        </w:rPr>
-        <w:t xml:space="preserve">. </w:t>
-      </w:r>
-      <w:r>
-        <w:rPr>
-          <w:bCs/>
-          <w:lang w:val="en-US"/>
-        </w:rPr>
-        <w:t xml:space="preserve">Nguyên nhân thắng lợi và ý nghĩa lịch sử của 3 lần </w:t>
-      </w:r>
-      <w:r>
-        <w:rPr>
-          <w:bCs/>
-        </w:rPr>
-        <w:t>kháng chiến chống quân xâm lược Mông–Nguyên</w:t>
-      </w:r>
-      <w:r>
-        <w:rPr>
-          <w:bCs/>
-          <w:lang w:val="en-US"/>
-        </w:rPr>
-        <w:t xml:space="preserve"> của nhà Trần. Cuộc kháng chiến đã đề lại những bài học quý giá nào cho công cuộc xây dựng và bảo vệ tổ quốc hiện nay?</w:t>
-      </w:r>
-    </w:p>
-    <w:p>
-      <w:pPr>
-        <w:pStyle w:val="BodyText"/>
-        <w:spacing w:line="240" w:lineRule="auto"/>
-        <w:rPr>
-          <w:lang w:val="en-US"/>
-        </w:rPr>
-      </w:pPr>
-      <w:r>
-        <w:rPr>
-          <w:b/>
-          <w:lang w:val="en-US"/>
-        </w:rPr>
-        <w:t>Câu 5.</w:t>
-      </w:r>
-      <w:r>
-        <w:rPr>
-          <w:lang w:val="en-US"/>
-        </w:rPr>
-        <w:t xml:space="preserve"> Đường lối kháng chiến của nhà Hồ chống quân Minh có gì khác so với đường lối kháng chiến của nhà Trần trong ba lần kháng chiến chống quân Mông- Nguyên?</w:t>
-      </w:r>
-    </w:p>
-    <w:p>
-      <w:pPr>
-        <w:pStyle w:val="BodyText"/>
-        <w:spacing w:before="88" w:line="240" w:lineRule="auto"/>
-        <w:jc w:val="center"/>
-        <w:rPr>
-          <w:b/>
-          <w:lang w:val="en-US"/>
-        </w:rPr>
-      </w:pPr>
-      <w:r>
-        <w:rPr>
-          <w:b/>
-          <w:lang w:val="en-US"/>
-        </w:rPr>
-        <w:t>Hết</w:t>
-      </w:r>
+          <w:b/>
+          <w:lang w:val="en-US"/>
+        </w:rPr>
+      </w:pPr>
+      <w:bookmarkStart w:id="36" w:name="_GoBack"/>
+      <w:bookmarkEnd w:id="36"/>
     </w:p>
     <w:p>
       <w:pPr>
@@ -8387,7 +6766,7 @@
 </file>
 
 <file path=word/numbering.xml><?xml version="1.0" encoding="utf-8"?>
-<w:numbering xmlns:wpc="http://schemas.microsoft.com/office/word/2010/wordprocessingCanvas" xmlns:cx="http://schemas.microsoft.com/office/drawing/2014/chartex" xmlns:cx1="http://schemas.microsoft.com/office/drawing/2015/9/8/chartex" xmlns:cx2="http://schemas.microsoft.com/office/drawing/2015/10/21/chartex" xmlns:cx3="http://schemas.microsoft.com/office/drawing/2016/5/9/chartex" xmlns:cx4="http://schemas.microsoft.com/office/drawing/2016/5/10/chartex" xmlns:cx5="http://schemas.microsoft.com/office/drawing/2016/5/11/chartex" xmlns:cx6="http://schemas.microsoft.com/office/drawing/2016/5/12/chartex" xmlns:cx7="http://schemas.microsoft.com/office/drawing/2016/5/13/chartex" xmlns:cx8="http://schemas.microsoft.com/office/drawing/2016/5/14/chartex" xmlns:mc="http://schemas.openxmlformats.org/markup-compatibility/2006" xmlns:aink="http://schemas.microsoft.com/office/drawing/2016/ink" xmlns:am3d="http://schemas.microsoft.com/office/drawing/2017/model3d" xmlns:o="urn:schemas-microsoft-com:office:office" xmlns:r="http://schemas.openxmlformats.org/officeDocument/2006/relationships" xmlns:m="http://schemas.openxmlformats.org/officeDocument/2006/math" xmlns:v="urn:schemas-microsoft-com:vml" xmlns:wp14="http://schemas.microsoft.com/office/word/2010/wordprocessingDrawing" xmlns:wp="http://schemas.openxmlformats.org/drawingml/2006/wordprocessingDrawing" xmlns:w10="urn:schemas-microsoft-com:office:word" xmlns:w="http://schemas.openxmlformats.org/wordprocessingml/2006/main" xmlns:w14="http://schemas.microsoft.com/office/word/2010/wordml" xmlns:w15="http://schemas.microsoft.com/office/word/2012/wordml" xmlns:w16cex="http://schemas.microsoft.com/office/word/2018/wordml/cex" xmlns:w16cid="http://schemas.microsoft.com/office/word/2016/wordml/cid" xmlns:w16="http://schemas.microsoft.com/office/word/2018/wordml" xmlns:w16sdtdh="http://schemas.microsoft.com/office/word/2020/wordml/sdtdatahash" xmlns:w16se="http://schemas.microsoft.com/office/word/2015/wordml/symex" xmlns:wpg="http://schemas.microsoft.com/office/word/2010/wordprocessingGroup" xmlns:wpi="http://schemas.microsoft.com/office/word/2010/wordprocessingInk" xmlns:wne="http://schemas.microsoft.com/office/word/2006/wordml" xmlns:wps="http://schemas.microsoft.com/office/word/2010/wordprocessingShape" mc:Ignorable="w14 w15 w16se w16cid w16 w16cex w16sdtdh wp14">
+<w:numbering xmlns:wpc="http://schemas.microsoft.com/office/word/2010/wordprocessingCanvas" xmlns:cx="http://schemas.microsoft.com/office/drawing/2014/chartex" xmlns:mc="http://schemas.openxmlformats.org/markup-compatibility/2006" xmlns:o="urn:schemas-microsoft-com:office:office" xmlns:r="http://schemas.openxmlformats.org/officeDocument/2006/relationships" xmlns:m="http://schemas.openxmlformats.org/officeDocument/2006/math" xmlns:v="urn:schemas-microsoft-com:vml" xmlns:wp14="http://schemas.microsoft.com/office/word/2010/wordprocessingDrawing" xmlns:wp="http://schemas.openxmlformats.org/drawingml/2006/wordprocessingDrawing" xmlns:w10="urn:schemas-microsoft-com:office:word" xmlns:w="http://schemas.openxmlformats.org/wordprocessingml/2006/main" xmlns:w14="http://schemas.microsoft.com/office/word/2010/wordml" xmlns:w15="http://schemas.microsoft.com/office/word/2012/wordml" xmlns:w16se="http://schemas.microsoft.com/office/word/2015/wordml/symex" xmlns:wpg="http://schemas.microsoft.com/office/word/2010/wordprocessingGroup" xmlns:wpi="http://schemas.microsoft.com/office/word/2010/wordprocessingInk" xmlns:wne="http://schemas.microsoft.com/office/word/2006/wordml" xmlns:wps="http://schemas.microsoft.com/office/word/2010/wordprocessingShape" mc:Ignorable="w14 w15 w16se wp14">
   <w:abstractNum w:abstractNumId="0" w15:restartNumberingAfterBreak="0">
     <w:nsid w:val="01C33842"/>
     <w:multiLevelType w:val="hybridMultilevel"/>
@@ -8870,7 +7249,7 @@
       <w:lvlText w:val="%1."/>
       <w:lvlJc w:val="left"/>
       <w:pPr>
-        <w:ind w:left="571" w:hanging="317"/>
+        <w:ind w:left="317" w:hanging="317"/>
       </w:pPr>
       <w:rPr>
         <w:rFonts w:ascii="Times New Roman" w:eastAsia="Times New Roman" w:hAnsi="Times New Roman" w:cs="Times New Roman" w:hint="default"/>
@@ -11257,7 +9636,7 @@
 </file>
 
 <file path=word/styles.xml><?xml version="1.0" encoding="utf-8"?>
-<w:styles xmlns:mc="http://schemas.openxmlformats.org/markup-compatibility/2006" xmlns:r="http://schemas.openxmlformats.org/officeDocument/2006/relationships" xmlns:w="http://schemas.openxmlformats.org/wordprocessingml/2006/main" xmlns:w14="http://schemas.microsoft.com/office/word/2010/wordml" xmlns:w15="http://schemas.microsoft.com/office/word/2012/wordml" xmlns:w16cex="http://schemas.microsoft.com/office/word/2018/wordml/cex" xmlns:w16cid="http://schemas.microsoft.com/office/word/2016/wordml/cid" xmlns:w16="http://schemas.microsoft.com/office/word/2018/wordml" xmlns:w16sdtdh="http://schemas.microsoft.com/office/word/2020/wordml/sdtdatahash" xmlns:w16se="http://schemas.microsoft.com/office/word/2015/wordml/symex" mc:Ignorable="w14 w15 w16se w16cid w16 w16cex w16sdtdh">
+<w:styles xmlns:mc="http://schemas.openxmlformats.org/markup-compatibility/2006" xmlns:r="http://schemas.openxmlformats.org/officeDocument/2006/relationships" xmlns:w="http://schemas.openxmlformats.org/wordprocessingml/2006/main" xmlns:w14="http://schemas.microsoft.com/office/word/2010/wordml" xmlns:w15="http://schemas.microsoft.com/office/word/2012/wordml" xmlns:w16se="http://schemas.microsoft.com/office/word/2015/wordml/symex" mc:Ignorable="w14 w15 w16se">
   <w:docDefaults>
     <w:rPrDefault>
       <w:rPr>
@@ -11275,7 +9654,7 @@
       </w:pPr>
     </w:pPrDefault>
   </w:docDefaults>
-  <w:latentStyles w:defLockedState="0" w:defUIPriority="99" w:defSemiHidden="0" w:defUnhideWhenUsed="0" w:defQFormat="0" w:count="376">
+  <w:latentStyles w:defLockedState="0" w:defUIPriority="99" w:defSemiHidden="0" w:defUnhideWhenUsed="0" w:defQFormat="0" w:count="371">
     <w:lsdException w:name="Normal" w:uiPriority="0" w:qFormat="1"/>
     <w:lsdException w:name="heading 1" w:uiPriority="9" w:qFormat="1"/>
     <w:lsdException w:name="heading 2" w:semiHidden="1" w:uiPriority="9" w:unhideWhenUsed="1" w:qFormat="1"/>
@@ -11647,11 +10026,6 @@
     <w:lsdException w:name="List Table 5 Dark Accent 6" w:uiPriority="50"/>
     <w:lsdException w:name="List Table 6 Colorful Accent 6" w:uiPriority="51"/>
     <w:lsdException w:name="List Table 7 Colorful Accent 6" w:uiPriority="52"/>
-    <w:lsdException w:name="Mention" w:semiHidden="1" w:unhideWhenUsed="1"/>
-    <w:lsdException w:name="Smart Hyperlink" w:semiHidden="1" w:unhideWhenUsed="1"/>
-    <w:lsdException w:name="Hashtag" w:semiHidden="1" w:unhideWhenUsed="1"/>
-    <w:lsdException w:name="Unresolved Mention" w:semiHidden="1" w:unhideWhenUsed="1"/>
-    <w:lsdException w:name="Smart Link" w:semiHidden="1" w:unhideWhenUsed="1"/>
   </w:latentStyles>
   <w:style w:type="paragraph" w:default="1" w:styleId="Normal">
     <w:name w:val="Normal"/>
